--- a/Proj02HD-280556-Tereba 2026.docx
+++ b/Proj02HD-280556-Tereba 2026.docx
@@ -40,21 +40,12 @@
           <w:szCs w:val="20"/>
         </w:rPr>
       </w:pPr>
-      <w:proofErr w:type="spellStart"/>
       <w:r>
         <w:rPr>
           <w:sz w:val="20"/>
           <w:szCs w:val="20"/>
         </w:rPr>
-        <w:t>PWr</w:t>
-      </w:r>
-      <w:proofErr w:type="spellEnd"/>
-      <w:r>
-        <w:rPr>
-          <w:sz w:val="20"/>
-          <w:szCs w:val="20"/>
-        </w:rPr>
-        <w:t>. Wydział Informatyki i Telekomunikacji Data: 8.05.2026</w:t>
+        <w:t>PWr. Wydział Informatyki i Telekomunikacji Data: 8.05.2026</w:t>
       </w:r>
     </w:p>
     <w:tbl>
@@ -463,15 +454,7 @@
     </w:p>
     <w:p>
       <w:r>
-        <w:t xml:space="preserve">Analiza wzorców mobilności miejskiej i obciążenia infrastruktury na podstawie systemu Capital </w:t>
-      </w:r>
-      <w:proofErr w:type="spellStart"/>
-      <w:r>
-        <w:t>Bikeshare</w:t>
-      </w:r>
-      <w:proofErr w:type="spellEnd"/>
-      <w:r>
-        <w:t xml:space="preserve"> w Waszyngtonie.</w:t>
+        <w:t>Analiza wzorców mobilności miejskiej i obciążenia infrastruktury na podstawie systemu Capital Bikeshare w Waszyngtonie.</w:t>
       </w:r>
     </w:p>
     <w:p>
@@ -518,21 +501,7 @@
         <w:rPr>
           <w:sz w:val="24"/>
         </w:rPr>
-        <w:t xml:space="preserve">Wybrałem ten temat uważam temat </w:t>
-      </w:r>
-      <w:proofErr w:type="spellStart"/>
-      <w:r>
-        <w:rPr>
-          <w:sz w:val="24"/>
-        </w:rPr>
-        <w:t>mikromobliności</w:t>
-      </w:r>
-      <w:proofErr w:type="spellEnd"/>
-      <w:r>
-        <w:rPr>
-          <w:sz w:val="24"/>
-        </w:rPr>
-        <w:t xml:space="preserve"> za ciekawy i warty uwagi oraz ponieważ w Polsce również trwa rozbudowa infrastruktury rowerowej i coraz więcej osób z niej korzysta. Dla takiej rozbudowy istotne jest aby spełniała potrzeby jej użytkowników i to między innymi one są przedmiotem analizowanych danych.</w:t>
+        <w:t>Wybrałem ten temat uważam temat mikromobliności za ciekawy i warty uwagi oraz ponieważ w Polsce również trwa rozbudowa infrastruktury rowerowej i coraz więcej osób z niej korzysta. Dla takiej rozbudowy istotne jest aby spełniała potrzeby jej użytkowników i to między innymi one są przedmiotem analizowanych danych.</w:t>
       </w:r>
     </w:p>
     <w:p/>
@@ -560,15 +529,7 @@
     </w:p>
     <w:p>
       <w:r>
-        <w:t xml:space="preserve">Dziedzina projektu obejmuje transport miejski oraz dynamicznie rozwijający się sektor </w:t>
-      </w:r>
-      <w:proofErr w:type="spellStart"/>
-      <w:r>
-        <w:t>mikromobilności</w:t>
-      </w:r>
-      <w:proofErr w:type="spellEnd"/>
-      <w:r>
-        <w:t xml:space="preserve">, ze szczególnym uwzględnieniem systemów publicznego współdzielenia </w:t>
+        <w:t xml:space="preserve">Dziedzina projektu obejmuje transport miejski oraz dynamicznie rozwijający się sektor mikromobilności, ze szczególnym uwzględnieniem systemów publicznego współdzielenia </w:t>
       </w:r>
       <w:r>
         <w:t>rowerów</w:t>
@@ -826,25 +787,7 @@
           <w:sz w:val="24"/>
           <w:szCs w:val="24"/>
         </w:rPr>
-        <w:t xml:space="preserve"> </w:t>
-      </w:r>
-      <w:proofErr w:type="spellStart"/>
-      <w:r>
-        <w:rPr>
-          <w:rFonts w:asciiTheme="minorHAnsi" w:eastAsia="Times New Roman" w:hAnsiTheme="minorHAnsi" w:cstheme="minorHAnsi"/>
-          <w:sz w:val="24"/>
-          <w:szCs w:val="24"/>
-        </w:rPr>
-        <w:t>zachowań</w:t>
-      </w:r>
-      <w:proofErr w:type="spellEnd"/>
-      <w:r>
-        <w:rPr>
-          <w:rFonts w:asciiTheme="minorHAnsi" w:eastAsia="Times New Roman" w:hAnsiTheme="minorHAnsi" w:cstheme="minorHAnsi"/>
-          <w:sz w:val="24"/>
-          <w:szCs w:val="24"/>
-        </w:rPr>
-        <w:t xml:space="preserve"> użytkowników</w:t>
+        <w:t xml:space="preserve"> zachowań użytkowników</w:t>
       </w:r>
       <w:r>
         <w:rPr>
@@ -1851,21 +1794,7 @@
               <w:rPr>
                 <w:b/>
               </w:rPr>
-              <w:t xml:space="preserve">Liczba </w:t>
-            </w:r>
-            <w:proofErr w:type="spellStart"/>
-            <w:r>
-              <w:rPr>
-                <w:b/>
-              </w:rPr>
-              <w:t>rek</w:t>
-            </w:r>
-            <w:proofErr w:type="spellEnd"/>
-            <w:r>
-              <w:rPr>
-                <w:b/>
-              </w:rPr>
-              <w:t>.</w:t>
+              <w:t>Liczba rek.</w:t>
             </w:r>
           </w:p>
         </w:tc>
@@ -1956,11 +1885,9 @@
             </w:tcBorders>
           </w:tcPr>
           <w:p>
-            <w:proofErr w:type="spellStart"/>
             <w:r>
               <w:t>Daily_rent_detail</w:t>
             </w:r>
-            <w:proofErr w:type="spellEnd"/>
           </w:p>
         </w:tc>
         <w:tc>
@@ -1974,11 +1901,9 @@
             </w:tcBorders>
           </w:tcPr>
           <w:p>
-            <w:proofErr w:type="spellStart"/>
             <w:r>
               <w:t>Csv</w:t>
             </w:r>
-            <w:proofErr w:type="spellEnd"/>
           </w:p>
         </w:tc>
         <w:tc>
@@ -2064,11 +1989,9 @@
             </w:tcBorders>
           </w:tcPr>
           <w:p>
-            <w:proofErr w:type="spellStart"/>
             <w:r>
               <w:t>Station_list</w:t>
             </w:r>
-            <w:proofErr w:type="spellEnd"/>
           </w:p>
         </w:tc>
         <w:tc>
@@ -2082,11 +2005,9 @@
             </w:tcBorders>
           </w:tcPr>
           <w:p>
-            <w:proofErr w:type="spellStart"/>
             <w:r>
               <w:t>Csv</w:t>
             </w:r>
-            <w:proofErr w:type="spellEnd"/>
           </w:p>
         </w:tc>
         <w:tc>
@@ -2172,11 +2093,9 @@
             </w:tcBorders>
           </w:tcPr>
           <w:p>
-            <w:proofErr w:type="spellStart"/>
             <w:r>
               <w:t>Usage_frequency</w:t>
             </w:r>
-            <w:proofErr w:type="spellEnd"/>
           </w:p>
         </w:tc>
         <w:tc>
@@ -2190,11 +2109,9 @@
             </w:tcBorders>
           </w:tcPr>
           <w:p>
-            <w:proofErr w:type="spellStart"/>
             <w:r>
               <w:t>Csv</w:t>
             </w:r>
-            <w:proofErr w:type="spellEnd"/>
           </w:p>
         </w:tc>
         <w:tc>
@@ -2296,11 +2213,9 @@
             </w:tcBorders>
           </w:tcPr>
           <w:p>
-            <w:proofErr w:type="spellStart"/>
             <w:r>
               <w:t>Csv</w:t>
             </w:r>
-            <w:proofErr w:type="spellEnd"/>
           </w:p>
         </w:tc>
         <w:tc>
@@ -2406,9 +2321,8 @@
           <w:sz w:val="24"/>
           <w:szCs w:val="24"/>
         </w:rPr>
-        <w:t xml:space="preserve">zostały pobrane z platformy </w:t>
-      </w:r>
-      <w:proofErr w:type="spellStart"/>
+        <w:t>zostały pobrane z platformy Kaggle</w:t>
+      </w:r>
       <w:r>
         <w:rPr>
           <w:rFonts w:ascii="Times New Roman" w:eastAsia="Times New Roman" w:hAnsi="Times New Roman" w:cs="Times New Roman"/>
@@ -2416,37 +2330,7 @@
           <w:sz w:val="24"/>
           <w:szCs w:val="24"/>
         </w:rPr>
-        <w:t>Kaggle</w:t>
-      </w:r>
-      <w:proofErr w:type="spellEnd"/>
-      <w:r>
-        <w:rPr>
-          <w:rFonts w:ascii="Times New Roman" w:eastAsia="Times New Roman" w:hAnsi="Times New Roman" w:cs="Times New Roman"/>
-          <w:color w:val="1B2930"/>
-          <w:sz w:val="24"/>
-          <w:szCs w:val="24"/>
-        </w:rPr>
-        <w:t xml:space="preserve"> oraz dodatkowo zbiór danych pogodowych ze strony Open-Meteo, który posiada większą dokładność (dane są zbierane co godzinę) niż zbiór z </w:t>
-      </w:r>
-      <w:proofErr w:type="spellStart"/>
-      <w:r>
-        <w:rPr>
-          <w:rFonts w:ascii="Times New Roman" w:eastAsia="Times New Roman" w:hAnsi="Times New Roman" w:cs="Times New Roman"/>
-          <w:color w:val="1B2930"/>
-          <w:sz w:val="24"/>
-          <w:szCs w:val="24"/>
-        </w:rPr>
-        <w:t>Kaggle</w:t>
-      </w:r>
-      <w:proofErr w:type="spellEnd"/>
-      <w:r>
-        <w:rPr>
-          <w:rFonts w:ascii="Times New Roman" w:eastAsia="Times New Roman" w:hAnsi="Times New Roman" w:cs="Times New Roman"/>
-          <w:color w:val="1B2930"/>
-          <w:sz w:val="24"/>
-          <w:szCs w:val="24"/>
-        </w:rPr>
-        <w:t xml:space="preserve"> (posiada on tylko dane dzienne).</w:t>
+        <w:t xml:space="preserve"> oraz dodatkowo zbiór danych pogodowych ze strony Open-Meteo, który posiada większą dokładność (dane są zbierane co godzinę) niż zbiór z Kaggle (posiada on tylko dane dzienne).</w:t>
       </w:r>
     </w:p>
     <w:p>
@@ -2645,21 +2529,12 @@
                 <w:lang w:val="en-US"/>
               </w:rPr>
             </w:pPr>
-            <w:proofErr w:type="spellStart"/>
             <w:r>
               <w:rPr>
                 <w:rFonts w:asciiTheme="minorHAnsi" w:hAnsiTheme="minorHAnsi" w:cstheme="minorHAnsi"/>
                 <w:lang w:val="en-US"/>
               </w:rPr>
-              <w:t>Plik</w:t>
-            </w:r>
-            <w:proofErr w:type="spellEnd"/>
-            <w:r>
-              <w:rPr>
-                <w:rFonts w:asciiTheme="minorHAnsi" w:hAnsiTheme="minorHAnsi" w:cstheme="minorHAnsi"/>
-                <w:lang w:val="en-US"/>
-              </w:rPr>
-              <w:t xml:space="preserve">: </w:t>
+              <w:t xml:space="preserve">Plik: </w:t>
             </w:r>
             <w:r>
               <w:rPr>
@@ -2815,7 +2690,6 @@
                 <w:rFonts w:asciiTheme="minorHAnsi" w:hAnsiTheme="minorHAnsi" w:cstheme="minorHAnsi"/>
               </w:rPr>
             </w:pPr>
-            <w:proofErr w:type="spellStart"/>
             <w:r>
               <w:rPr>
                 <w:rStyle w:val="HTML-kod"/>
@@ -2823,7 +2697,6 @@
               </w:rPr>
               <w:t>end_lat</w:t>
             </w:r>
-            <w:proofErr w:type="spellEnd"/>
           </w:p>
         </w:tc>
         <w:tc>
@@ -2836,14 +2709,12 @@
                 <w:rFonts w:asciiTheme="minorHAnsi" w:hAnsiTheme="minorHAnsi" w:cstheme="minorHAnsi"/>
               </w:rPr>
             </w:pPr>
-            <w:proofErr w:type="spellStart"/>
             <w:r>
               <w:rPr>
                 <w:rFonts w:asciiTheme="minorHAnsi" w:hAnsiTheme="minorHAnsi" w:cstheme="minorHAnsi"/>
               </w:rPr>
               <w:t>float</w:t>
             </w:r>
-            <w:proofErr w:type="spellEnd"/>
           </w:p>
         </w:tc>
         <w:tc>
@@ -3005,7 +2876,6 @@
                 <w:rFonts w:asciiTheme="minorHAnsi" w:hAnsiTheme="minorHAnsi" w:cstheme="minorHAnsi"/>
               </w:rPr>
             </w:pPr>
-            <w:proofErr w:type="spellStart"/>
             <w:r>
               <w:rPr>
                 <w:rStyle w:val="HTML-kod"/>
@@ -3013,7 +2883,6 @@
               </w:rPr>
               <w:t>end_lng</w:t>
             </w:r>
-            <w:proofErr w:type="spellEnd"/>
           </w:p>
         </w:tc>
         <w:tc>
@@ -3026,14 +2895,12 @@
                 <w:rFonts w:asciiTheme="minorHAnsi" w:hAnsiTheme="minorHAnsi" w:cstheme="minorHAnsi"/>
               </w:rPr>
             </w:pPr>
-            <w:proofErr w:type="spellStart"/>
             <w:r>
               <w:rPr>
                 <w:rFonts w:asciiTheme="minorHAnsi" w:hAnsiTheme="minorHAnsi" w:cstheme="minorHAnsi"/>
               </w:rPr>
               <w:t>float</w:t>
             </w:r>
-            <w:proofErr w:type="spellEnd"/>
           </w:p>
         </w:tc>
         <w:tc>
@@ -3195,7 +3062,6 @@
                 <w:rFonts w:asciiTheme="minorHAnsi" w:hAnsiTheme="minorHAnsi" w:cstheme="minorHAnsi"/>
               </w:rPr>
             </w:pPr>
-            <w:proofErr w:type="spellStart"/>
             <w:r>
               <w:rPr>
                 <w:rStyle w:val="HTML-kod"/>
@@ -3203,7 +3069,6 @@
               </w:rPr>
               <w:t>end_station_id</w:t>
             </w:r>
-            <w:proofErr w:type="spellEnd"/>
           </w:p>
         </w:tc>
         <w:tc>
@@ -3216,14 +3081,12 @@
                 <w:rFonts w:asciiTheme="minorHAnsi" w:hAnsiTheme="minorHAnsi" w:cstheme="minorHAnsi"/>
               </w:rPr>
             </w:pPr>
-            <w:proofErr w:type="spellStart"/>
             <w:r>
               <w:rPr>
                 <w:rFonts w:asciiTheme="minorHAnsi" w:hAnsiTheme="minorHAnsi" w:cstheme="minorHAnsi"/>
               </w:rPr>
               <w:t>integer</w:t>
             </w:r>
-            <w:proofErr w:type="spellEnd"/>
           </w:p>
         </w:tc>
         <w:tc>
@@ -3258,16 +3121,8 @@
               <w:rPr>
                 <w:rFonts w:asciiTheme="minorHAnsi" w:hAnsiTheme="minorHAnsi" w:cstheme="minorHAnsi"/>
               </w:rPr>
-              <w:t xml:space="preserve">Może być wartością NULL jeśli przejazd zakończył się poza stacją, w przeciwnym wypadku musi istnieć w tabeli </w:t>
-            </w:r>
-            <w:proofErr w:type="spellStart"/>
-            <w:r>
-              <w:rPr>
-                <w:rFonts w:asciiTheme="minorHAnsi" w:hAnsiTheme="minorHAnsi" w:cstheme="minorHAnsi"/>
-              </w:rPr>
-              <w:t>station_list</w:t>
-            </w:r>
-            <w:proofErr w:type="spellEnd"/>
+              <w:t>Może być wartością NULL jeśli przejazd zakończył się poza stacją, w przeciwnym wypadku musi istnieć w tabeli station_list</w:t>
+            </w:r>
             <w:r>
               <w:rPr>
                 <w:rFonts w:asciiTheme="minorHAnsi" w:hAnsiTheme="minorHAnsi" w:cstheme="minorHAnsi"/>
@@ -3309,7 +3164,6 @@
                 <w:rFonts w:asciiTheme="minorHAnsi" w:hAnsiTheme="minorHAnsi" w:cstheme="minorHAnsi"/>
               </w:rPr>
             </w:pPr>
-            <w:proofErr w:type="spellStart"/>
             <w:r>
               <w:rPr>
                 <w:rStyle w:val="HTML-kod"/>
@@ -3317,7 +3171,6 @@
               </w:rPr>
               <w:t>end_station_name</w:t>
             </w:r>
-            <w:proofErr w:type="spellEnd"/>
           </w:p>
         </w:tc>
         <w:tc>
@@ -3377,16 +3230,8 @@
                 <w:rFonts w:asciiTheme="minorHAnsi" w:hAnsiTheme="minorHAnsi" w:cstheme="minorHAnsi"/>
               </w:rPr>
               <w:lastRenderedPageBreak/>
-              <w:t xml:space="preserve">przeciwnym wypadku musi istnieć w tabeli </w:t>
-            </w:r>
-            <w:proofErr w:type="spellStart"/>
-            <w:r>
-              <w:rPr>
-                <w:rFonts w:asciiTheme="minorHAnsi" w:hAnsiTheme="minorHAnsi" w:cstheme="minorHAnsi"/>
-              </w:rPr>
-              <w:t>station_list</w:t>
-            </w:r>
-            <w:proofErr w:type="spellEnd"/>
+              <w:t>przeciwnym wypadku musi istnieć w tabeli station_list</w:t>
+            </w:r>
             <w:r>
               <w:rPr>
                 <w:rFonts w:asciiTheme="minorHAnsi" w:hAnsiTheme="minorHAnsi" w:cstheme="minorHAnsi"/>
@@ -3429,7 +3274,6 @@
                 <w:rFonts w:asciiTheme="minorHAnsi" w:hAnsiTheme="minorHAnsi" w:cstheme="minorHAnsi"/>
               </w:rPr>
             </w:pPr>
-            <w:proofErr w:type="spellStart"/>
             <w:r>
               <w:rPr>
                 <w:rStyle w:val="HTML-kod"/>
@@ -3437,7 +3281,6 @@
               </w:rPr>
               <w:t>ended_at</w:t>
             </w:r>
-            <w:proofErr w:type="spellEnd"/>
           </w:p>
         </w:tc>
         <w:tc>
@@ -3450,14 +3293,12 @@
                 <w:rFonts w:asciiTheme="minorHAnsi" w:hAnsiTheme="minorHAnsi" w:cstheme="minorHAnsi"/>
               </w:rPr>
             </w:pPr>
-            <w:proofErr w:type="spellStart"/>
             <w:r>
               <w:rPr>
                 <w:rFonts w:asciiTheme="minorHAnsi" w:hAnsiTheme="minorHAnsi" w:cstheme="minorHAnsi"/>
               </w:rPr>
               <w:t>datetime</w:t>
             </w:r>
-            <w:proofErr w:type="spellEnd"/>
           </w:p>
         </w:tc>
         <w:tc>
@@ -3500,7 +3341,6 @@
               </w:rPr>
               <w:t xml:space="preserve">Wartość musi być późniejsza niż </w:t>
             </w:r>
-            <w:proofErr w:type="spellStart"/>
             <w:r>
               <w:rPr>
                 <w:rStyle w:val="HTML-kod"/>
@@ -3508,7 +3348,6 @@
               </w:rPr>
               <w:t>started_at</w:t>
             </w:r>
-            <w:proofErr w:type="spellEnd"/>
             <w:r>
               <w:t xml:space="preserve"> oraz mieścić się w przedziale od maja 2020 do sierpnia 2024</w:t>
             </w:r>
@@ -3547,7 +3386,6 @@
                 <w:rFonts w:asciiTheme="minorHAnsi" w:hAnsiTheme="minorHAnsi" w:cstheme="minorHAnsi"/>
               </w:rPr>
             </w:pPr>
-            <w:proofErr w:type="spellStart"/>
             <w:r>
               <w:rPr>
                 <w:rStyle w:val="HTML-kod"/>
@@ -3555,7 +3393,6 @@
               </w:rPr>
               <w:t>member_casual</w:t>
             </w:r>
-            <w:proofErr w:type="spellEnd"/>
           </w:p>
         </w:tc>
         <w:tc>
@@ -3616,7 +3453,6 @@
               </w:rPr>
               <w:t xml:space="preserve">rzyjmuje tylko dwie wartości dopuszczalne: </w:t>
             </w:r>
-            <w:proofErr w:type="spellStart"/>
             <w:r>
               <w:rPr>
                 <w:rStyle w:val="HTML-kod"/>
@@ -3624,7 +3460,6 @@
               </w:rPr>
               <w:t>member</w:t>
             </w:r>
-            <w:proofErr w:type="spellEnd"/>
             <w:r>
               <w:rPr>
                 <w:rFonts w:asciiTheme="minorHAnsi" w:hAnsiTheme="minorHAnsi" w:cstheme="minorHAnsi"/>
@@ -3679,7 +3514,6 @@
                 <w:rFonts w:asciiTheme="minorHAnsi" w:hAnsiTheme="minorHAnsi" w:cstheme="minorHAnsi"/>
               </w:rPr>
             </w:pPr>
-            <w:proofErr w:type="spellStart"/>
             <w:r>
               <w:rPr>
                 <w:rStyle w:val="HTML-kod"/>
@@ -3687,7 +3521,6 @@
               </w:rPr>
               <w:t>ridable_type</w:t>
             </w:r>
-            <w:proofErr w:type="spellEnd"/>
           </w:p>
         </w:tc>
         <w:tc>
@@ -3754,7 +3587,6 @@
               </w:rPr>
               <w:t xml:space="preserve">: </w:t>
             </w:r>
-            <w:proofErr w:type="spellStart"/>
             <w:r>
               <w:rPr>
                 <w:rStyle w:val="HTML-kod"/>
@@ -3762,14 +3594,12 @@
               </w:rPr>
               <w:t>docked_bike</w:t>
             </w:r>
-            <w:proofErr w:type="spellEnd"/>
             <w:r>
               <w:rPr>
                 <w:rFonts w:asciiTheme="minorHAnsi" w:hAnsiTheme="minorHAnsi" w:cstheme="minorHAnsi"/>
               </w:rPr>
               <w:t xml:space="preserve">, </w:t>
             </w:r>
-            <w:proofErr w:type="spellStart"/>
             <w:r>
               <w:rPr>
                 <w:rStyle w:val="HTML-kod"/>
@@ -3777,14 +3607,12 @@
               </w:rPr>
               <w:t>electric_bike</w:t>
             </w:r>
-            <w:proofErr w:type="spellEnd"/>
             <w:r>
               <w:rPr>
                 <w:rFonts w:asciiTheme="minorHAnsi" w:hAnsiTheme="minorHAnsi" w:cstheme="minorHAnsi"/>
               </w:rPr>
               <w:t xml:space="preserve">, </w:t>
             </w:r>
-            <w:proofErr w:type="spellStart"/>
             <w:r>
               <w:rPr>
                 <w:rStyle w:val="HTML-kod"/>
@@ -3792,7 +3620,6 @@
               </w:rPr>
               <w:t>classic_bike</w:t>
             </w:r>
-            <w:proofErr w:type="spellEnd"/>
             <w:r>
               <w:rPr>
                 <w:rFonts w:asciiTheme="minorHAnsi" w:hAnsiTheme="minorHAnsi" w:cstheme="minorHAnsi"/>
@@ -3834,7 +3661,6 @@
                 <w:rFonts w:asciiTheme="minorHAnsi" w:hAnsiTheme="minorHAnsi" w:cstheme="minorHAnsi"/>
               </w:rPr>
             </w:pPr>
-            <w:proofErr w:type="spellStart"/>
             <w:r>
               <w:rPr>
                 <w:rStyle w:val="HTML-kod"/>
@@ -3842,7 +3668,6 @@
               </w:rPr>
               <w:t>ride_id</w:t>
             </w:r>
-            <w:proofErr w:type="spellEnd"/>
           </w:p>
         </w:tc>
         <w:tc>
@@ -3950,7 +3775,6 @@
                 <w:rFonts w:asciiTheme="minorHAnsi" w:hAnsiTheme="minorHAnsi" w:cstheme="minorHAnsi"/>
               </w:rPr>
             </w:pPr>
-            <w:proofErr w:type="spellStart"/>
             <w:r>
               <w:rPr>
                 <w:rStyle w:val="HTML-kod"/>
@@ -3958,7 +3782,6 @@
               </w:rPr>
               <w:t>start_lat</w:t>
             </w:r>
-            <w:proofErr w:type="spellEnd"/>
           </w:p>
         </w:tc>
         <w:tc>
@@ -3971,14 +3794,12 @@
                 <w:rFonts w:asciiTheme="minorHAnsi" w:hAnsiTheme="minorHAnsi" w:cstheme="minorHAnsi"/>
               </w:rPr>
             </w:pPr>
-            <w:proofErr w:type="spellStart"/>
             <w:r>
               <w:rPr>
                 <w:rFonts w:asciiTheme="minorHAnsi" w:hAnsiTheme="minorHAnsi" w:cstheme="minorHAnsi"/>
               </w:rPr>
               <w:t>float</w:t>
             </w:r>
-            <w:proofErr w:type="spellEnd"/>
           </w:p>
         </w:tc>
         <w:tc>
@@ -4104,7 +3925,6 @@
                 <w:rFonts w:asciiTheme="minorHAnsi" w:hAnsiTheme="minorHAnsi" w:cstheme="minorHAnsi"/>
               </w:rPr>
             </w:pPr>
-            <w:proofErr w:type="spellStart"/>
             <w:r>
               <w:rPr>
                 <w:rStyle w:val="HTML-kod"/>
@@ -4112,7 +3932,6 @@
               </w:rPr>
               <w:t>start_lng</w:t>
             </w:r>
-            <w:proofErr w:type="spellEnd"/>
           </w:p>
         </w:tc>
         <w:tc>
@@ -4125,14 +3944,12 @@
                 <w:rFonts w:asciiTheme="minorHAnsi" w:hAnsiTheme="minorHAnsi" w:cstheme="minorHAnsi"/>
               </w:rPr>
             </w:pPr>
-            <w:proofErr w:type="spellStart"/>
             <w:r>
               <w:rPr>
                 <w:rFonts w:asciiTheme="minorHAnsi" w:hAnsiTheme="minorHAnsi" w:cstheme="minorHAnsi"/>
               </w:rPr>
               <w:t>float</w:t>
             </w:r>
-            <w:proofErr w:type="spellEnd"/>
           </w:p>
         </w:tc>
         <w:tc>
@@ -4246,7 +4063,6 @@
                 <w:rFonts w:asciiTheme="minorHAnsi" w:hAnsiTheme="minorHAnsi" w:cstheme="minorHAnsi"/>
               </w:rPr>
             </w:pPr>
-            <w:proofErr w:type="spellStart"/>
             <w:r>
               <w:rPr>
                 <w:rStyle w:val="HTML-kod"/>
@@ -4254,7 +4070,6 @@
               </w:rPr>
               <w:t>start_station_id</w:t>
             </w:r>
-            <w:proofErr w:type="spellEnd"/>
           </w:p>
         </w:tc>
         <w:tc>
@@ -4267,14 +4082,12 @@
                 <w:rFonts w:asciiTheme="minorHAnsi" w:hAnsiTheme="minorHAnsi" w:cstheme="minorHAnsi"/>
               </w:rPr>
             </w:pPr>
-            <w:proofErr w:type="spellStart"/>
             <w:r>
               <w:rPr>
                 <w:rFonts w:asciiTheme="minorHAnsi" w:hAnsiTheme="minorHAnsi" w:cstheme="minorHAnsi"/>
               </w:rPr>
               <w:t>integer</w:t>
             </w:r>
-            <w:proofErr w:type="spellEnd"/>
           </w:p>
         </w:tc>
         <w:tc>
@@ -4309,16 +4122,8 @@
               <w:rPr>
                 <w:rFonts w:asciiTheme="minorHAnsi" w:hAnsiTheme="minorHAnsi" w:cstheme="minorHAnsi"/>
               </w:rPr>
-              <w:t xml:space="preserve">Może być wartością NULL jeśli przejazd rozpoczął się poza stacją, w przeciwnym wypadku musi istnieć w tabeli </w:t>
-            </w:r>
-            <w:proofErr w:type="spellStart"/>
-            <w:r>
-              <w:rPr>
-                <w:rFonts w:asciiTheme="minorHAnsi" w:hAnsiTheme="minorHAnsi" w:cstheme="minorHAnsi"/>
-              </w:rPr>
-              <w:t>station_list</w:t>
-            </w:r>
-            <w:proofErr w:type="spellEnd"/>
+              <w:t>Może być wartością NULL jeśli przejazd rozpoczął się poza stacją, w przeciwnym wypadku musi istnieć w tabeli station_list</w:t>
+            </w:r>
           </w:p>
         </w:tc>
       </w:tr>
@@ -4355,7 +4160,6 @@
                 <w:rFonts w:asciiTheme="minorHAnsi" w:hAnsiTheme="minorHAnsi" w:cstheme="minorHAnsi"/>
               </w:rPr>
             </w:pPr>
-            <w:proofErr w:type="spellStart"/>
             <w:r>
               <w:rPr>
                 <w:rStyle w:val="HTML-kod"/>
@@ -4363,7 +4167,6 @@
               </w:rPr>
               <w:t>start_station_name</w:t>
             </w:r>
-            <w:proofErr w:type="spellEnd"/>
           </w:p>
         </w:tc>
         <w:tc>
@@ -4416,16 +4219,8 @@
               <w:rPr>
                 <w:rFonts w:asciiTheme="minorHAnsi" w:hAnsiTheme="minorHAnsi" w:cstheme="minorHAnsi"/>
               </w:rPr>
-              <w:t xml:space="preserve">Może być wartością NULL jeśli przejazd rozpoczął się poza stacją, w przeciwnym wypadku musi istnieć w tabeli </w:t>
-            </w:r>
-            <w:proofErr w:type="spellStart"/>
-            <w:r>
-              <w:rPr>
-                <w:rFonts w:asciiTheme="minorHAnsi" w:hAnsiTheme="minorHAnsi" w:cstheme="minorHAnsi"/>
-              </w:rPr>
-              <w:t>station_list</w:t>
-            </w:r>
-            <w:proofErr w:type="spellEnd"/>
+              <w:t>Może być wartością NULL jeśli przejazd rozpoczął się poza stacją, w przeciwnym wypadku musi istnieć w tabeli station_list</w:t>
+            </w:r>
           </w:p>
         </w:tc>
       </w:tr>
@@ -4461,7 +4256,6 @@
                 <w:rFonts w:asciiTheme="minorHAnsi" w:hAnsiTheme="minorHAnsi" w:cstheme="minorHAnsi"/>
               </w:rPr>
             </w:pPr>
-            <w:proofErr w:type="spellStart"/>
             <w:r>
               <w:rPr>
                 <w:rStyle w:val="HTML-kod"/>
@@ -4469,7 +4263,6 @@
               </w:rPr>
               <w:t>started_at</w:t>
             </w:r>
-            <w:proofErr w:type="spellEnd"/>
           </w:p>
         </w:tc>
         <w:tc>
@@ -4482,14 +4275,12 @@
                 <w:rFonts w:asciiTheme="minorHAnsi" w:hAnsiTheme="minorHAnsi" w:cstheme="minorHAnsi"/>
               </w:rPr>
             </w:pPr>
-            <w:proofErr w:type="spellStart"/>
             <w:r>
               <w:rPr>
                 <w:rFonts w:asciiTheme="minorHAnsi" w:hAnsiTheme="minorHAnsi" w:cstheme="minorHAnsi"/>
               </w:rPr>
               <w:t>datetime</w:t>
             </w:r>
-            <w:proofErr w:type="spellEnd"/>
           </w:p>
         </w:tc>
         <w:tc>
@@ -4532,7 +4323,6 @@
               </w:rPr>
               <w:t xml:space="preserve">Wartość musi być wcześniejsza niż </w:t>
             </w:r>
-            <w:proofErr w:type="spellStart"/>
             <w:r>
               <w:rPr>
                 <w:rStyle w:val="HTML-kod"/>
@@ -4540,7 +4330,6 @@
               </w:rPr>
               <w:t>ended_at</w:t>
             </w:r>
-            <w:proofErr w:type="spellEnd"/>
             <w:r>
               <w:t xml:space="preserve"> oraz mieścić się w przedziale od maja 2020 do sierpnia 2024</w:t>
             </w:r>
@@ -4581,21 +4370,12 @@
                 <w:lang w:val="en-US"/>
               </w:rPr>
             </w:pPr>
-            <w:proofErr w:type="spellStart"/>
             <w:r>
               <w:rPr>
                 <w:rFonts w:asciiTheme="minorHAnsi" w:hAnsiTheme="minorHAnsi" w:cstheme="minorHAnsi"/>
                 <w:lang w:val="en-US"/>
               </w:rPr>
-              <w:t>Plik</w:t>
-            </w:r>
-            <w:proofErr w:type="spellEnd"/>
-            <w:r>
-              <w:rPr>
-                <w:rFonts w:asciiTheme="minorHAnsi" w:hAnsiTheme="minorHAnsi" w:cstheme="minorHAnsi"/>
-                <w:lang w:val="en-US"/>
-              </w:rPr>
-              <w:t>: station_list</w:t>
+              <w:t>Plik: station_list</w:t>
             </w:r>
             <w:r>
               <w:rPr>
@@ -4753,7 +4533,6 @@
                 <w:rFonts w:asciiTheme="minorHAnsi" w:hAnsiTheme="minorHAnsi" w:cstheme="minorHAnsi"/>
               </w:rPr>
             </w:pPr>
-            <w:proofErr w:type="spellStart"/>
             <w:r>
               <w:rPr>
                 <w:rStyle w:val="HTML-kod"/>
@@ -4761,7 +4540,6 @@
               </w:rPr>
               <w:t>station_id</w:t>
             </w:r>
-            <w:proofErr w:type="spellEnd"/>
           </w:p>
         </w:tc>
         <w:tc>
@@ -4774,14 +4552,12 @@
                 <w:rFonts w:asciiTheme="minorHAnsi" w:hAnsiTheme="minorHAnsi" w:cstheme="minorHAnsi"/>
               </w:rPr>
             </w:pPr>
-            <w:proofErr w:type="spellStart"/>
             <w:r>
               <w:rPr>
                 <w:rFonts w:asciiTheme="minorHAnsi" w:hAnsiTheme="minorHAnsi" w:cstheme="minorHAnsi"/>
               </w:rPr>
               <w:t>integer</w:t>
             </w:r>
-            <w:proofErr w:type="spellEnd"/>
           </w:p>
         </w:tc>
         <w:tc>
@@ -4881,7 +4657,6 @@
                 <w:rFonts w:asciiTheme="minorHAnsi" w:hAnsiTheme="minorHAnsi" w:cstheme="minorHAnsi"/>
               </w:rPr>
             </w:pPr>
-            <w:proofErr w:type="spellStart"/>
             <w:r>
               <w:rPr>
                 <w:rStyle w:val="HTML-kod"/>
@@ -4889,7 +4664,6 @@
               </w:rPr>
               <w:t>station_name</w:t>
             </w:r>
-            <w:proofErr w:type="spellEnd"/>
           </w:p>
         </w:tc>
         <w:tc>
@@ -4981,21 +4755,12 @@
                 <w:lang w:val="en-US"/>
               </w:rPr>
             </w:pPr>
-            <w:proofErr w:type="spellStart"/>
             <w:r>
               <w:rPr>
                 <w:rFonts w:asciiTheme="minorHAnsi" w:hAnsiTheme="minorHAnsi" w:cstheme="minorHAnsi"/>
                 <w:lang w:val="en-US"/>
               </w:rPr>
-              <w:t>Plik</w:t>
-            </w:r>
-            <w:proofErr w:type="spellEnd"/>
-            <w:r>
-              <w:rPr>
-                <w:rFonts w:asciiTheme="minorHAnsi" w:hAnsiTheme="minorHAnsi" w:cstheme="minorHAnsi"/>
-                <w:lang w:val="en-US"/>
-              </w:rPr>
-              <w:t>: usage_frequency</w:t>
+              <w:t>Plik: usage_frequency</w:t>
             </w:r>
             <w:r>
               <w:rPr>
@@ -5149,7 +4914,6 @@
                 <w:rFonts w:asciiTheme="minorHAnsi" w:hAnsiTheme="minorHAnsi" w:cstheme="minorHAnsi"/>
               </w:rPr>
             </w:pPr>
-            <w:proofErr w:type="spellStart"/>
             <w:r>
               <w:rPr>
                 <w:rStyle w:val="HTML-kod"/>
@@ -5157,7 +4921,6 @@
               </w:rPr>
               <w:t>date</w:t>
             </w:r>
-            <w:proofErr w:type="spellEnd"/>
           </w:p>
         </w:tc>
         <w:tc>
@@ -5170,14 +4933,12 @@
                 <w:rFonts w:asciiTheme="minorHAnsi" w:hAnsiTheme="minorHAnsi" w:cstheme="minorHAnsi"/>
               </w:rPr>
             </w:pPr>
-            <w:proofErr w:type="spellStart"/>
             <w:r>
               <w:rPr>
                 <w:rFonts w:asciiTheme="minorHAnsi" w:hAnsiTheme="minorHAnsi" w:cstheme="minorHAnsi"/>
               </w:rPr>
               <w:t>date</w:t>
             </w:r>
-            <w:proofErr w:type="spellEnd"/>
           </w:p>
         </w:tc>
         <w:tc>
@@ -5258,7 +5019,6 @@
                 <w:rFonts w:asciiTheme="minorHAnsi" w:hAnsiTheme="minorHAnsi" w:cstheme="minorHAnsi"/>
               </w:rPr>
             </w:pPr>
-            <w:proofErr w:type="spellStart"/>
             <w:r>
               <w:rPr>
                 <w:rStyle w:val="HTML-kod"/>
@@ -5266,7 +5026,6 @@
               </w:rPr>
               <w:t>dropoff_counts</w:t>
             </w:r>
-            <w:proofErr w:type="spellEnd"/>
           </w:p>
         </w:tc>
         <w:tc>
@@ -5279,14 +5038,12 @@
                 <w:rFonts w:asciiTheme="minorHAnsi" w:hAnsiTheme="minorHAnsi" w:cstheme="minorHAnsi"/>
               </w:rPr>
             </w:pPr>
-            <w:proofErr w:type="spellStart"/>
             <w:r>
               <w:rPr>
                 <w:rFonts w:asciiTheme="minorHAnsi" w:hAnsiTheme="minorHAnsi" w:cstheme="minorHAnsi"/>
               </w:rPr>
               <w:t>int</w:t>
             </w:r>
-            <w:proofErr w:type="spellEnd"/>
           </w:p>
         </w:tc>
         <w:tc>
@@ -5364,7 +5121,6 @@
                 <w:rFonts w:asciiTheme="minorHAnsi" w:hAnsiTheme="minorHAnsi" w:cstheme="minorHAnsi"/>
               </w:rPr>
             </w:pPr>
-            <w:proofErr w:type="spellStart"/>
             <w:r>
               <w:rPr>
                 <w:rStyle w:val="HTML-kod"/>
@@ -5372,7 +5128,6 @@
               </w:rPr>
               <w:t>pickup_counts</w:t>
             </w:r>
-            <w:proofErr w:type="spellEnd"/>
           </w:p>
         </w:tc>
         <w:tc>
@@ -5385,14 +5140,12 @@
                 <w:rFonts w:asciiTheme="minorHAnsi" w:hAnsiTheme="minorHAnsi" w:cstheme="minorHAnsi"/>
               </w:rPr>
             </w:pPr>
-            <w:proofErr w:type="spellStart"/>
             <w:r>
               <w:rPr>
                 <w:rFonts w:asciiTheme="minorHAnsi" w:hAnsiTheme="minorHAnsi" w:cstheme="minorHAnsi"/>
               </w:rPr>
               <w:t>int</w:t>
             </w:r>
-            <w:proofErr w:type="spellEnd"/>
           </w:p>
         </w:tc>
         <w:tc>
@@ -5464,7 +5217,6 @@
                 <w:rFonts w:asciiTheme="minorHAnsi" w:hAnsiTheme="minorHAnsi" w:cstheme="minorHAnsi"/>
               </w:rPr>
             </w:pPr>
-            <w:proofErr w:type="spellStart"/>
             <w:r>
               <w:rPr>
                 <w:rStyle w:val="HTML-kod"/>
@@ -5472,7 +5224,6 @@
               </w:rPr>
               <w:t>station_name</w:t>
             </w:r>
-            <w:proofErr w:type="spellEnd"/>
           </w:p>
         </w:tc>
         <w:tc>
@@ -5525,16 +5276,8 @@
               <w:rPr>
                 <w:rFonts w:asciiTheme="minorHAnsi" w:hAnsiTheme="minorHAnsi" w:cstheme="minorHAnsi"/>
               </w:rPr>
-              <w:t xml:space="preserve">Wartość obligatoryjna, powinna znajdować się w tabeli </w:t>
-            </w:r>
-            <w:proofErr w:type="spellStart"/>
-            <w:r>
-              <w:rPr>
-                <w:rFonts w:asciiTheme="minorHAnsi" w:hAnsiTheme="minorHAnsi" w:cstheme="minorHAnsi"/>
-              </w:rPr>
-              <w:t>station_list</w:t>
-            </w:r>
-            <w:proofErr w:type="spellEnd"/>
+              <w:t>Wartość obligatoryjna, powinna znajdować się w tabeli station_list</w:t>
+            </w:r>
           </w:p>
         </w:tc>
       </w:tr>
@@ -5652,11 +5395,9 @@
             <w:tcW w:w="1576" w:type="dxa"/>
           </w:tcPr>
           <w:p>
-            <w:proofErr w:type="spellStart"/>
             <w:r>
               <w:t>precipitation</w:t>
             </w:r>
-            <w:proofErr w:type="spellEnd"/>
           </w:p>
         </w:tc>
         <w:tc>
@@ -5664,11 +5405,9 @@
             <w:tcW w:w="1259" w:type="dxa"/>
           </w:tcPr>
           <w:p>
-            <w:proofErr w:type="spellStart"/>
             <w:r>
               <w:t>float</w:t>
             </w:r>
-            <w:proofErr w:type="spellEnd"/>
           </w:p>
         </w:tc>
         <w:tc>
@@ -5727,11 +5466,9 @@
             <w:tcW w:w="1576" w:type="dxa"/>
           </w:tcPr>
           <w:p>
-            <w:proofErr w:type="spellStart"/>
             <w:r>
               <w:t>rain</w:t>
             </w:r>
-            <w:proofErr w:type="spellEnd"/>
           </w:p>
         </w:tc>
         <w:tc>
@@ -5739,11 +5476,9 @@
             <w:tcW w:w="1259" w:type="dxa"/>
           </w:tcPr>
           <w:p>
-            <w:proofErr w:type="spellStart"/>
             <w:r>
               <w:t>float</w:t>
             </w:r>
-            <w:proofErr w:type="spellEnd"/>
           </w:p>
         </w:tc>
         <w:tc>
@@ -5751,13 +5486,8 @@
             <w:tcW w:w="3261" w:type="dxa"/>
           </w:tcPr>
           <w:p>
-            <w:proofErr w:type="spellStart"/>
-            <w:r>
-              <w:t>Ilosć</w:t>
-            </w:r>
-            <w:proofErr w:type="spellEnd"/>
-            <w:r>
-              <w:t xml:space="preserve"> deszczu w przeciągu poprzedniej godziny w milimetrach</w:t>
+            <w:r>
+              <w:t>Ilosć deszczu w przeciągu poprzedniej godziny w milimetrach</w:t>
             </w:r>
           </w:p>
         </w:tc>
@@ -5803,11 +5533,9 @@
                 <w:lang w:val="en-US"/>
               </w:rPr>
             </w:pPr>
-            <w:proofErr w:type="spellStart"/>
             <w:r>
               <w:t>snow_depth</w:t>
             </w:r>
-            <w:proofErr w:type="spellEnd"/>
           </w:p>
         </w:tc>
         <w:tc>
@@ -5820,11 +5548,9 @@
                 <w:lang w:val="en-US"/>
               </w:rPr>
             </w:pPr>
-            <w:proofErr w:type="spellStart"/>
             <w:r>
               <w:t>float</w:t>
             </w:r>
-            <w:proofErr w:type="spellEnd"/>
           </w:p>
         </w:tc>
         <w:tc>
@@ -5832,13 +5558,8 @@
             <w:tcW w:w="3261" w:type="dxa"/>
           </w:tcPr>
           <w:p>
-            <w:proofErr w:type="spellStart"/>
-            <w:r>
-              <w:t>Głebokość</w:t>
-            </w:r>
-            <w:proofErr w:type="spellEnd"/>
-            <w:r>
-              <w:t xml:space="preserve"> śniegu podana w metrach</w:t>
+            <w:r>
+              <w:t>Głebokość śniegu podana w metrach</w:t>
             </w:r>
           </w:p>
         </w:tc>
@@ -5879,11 +5600,9 @@
             <w:tcW w:w="1576" w:type="dxa"/>
           </w:tcPr>
           <w:p>
-            <w:proofErr w:type="spellStart"/>
             <w:r>
               <w:t>snowfall</w:t>
             </w:r>
-            <w:proofErr w:type="spellEnd"/>
           </w:p>
         </w:tc>
         <w:tc>
@@ -5891,11 +5610,9 @@
             <w:tcW w:w="1259" w:type="dxa"/>
           </w:tcPr>
           <w:p>
-            <w:proofErr w:type="spellStart"/>
             <w:r>
               <w:t>float</w:t>
             </w:r>
-            <w:proofErr w:type="spellEnd"/>
           </w:p>
         </w:tc>
         <w:tc>
@@ -5945,11 +5662,9 @@
             <w:tcW w:w="1576" w:type="dxa"/>
           </w:tcPr>
           <w:p>
-            <w:proofErr w:type="spellStart"/>
             <w:r>
               <w:t>temperature</w:t>
             </w:r>
-            <w:proofErr w:type="spellEnd"/>
           </w:p>
         </w:tc>
         <w:tc>
@@ -5957,11 +5672,9 @@
             <w:tcW w:w="1259" w:type="dxa"/>
           </w:tcPr>
           <w:p>
-            <w:proofErr w:type="spellStart"/>
             <w:r>
               <w:t>float</w:t>
             </w:r>
-            <w:proofErr w:type="spellEnd"/>
           </w:p>
         </w:tc>
         <w:tc>
@@ -6018,14 +5731,12 @@
             <w:tcW w:w="1576" w:type="dxa"/>
           </w:tcPr>
           <w:p>
-            <w:proofErr w:type="spellStart"/>
             <w:r>
               <w:rPr>
                 <w:lang w:val="en-US"/>
               </w:rPr>
               <w:t>wind_speed</w:t>
             </w:r>
-            <w:proofErr w:type="spellEnd"/>
           </w:p>
         </w:tc>
         <w:tc>
@@ -6088,11 +5799,9 @@
             <w:tcW w:w="1576" w:type="dxa"/>
           </w:tcPr>
           <w:p>
-            <w:proofErr w:type="spellStart"/>
             <w:r>
               <w:t>time</w:t>
             </w:r>
-            <w:proofErr w:type="spellEnd"/>
           </w:p>
         </w:tc>
         <w:tc>
@@ -6100,14 +5809,12 @@
             <w:tcW w:w="1259" w:type="dxa"/>
           </w:tcPr>
           <w:p>
-            <w:proofErr w:type="spellStart"/>
             <w:r>
               <w:t>date</w:t>
             </w:r>
             <w:r>
               <w:t>time</w:t>
             </w:r>
-            <w:proofErr w:type="spellEnd"/>
           </w:p>
         </w:tc>
         <w:tc>
@@ -6318,23 +6025,13 @@
                 <w:lang w:val="en-US"/>
               </w:rPr>
             </w:pPr>
-            <w:proofErr w:type="spellStart"/>
             <w:r>
               <w:rPr>
                 <w:sz w:val="20"/>
                 <w:szCs w:val="20"/>
                 <w:lang w:val="en-US"/>
               </w:rPr>
-              <w:t>Plik</w:t>
-            </w:r>
-            <w:proofErr w:type="spellEnd"/>
-            <w:r>
-              <w:rPr>
-                <w:sz w:val="20"/>
-                <w:szCs w:val="20"/>
-                <w:lang w:val="en-US"/>
-              </w:rPr>
-              <w:t xml:space="preserve">: </w:t>
+              <w:t xml:space="preserve">Plik: </w:t>
             </w:r>
             <w:r>
               <w:rPr>
@@ -6554,7 +6251,6 @@
                 <w:szCs w:val="20"/>
               </w:rPr>
             </w:pPr>
-            <w:proofErr w:type="spellStart"/>
             <w:r>
               <w:rPr>
                 <w:rStyle w:val="HTML-kod"/>
@@ -6562,7 +6258,6 @@
               </w:rPr>
               <w:t>end_lat</w:t>
             </w:r>
-            <w:proofErr w:type="spellEnd"/>
           </w:p>
         </w:tc>
         <w:tc>
@@ -6577,7 +6272,6 @@
                 <w:szCs w:val="20"/>
               </w:rPr>
             </w:pPr>
-            <w:proofErr w:type="spellStart"/>
             <w:r>
               <w:rPr>
                 <w:rFonts w:asciiTheme="minorHAnsi" w:hAnsiTheme="minorHAnsi" w:cstheme="minorHAnsi"/>
@@ -6586,7 +6280,6 @@
               </w:rPr>
               <w:t>float</w:t>
             </w:r>
-            <w:proofErr w:type="spellEnd"/>
           </w:p>
         </w:tc>
         <w:tc>
@@ -6690,7 +6383,6 @@
                 <w:szCs w:val="20"/>
               </w:rPr>
             </w:pPr>
-            <w:proofErr w:type="spellStart"/>
             <w:r>
               <w:rPr>
                 <w:rStyle w:val="HTML-kod"/>
@@ -6698,7 +6390,6 @@
               </w:rPr>
               <w:t>end_lng</w:t>
             </w:r>
-            <w:proofErr w:type="spellEnd"/>
           </w:p>
         </w:tc>
         <w:tc>
@@ -6713,7 +6404,6 @@
                 <w:szCs w:val="20"/>
               </w:rPr>
             </w:pPr>
-            <w:proofErr w:type="spellStart"/>
             <w:r>
               <w:rPr>
                 <w:rFonts w:asciiTheme="minorHAnsi" w:hAnsiTheme="minorHAnsi" w:cstheme="minorHAnsi"/>
@@ -6722,7 +6412,6 @@
               </w:rPr>
               <w:t>float</w:t>
             </w:r>
-            <w:proofErr w:type="spellEnd"/>
           </w:p>
         </w:tc>
         <w:tc>
@@ -6834,7 +6523,6 @@
                 <w:szCs w:val="20"/>
               </w:rPr>
             </w:pPr>
-            <w:proofErr w:type="spellStart"/>
             <w:r>
               <w:rPr>
                 <w:rStyle w:val="HTML-kod"/>
@@ -6842,7 +6530,6 @@
               </w:rPr>
               <w:t>end_station_id</w:t>
             </w:r>
-            <w:proofErr w:type="spellEnd"/>
           </w:p>
         </w:tc>
         <w:tc>
@@ -6857,7 +6544,6 @@
                 <w:szCs w:val="20"/>
               </w:rPr>
             </w:pPr>
-            <w:proofErr w:type="spellStart"/>
             <w:r>
               <w:rPr>
                 <w:rFonts w:asciiTheme="minorHAnsi" w:hAnsiTheme="minorHAnsi" w:cstheme="minorHAnsi"/>
@@ -6866,7 +6552,6 @@
               </w:rPr>
               <w:t>integer</w:t>
             </w:r>
-            <w:proofErr w:type="spellEnd"/>
           </w:p>
         </w:tc>
         <w:tc>
@@ -6934,23 +6619,7 @@
                 <w:sz w:val="20"/>
                 <w:szCs w:val="20"/>
               </w:rPr>
-              <w:t xml:space="preserve">. Wartości alfanumeryczne nie występują w danych z pliku </w:t>
-            </w:r>
-            <w:proofErr w:type="spellStart"/>
-            <w:r>
-              <w:rPr>
-                <w:sz w:val="20"/>
-                <w:szCs w:val="20"/>
-              </w:rPr>
-              <w:t>station_list</w:t>
-            </w:r>
-            <w:proofErr w:type="spellEnd"/>
-            <w:r>
-              <w:rPr>
-                <w:sz w:val="20"/>
-                <w:szCs w:val="20"/>
-              </w:rPr>
-              <w:t>.</w:t>
+              <w:t>. Wartości alfanumeryczne nie występują w danych z pliku station_list.</w:t>
             </w:r>
           </w:p>
         </w:tc>
@@ -6989,7 +6658,6 @@
                 <w:szCs w:val="20"/>
               </w:rPr>
             </w:pPr>
-            <w:proofErr w:type="spellStart"/>
             <w:r>
               <w:rPr>
                 <w:rStyle w:val="HTML-kod"/>
@@ -6997,7 +6665,6 @@
               </w:rPr>
               <w:t>end_station_name</w:t>
             </w:r>
-            <w:proofErr w:type="spellEnd"/>
           </w:p>
         </w:tc>
         <w:tc>
@@ -7113,7 +6780,6 @@
                 <w:szCs w:val="20"/>
               </w:rPr>
             </w:pPr>
-            <w:proofErr w:type="spellStart"/>
             <w:r>
               <w:rPr>
                 <w:rStyle w:val="HTML-kod"/>
@@ -7121,7 +6787,6 @@
               </w:rPr>
               <w:t>ended_at</w:t>
             </w:r>
-            <w:proofErr w:type="spellEnd"/>
           </w:p>
         </w:tc>
         <w:tc>
@@ -7136,7 +6801,6 @@
                 <w:szCs w:val="20"/>
               </w:rPr>
             </w:pPr>
-            <w:proofErr w:type="spellStart"/>
             <w:r>
               <w:rPr>
                 <w:rFonts w:asciiTheme="minorHAnsi" w:hAnsiTheme="minorHAnsi" w:cstheme="minorHAnsi"/>
@@ -7145,7 +6809,6 @@
               </w:rPr>
               <w:t>datetime</w:t>
             </w:r>
-            <w:proofErr w:type="spellEnd"/>
           </w:p>
         </w:tc>
         <w:tc>
@@ -7267,7 +6930,6 @@
                 <w:szCs w:val="20"/>
               </w:rPr>
             </w:pPr>
-            <w:proofErr w:type="spellStart"/>
             <w:r>
               <w:rPr>
                 <w:rStyle w:val="HTML-kod"/>
@@ -7275,7 +6937,6 @@
               </w:rPr>
               <w:t>member_casual</w:t>
             </w:r>
-            <w:proofErr w:type="spellEnd"/>
           </w:p>
         </w:tc>
         <w:tc>
@@ -7398,7 +7059,6 @@
                 <w:szCs w:val="20"/>
               </w:rPr>
             </w:pPr>
-            <w:proofErr w:type="spellStart"/>
             <w:r>
               <w:rPr>
                 <w:rStyle w:val="HTML-kod"/>
@@ -7406,7 +7066,6 @@
               </w:rPr>
               <w:t>ridable_type</w:t>
             </w:r>
-            <w:proofErr w:type="spellEnd"/>
           </w:p>
         </w:tc>
         <w:tc>
@@ -7536,7 +7195,6 @@
                 <w:szCs w:val="20"/>
               </w:rPr>
             </w:pPr>
-            <w:proofErr w:type="spellStart"/>
             <w:r>
               <w:rPr>
                 <w:rStyle w:val="HTML-kod"/>
@@ -7544,7 +7202,6 @@
               </w:rPr>
               <w:t>ride_id</w:t>
             </w:r>
-            <w:proofErr w:type="spellEnd"/>
           </w:p>
         </w:tc>
         <w:tc>
@@ -7667,7 +7324,6 @@
                 <w:szCs w:val="20"/>
               </w:rPr>
             </w:pPr>
-            <w:proofErr w:type="spellStart"/>
             <w:r>
               <w:rPr>
                 <w:rStyle w:val="HTML-kod"/>
@@ -7675,7 +7331,6 @@
               </w:rPr>
               <w:t>start_lat</w:t>
             </w:r>
-            <w:proofErr w:type="spellEnd"/>
           </w:p>
         </w:tc>
         <w:tc>
@@ -7690,7 +7345,6 @@
                 <w:szCs w:val="20"/>
               </w:rPr>
             </w:pPr>
-            <w:proofErr w:type="spellStart"/>
             <w:r>
               <w:rPr>
                 <w:rFonts w:asciiTheme="minorHAnsi" w:hAnsiTheme="minorHAnsi" w:cstheme="minorHAnsi"/>
@@ -7699,7 +7353,6 @@
               </w:rPr>
               <w:t>float</w:t>
             </w:r>
-            <w:proofErr w:type="spellEnd"/>
           </w:p>
         </w:tc>
         <w:tc>
@@ -7808,7 +7461,6 @@
                 <w:szCs w:val="20"/>
               </w:rPr>
             </w:pPr>
-            <w:proofErr w:type="spellStart"/>
             <w:r>
               <w:rPr>
                 <w:rStyle w:val="HTML-kod"/>
@@ -7816,7 +7468,6 @@
               </w:rPr>
               <w:t>start_lng</w:t>
             </w:r>
-            <w:proofErr w:type="spellEnd"/>
           </w:p>
         </w:tc>
         <w:tc>
@@ -7831,7 +7482,6 @@
                 <w:szCs w:val="20"/>
               </w:rPr>
             </w:pPr>
-            <w:proofErr w:type="spellStart"/>
             <w:r>
               <w:rPr>
                 <w:rFonts w:asciiTheme="minorHAnsi" w:hAnsiTheme="minorHAnsi" w:cstheme="minorHAnsi"/>
@@ -7840,7 +7490,6 @@
               </w:rPr>
               <w:t>float</w:t>
             </w:r>
-            <w:proofErr w:type="spellEnd"/>
           </w:p>
         </w:tc>
         <w:tc>
@@ -7949,7 +7598,6 @@
                 <w:szCs w:val="20"/>
               </w:rPr>
             </w:pPr>
-            <w:proofErr w:type="spellStart"/>
             <w:r>
               <w:rPr>
                 <w:rStyle w:val="HTML-kod"/>
@@ -7957,7 +7605,6 @@
               </w:rPr>
               <w:t>start_station_id</w:t>
             </w:r>
-            <w:proofErr w:type="spellEnd"/>
           </w:p>
         </w:tc>
         <w:tc>
@@ -7972,7 +7619,6 @@
                 <w:szCs w:val="20"/>
               </w:rPr>
             </w:pPr>
-            <w:proofErr w:type="spellStart"/>
             <w:r>
               <w:rPr>
                 <w:rFonts w:asciiTheme="minorHAnsi" w:hAnsiTheme="minorHAnsi" w:cstheme="minorHAnsi"/>
@@ -7981,7 +7627,6 @@
               </w:rPr>
               <w:t>integer</w:t>
             </w:r>
-            <w:proofErr w:type="spellEnd"/>
           </w:p>
         </w:tc>
         <w:tc>
@@ -8048,23 +7693,7 @@
                 <w:sz w:val="20"/>
                 <w:szCs w:val="20"/>
               </w:rPr>
-              <w:t xml:space="preserve">. Wartości alfanumeryczne nie występują w danych z pliku </w:t>
-            </w:r>
-            <w:proofErr w:type="spellStart"/>
-            <w:r>
-              <w:rPr>
-                <w:sz w:val="20"/>
-                <w:szCs w:val="20"/>
-              </w:rPr>
-              <w:t>station_list</w:t>
-            </w:r>
-            <w:proofErr w:type="spellEnd"/>
-            <w:r>
-              <w:rPr>
-                <w:sz w:val="20"/>
-                <w:szCs w:val="20"/>
-              </w:rPr>
-              <w:t>.</w:t>
+              <w:t>. Wartości alfanumeryczne nie występują w danych z pliku station_list.</w:t>
             </w:r>
           </w:p>
         </w:tc>
@@ -8107,7 +7736,6 @@
                 <w:szCs w:val="20"/>
               </w:rPr>
             </w:pPr>
-            <w:proofErr w:type="spellStart"/>
             <w:r>
               <w:rPr>
                 <w:rStyle w:val="HTML-kod"/>
@@ -8115,7 +7743,6 @@
               </w:rPr>
               <w:t>start_station_name</w:t>
             </w:r>
-            <w:proofErr w:type="spellEnd"/>
           </w:p>
         </w:tc>
         <w:tc>
@@ -8231,7 +7858,6 @@
                 <w:szCs w:val="20"/>
               </w:rPr>
             </w:pPr>
-            <w:proofErr w:type="spellStart"/>
             <w:r>
               <w:rPr>
                 <w:rStyle w:val="HTML-kod"/>
@@ -8239,7 +7865,6 @@
               </w:rPr>
               <w:t>started_at</w:t>
             </w:r>
-            <w:proofErr w:type="spellEnd"/>
           </w:p>
         </w:tc>
         <w:tc>
@@ -8254,7 +7879,6 @@
                 <w:szCs w:val="20"/>
               </w:rPr>
             </w:pPr>
-            <w:proofErr w:type="spellStart"/>
             <w:r>
               <w:rPr>
                 <w:rFonts w:asciiTheme="minorHAnsi" w:hAnsiTheme="minorHAnsi" w:cstheme="minorHAnsi"/>
@@ -8263,7 +7887,6 @@
               </w:rPr>
               <w:t>datetime</w:t>
             </w:r>
-            <w:proofErr w:type="spellEnd"/>
           </w:p>
         </w:tc>
         <w:tc>
@@ -8586,7 +8209,6 @@
                 <w:szCs w:val="20"/>
               </w:rPr>
             </w:pPr>
-            <w:proofErr w:type="spellStart"/>
             <w:r>
               <w:rPr>
                 <w:rStyle w:val="HTML-kod"/>
@@ -8594,7 +8216,6 @@
               </w:rPr>
               <w:t>station_id</w:t>
             </w:r>
-            <w:proofErr w:type="spellEnd"/>
           </w:p>
         </w:tc>
         <w:tc>
@@ -8609,7 +8230,6 @@
                 <w:szCs w:val="20"/>
               </w:rPr>
             </w:pPr>
-            <w:proofErr w:type="spellStart"/>
             <w:r>
               <w:rPr>
                 <w:rFonts w:asciiTheme="minorHAnsi" w:hAnsiTheme="minorHAnsi" w:cstheme="minorHAnsi"/>
@@ -8618,7 +8238,6 @@
               </w:rPr>
               <w:t>integer</w:t>
             </w:r>
-            <w:proofErr w:type="spellEnd"/>
           </w:p>
         </w:tc>
         <w:tc>
@@ -8720,7 +8339,6 @@
                 <w:szCs w:val="20"/>
               </w:rPr>
             </w:pPr>
-            <w:proofErr w:type="spellStart"/>
             <w:r>
               <w:rPr>
                 <w:rStyle w:val="HTML-kod"/>
@@ -8728,7 +8346,6 @@
               </w:rPr>
               <w:t>station_name</w:t>
             </w:r>
-            <w:proofErr w:type="spellEnd"/>
           </w:p>
         </w:tc>
         <w:tc>
@@ -9086,7 +8703,6 @@
                 <w:szCs w:val="20"/>
               </w:rPr>
             </w:pPr>
-            <w:proofErr w:type="spellStart"/>
             <w:r>
               <w:rPr>
                 <w:rStyle w:val="HTML-kod"/>
@@ -9094,7 +8710,6 @@
               </w:rPr>
               <w:t>date</w:t>
             </w:r>
-            <w:proofErr w:type="spellEnd"/>
           </w:p>
         </w:tc>
         <w:tc>
@@ -9109,14 +8724,12 @@
                 <w:szCs w:val="20"/>
               </w:rPr>
             </w:pPr>
-            <w:proofErr w:type="spellStart"/>
             <w:r>
               <w:rPr>
                 <w:rFonts w:asciiTheme="minorHAnsi" w:hAnsiTheme="minorHAnsi" w:cstheme="minorHAnsi"/>
               </w:rPr>
               <w:t>date</w:t>
             </w:r>
-            <w:proofErr w:type="spellEnd"/>
           </w:p>
         </w:tc>
         <w:tc>
@@ -9218,7 +8831,6 @@
                 <w:szCs w:val="20"/>
               </w:rPr>
             </w:pPr>
-            <w:proofErr w:type="spellStart"/>
             <w:r>
               <w:rPr>
                 <w:rStyle w:val="HTML-kod"/>
@@ -9226,7 +8838,6 @@
               </w:rPr>
               <w:t>dropoff_counts</w:t>
             </w:r>
-            <w:proofErr w:type="spellEnd"/>
           </w:p>
         </w:tc>
         <w:tc>
@@ -9241,14 +8852,12 @@
                 <w:szCs w:val="20"/>
               </w:rPr>
             </w:pPr>
-            <w:proofErr w:type="spellStart"/>
             <w:r>
               <w:rPr>
                 <w:rFonts w:asciiTheme="minorHAnsi" w:hAnsiTheme="minorHAnsi" w:cstheme="minorHAnsi"/>
               </w:rPr>
               <w:t>int</w:t>
             </w:r>
-            <w:proofErr w:type="spellEnd"/>
           </w:p>
         </w:tc>
         <w:tc>
@@ -9341,7 +8950,6 @@
                 <w:rFonts w:asciiTheme="minorHAnsi" w:eastAsia="Calibri" w:hAnsiTheme="minorHAnsi" w:cstheme="minorHAnsi"/>
               </w:rPr>
             </w:pPr>
-            <w:proofErr w:type="spellStart"/>
             <w:r>
               <w:rPr>
                 <w:rStyle w:val="HTML-kod"/>
@@ -9349,7 +8957,6 @@
               </w:rPr>
               <w:t>pickup_counts</w:t>
             </w:r>
-            <w:proofErr w:type="spellEnd"/>
           </w:p>
         </w:tc>
         <w:tc>
@@ -9362,14 +8969,12 @@
                 <w:rFonts w:asciiTheme="minorHAnsi" w:hAnsiTheme="minorHAnsi" w:cstheme="minorHAnsi"/>
               </w:rPr>
             </w:pPr>
-            <w:proofErr w:type="spellStart"/>
             <w:r>
               <w:rPr>
                 <w:rFonts w:asciiTheme="minorHAnsi" w:hAnsiTheme="minorHAnsi" w:cstheme="minorHAnsi"/>
               </w:rPr>
               <w:t>int</w:t>
             </w:r>
-            <w:proofErr w:type="spellEnd"/>
           </w:p>
         </w:tc>
         <w:tc>
@@ -9462,7 +9067,6 @@
                 <w:rFonts w:asciiTheme="minorHAnsi" w:eastAsia="Calibri" w:hAnsiTheme="minorHAnsi" w:cstheme="minorHAnsi"/>
               </w:rPr>
             </w:pPr>
-            <w:proofErr w:type="spellStart"/>
             <w:r>
               <w:rPr>
                 <w:rStyle w:val="HTML-kod"/>
@@ -9470,7 +9074,6 @@
               </w:rPr>
               <w:t>station_name</w:t>
             </w:r>
-            <w:proofErr w:type="spellEnd"/>
           </w:p>
         </w:tc>
         <w:tc>
@@ -9810,11 +9413,9 @@
                 <w:szCs w:val="20"/>
               </w:rPr>
             </w:pPr>
-            <w:proofErr w:type="spellStart"/>
             <w:r>
               <w:t>precipitation</w:t>
             </w:r>
-            <w:proofErr w:type="spellEnd"/>
           </w:p>
         </w:tc>
         <w:tc>
@@ -9829,11 +9430,9 @@
                 <w:szCs w:val="20"/>
               </w:rPr>
             </w:pPr>
-            <w:proofErr w:type="spellStart"/>
             <w:r>
               <w:t>float</w:t>
             </w:r>
-            <w:proofErr w:type="spellEnd"/>
           </w:p>
         </w:tc>
         <w:tc>
@@ -9927,11 +9526,9 @@
                 <w:szCs w:val="20"/>
               </w:rPr>
             </w:pPr>
-            <w:proofErr w:type="spellStart"/>
             <w:r>
               <w:t>rain</w:t>
             </w:r>
-            <w:proofErr w:type="spellEnd"/>
           </w:p>
         </w:tc>
         <w:tc>
@@ -9946,11 +9543,9 @@
                 <w:szCs w:val="20"/>
               </w:rPr>
             </w:pPr>
-            <w:proofErr w:type="spellStart"/>
             <w:r>
               <w:t>float</w:t>
             </w:r>
-            <w:proofErr w:type="spellEnd"/>
           </w:p>
         </w:tc>
         <w:tc>
@@ -10043,11 +9638,9 @@
                 <w:rFonts w:asciiTheme="minorHAnsi" w:eastAsia="Calibri" w:hAnsiTheme="minorHAnsi" w:cstheme="minorHAnsi"/>
               </w:rPr>
             </w:pPr>
-            <w:proofErr w:type="spellStart"/>
             <w:r>
               <w:t>snow_depth</w:t>
             </w:r>
-            <w:proofErr w:type="spellEnd"/>
           </w:p>
         </w:tc>
         <w:tc>
@@ -10060,11 +9653,9 @@
                 <w:rFonts w:asciiTheme="minorHAnsi" w:hAnsiTheme="minorHAnsi" w:cstheme="minorHAnsi"/>
               </w:rPr>
             </w:pPr>
-            <w:proofErr w:type="spellStart"/>
             <w:r>
               <w:t>float</w:t>
             </w:r>
-            <w:proofErr w:type="spellEnd"/>
           </w:p>
         </w:tc>
         <w:tc>
@@ -10157,11 +9748,9 @@
                 <w:rFonts w:asciiTheme="minorHAnsi" w:eastAsia="Calibri" w:hAnsiTheme="minorHAnsi" w:cstheme="minorHAnsi"/>
               </w:rPr>
             </w:pPr>
-            <w:proofErr w:type="spellStart"/>
             <w:r>
               <w:t>snowfall</w:t>
             </w:r>
-            <w:proofErr w:type="spellEnd"/>
           </w:p>
         </w:tc>
         <w:tc>
@@ -10174,11 +9763,9 @@
                 <w:rFonts w:asciiTheme="minorHAnsi" w:hAnsiTheme="minorHAnsi" w:cstheme="minorHAnsi"/>
               </w:rPr>
             </w:pPr>
-            <w:proofErr w:type="spellStart"/>
             <w:r>
               <w:t>float</w:t>
             </w:r>
-            <w:proofErr w:type="spellEnd"/>
           </w:p>
         </w:tc>
         <w:tc>
@@ -10271,11 +9858,9 @@
                 <w:rFonts w:asciiTheme="minorHAnsi" w:eastAsia="Calibri" w:hAnsiTheme="minorHAnsi" w:cstheme="minorHAnsi"/>
               </w:rPr>
             </w:pPr>
-            <w:proofErr w:type="spellStart"/>
             <w:r>
               <w:t>temperature</w:t>
             </w:r>
-            <w:proofErr w:type="spellEnd"/>
           </w:p>
         </w:tc>
         <w:tc>
@@ -10288,11 +9873,9 @@
                 <w:rFonts w:asciiTheme="minorHAnsi" w:hAnsiTheme="minorHAnsi" w:cstheme="minorHAnsi"/>
               </w:rPr>
             </w:pPr>
-            <w:proofErr w:type="spellStart"/>
             <w:r>
               <w:t>float</w:t>
             </w:r>
-            <w:proofErr w:type="spellEnd"/>
           </w:p>
         </w:tc>
         <w:tc>
@@ -10385,11 +9968,9 @@
                 <w:rFonts w:asciiTheme="minorHAnsi" w:eastAsia="Calibri" w:hAnsiTheme="minorHAnsi" w:cstheme="minorHAnsi"/>
               </w:rPr>
             </w:pPr>
-            <w:proofErr w:type="spellStart"/>
             <w:r>
               <w:t>time</w:t>
             </w:r>
-            <w:proofErr w:type="spellEnd"/>
           </w:p>
         </w:tc>
         <w:tc>
@@ -10402,14 +9983,12 @@
                 <w:rFonts w:asciiTheme="minorHAnsi" w:hAnsiTheme="minorHAnsi" w:cstheme="minorHAnsi"/>
               </w:rPr>
             </w:pPr>
-            <w:proofErr w:type="spellStart"/>
             <w:r>
               <w:t>date</w:t>
             </w:r>
             <w:r>
               <w:t>time</w:t>
             </w:r>
-            <w:proofErr w:type="spellEnd"/>
           </w:p>
         </w:tc>
         <w:tc>
@@ -10502,14 +10081,12 @@
                 <w:rFonts w:asciiTheme="minorHAnsi" w:eastAsia="Calibri" w:hAnsiTheme="minorHAnsi" w:cstheme="minorHAnsi"/>
               </w:rPr>
             </w:pPr>
-            <w:proofErr w:type="spellStart"/>
             <w:r>
               <w:rPr>
                 <w:lang w:val="en-US"/>
               </w:rPr>
               <w:t>wind_speed</w:t>
             </w:r>
-            <w:proofErr w:type="spellEnd"/>
           </w:p>
         </w:tc>
         <w:tc>
@@ -10912,7 +10489,6 @@
                 <w:szCs w:val="22"/>
               </w:rPr>
             </w:pPr>
-            <w:proofErr w:type="spellStart"/>
             <w:r>
               <w:rPr>
                 <w:bCs/>
@@ -10929,7 +10505,6 @@
               </w:rPr>
               <w:t>al</w:t>
             </w:r>
-            <w:proofErr w:type="spellEnd"/>
           </w:p>
         </w:tc>
         <w:tc>
@@ -10951,37 +10526,12 @@
                 <w:szCs w:val="22"/>
               </w:rPr>
             </w:pPr>
-            <w:proofErr w:type="spellStart"/>
             <w:r>
               <w:rPr>
                 <w:sz w:val="22"/>
                 <w:szCs w:val="22"/>
               </w:rPr>
-              <w:t>Duration</w:t>
-            </w:r>
-            <w:proofErr w:type="spellEnd"/>
-            <w:r>
-              <w:rPr>
-                <w:sz w:val="22"/>
-                <w:szCs w:val="22"/>
-              </w:rPr>
-              <w:t xml:space="preserve">, </w:t>
-            </w:r>
-            <w:proofErr w:type="spellStart"/>
-            <w:r>
-              <w:rPr>
-                <w:sz w:val="22"/>
-                <w:szCs w:val="22"/>
-              </w:rPr>
-              <w:t>distance</w:t>
-            </w:r>
-            <w:proofErr w:type="spellEnd"/>
-            <w:r>
-              <w:rPr>
-                <w:sz w:val="22"/>
-                <w:szCs w:val="22"/>
-              </w:rPr>
-              <w:t xml:space="preserve"> </w:t>
+              <w:t xml:space="preserve">Duration, distance </w:t>
             </w:r>
           </w:p>
         </w:tc>
@@ -11307,11 +10857,9 @@
               <w:widowControl w:val="0"/>
               <w:spacing w:after="0" w:line="240" w:lineRule="auto"/>
             </w:pPr>
-            <w:proofErr w:type="spellStart"/>
             <w:r>
               <w:t>Date</w:t>
             </w:r>
-            <w:proofErr w:type="spellEnd"/>
           </w:p>
         </w:tc>
         <w:tc>
@@ -11332,48 +10880,24 @@
                 <w:lang w:val="en-US"/>
               </w:rPr>
             </w:pPr>
-            <w:proofErr w:type="spellStart"/>
             <w:r>
               <w:rPr>
                 <w:lang w:val="en-US"/>
               </w:rPr>
-              <w:t>full_date</w:t>
-            </w:r>
-            <w:proofErr w:type="spellEnd"/>
+              <w:t xml:space="preserve">full_date, </w:t>
+            </w:r>
             <w:r>
               <w:rPr>
                 <w:lang w:val="en-US"/>
               </w:rPr>
-              <w:t xml:space="preserve">, </w:t>
+              <w:t xml:space="preserve">year, month, day_of_week, </w:t>
             </w:r>
             <w:r>
               <w:rPr>
                 <w:lang w:val="en-US"/>
               </w:rPr>
-              <w:t xml:space="preserve">year, month, </w:t>
-            </w:r>
-            <w:proofErr w:type="spellStart"/>
-            <w:r>
-              <w:rPr>
-                <w:lang w:val="en-US"/>
-              </w:rPr>
-              <w:t>day_of_week</w:t>
-            </w:r>
-            <w:proofErr w:type="spellEnd"/>
-            <w:r>
-              <w:rPr>
-                <w:lang w:val="en-US"/>
-              </w:rPr>
-              <w:t xml:space="preserve">, </w:t>
-            </w:r>
-            <w:proofErr w:type="spellStart"/>
-            <w:r>
-              <w:rPr>
-                <w:lang w:val="en-US"/>
-              </w:rPr>
               <w:t>day_type</w:t>
             </w:r>
-            <w:proofErr w:type="spellEnd"/>
             <w:r>
               <w:rPr>
                 <w:lang w:val="en-US"/>
@@ -11558,14 +11082,12 @@
               </w:rPr>
               <w:t xml:space="preserve"> </w:t>
             </w:r>
-            <w:proofErr w:type="spellStart"/>
             <w:r>
               <w:rPr>
                 <w:lang w:val="en-US"/>
               </w:rPr>
               <w:t>part_of_day</w:t>
             </w:r>
-            <w:proofErr w:type="spellEnd"/>
           </w:p>
         </w:tc>
         <w:tc>
@@ -11653,11 +11175,9 @@
               <w:widowControl w:val="0"/>
               <w:spacing w:after="0" w:line="240" w:lineRule="auto"/>
             </w:pPr>
-            <w:proofErr w:type="spellStart"/>
             <w:r>
               <w:t>Location</w:t>
             </w:r>
-            <w:proofErr w:type="spellEnd"/>
           </w:p>
         </w:tc>
         <w:tc>
@@ -11710,7 +11230,6 @@
               </w:rPr>
               <w:t xml:space="preserve">, </w:t>
             </w:r>
-            <w:proofErr w:type="spellStart"/>
             <w:r>
               <w:rPr>
                 <w:lang w:val="en-US"/>
@@ -11723,21 +11242,18 @@
               </w:rPr>
               <w:t>name</w:t>
             </w:r>
-            <w:proofErr w:type="spellEnd"/>
             <w:r>
               <w:rPr>
                 <w:lang w:val="en-US"/>
               </w:rPr>
               <w:t xml:space="preserve">, </w:t>
             </w:r>
-            <w:proofErr w:type="spellStart"/>
             <w:r>
               <w:rPr>
                 <w:lang w:val="en-US"/>
               </w:rPr>
               <w:t>location_type</w:t>
             </w:r>
-            <w:proofErr w:type="spellEnd"/>
           </w:p>
         </w:tc>
         <w:tc>
@@ -11828,11 +11344,9 @@
               <w:widowControl w:val="0"/>
               <w:spacing w:after="0" w:line="240" w:lineRule="auto"/>
             </w:pPr>
-            <w:proofErr w:type="spellStart"/>
             <w:r>
               <w:t>Weather</w:t>
             </w:r>
-            <w:proofErr w:type="spellEnd"/>
           </w:p>
         </w:tc>
         <w:tc>
@@ -11853,7 +11367,6 @@
                 <w:lang w:val="en-US"/>
               </w:rPr>
             </w:pPr>
-            <w:proofErr w:type="spellStart"/>
             <w:r>
               <w:rPr>
                 <w:lang w:val="en-US"/>
@@ -11872,93 +11385,66 @@
               </w:rPr>
               <w:t>_range</w:t>
             </w:r>
-            <w:proofErr w:type="spellEnd"/>
             <w:r>
               <w:rPr>
                 <w:lang w:val="en-US"/>
               </w:rPr>
+              <w:t>, wind</w:t>
+            </w:r>
+            <w:r>
+              <w:rPr>
+                <w:lang w:val="en-US"/>
+              </w:rPr>
+              <w:t>_speed</w:t>
+            </w:r>
+            <w:r>
+              <w:rPr>
+                <w:lang w:val="en-US"/>
+              </w:rPr>
+              <w:t>_range</w:t>
+            </w:r>
+            <w:r>
+              <w:rPr>
+                <w:lang w:val="en-US"/>
+              </w:rPr>
               <w:t xml:space="preserve">, </w:t>
             </w:r>
-            <w:proofErr w:type="spellStart"/>
             <w:r>
               <w:rPr>
                 <w:lang w:val="en-US"/>
               </w:rPr>
-              <w:t>wind</w:t>
+              <w:t>rain</w:t>
             </w:r>
             <w:r>
               <w:rPr>
                 <w:lang w:val="en-US"/>
               </w:rPr>
-              <w:t>_speed</w:t>
+              <w:t>_range</w:t>
             </w:r>
             <w:r>
               <w:rPr>
                 <w:lang w:val="en-US"/>
               </w:rPr>
+              <w:t>, snowfall</w:t>
+            </w:r>
+            <w:r>
+              <w:rPr>
+                <w:lang w:val="en-US"/>
+              </w:rPr>
               <w:t>_range</w:t>
             </w:r>
-            <w:proofErr w:type="spellEnd"/>
             <w:r>
               <w:rPr>
                 <w:lang w:val="en-US"/>
               </w:rPr>
-              <w:t xml:space="preserve">, </w:t>
-            </w:r>
-            <w:proofErr w:type="spellStart"/>
+              <w:t>, snow_depth</w:t>
+            </w:r>
             <w:r>
               <w:rPr>
                 <w:lang w:val="en-US"/>
               </w:rPr>
-              <w:t>rain</w:t>
-            </w:r>
-            <w:r>
-              <w:rPr>
-                <w:lang w:val="en-US"/>
-              </w:rPr>
               <w:t>_range</w:t>
             </w:r>
-            <w:proofErr w:type="spellEnd"/>
-            <w:r>
-              <w:rPr>
-                <w:lang w:val="en-US"/>
-              </w:rPr>
-              <w:t xml:space="preserve">, </w:t>
-            </w:r>
-            <w:proofErr w:type="spellStart"/>
-            <w:r>
-              <w:rPr>
-                <w:lang w:val="en-US"/>
-              </w:rPr>
-              <w:t>snowfall</w:t>
-            </w:r>
-            <w:r>
-              <w:rPr>
-                <w:lang w:val="en-US"/>
-              </w:rPr>
-              <w:t>_range</w:t>
-            </w:r>
-            <w:proofErr w:type="spellEnd"/>
-            <w:r>
-              <w:rPr>
-                <w:lang w:val="en-US"/>
-              </w:rPr>
-              <w:t xml:space="preserve">, </w:t>
-            </w:r>
-            <w:proofErr w:type="spellStart"/>
-            <w:r>
-              <w:rPr>
-                <w:lang w:val="en-US"/>
-              </w:rPr>
-              <w:t>snow_depth</w:t>
-            </w:r>
-            <w:r>
-              <w:rPr>
-                <w:lang w:val="en-US"/>
-              </w:rPr>
-              <w:t>_range</w:t>
-            </w:r>
-            <w:proofErr w:type="spellEnd"/>
           </w:p>
         </w:tc>
         <w:tc>
@@ -12068,14 +11554,12 @@
                 <w:lang w:val="en-US"/>
               </w:rPr>
             </w:pPr>
-            <w:proofErr w:type="spellStart"/>
             <w:r>
               <w:rPr>
                 <w:lang w:val="en-US"/>
               </w:rPr>
               <w:t>member_casual</w:t>
             </w:r>
-            <w:proofErr w:type="spellEnd"/>
           </w:p>
         </w:tc>
         <w:tc>
@@ -12157,11 +11641,9 @@
               <w:widowControl w:val="0"/>
               <w:spacing w:after="0" w:line="240" w:lineRule="auto"/>
             </w:pPr>
-            <w:proofErr w:type="spellStart"/>
             <w:r>
               <w:t>Bike</w:t>
             </w:r>
-            <w:proofErr w:type="spellEnd"/>
           </w:p>
         </w:tc>
         <w:tc>
@@ -12182,7 +11664,6 @@
                 <w:lang w:val="en-US"/>
               </w:rPr>
             </w:pPr>
-            <w:proofErr w:type="spellStart"/>
             <w:r>
               <w:rPr>
                 <w:rStyle w:val="HTML-kod"/>
@@ -12190,7 +11671,6 @@
               </w:rPr>
               <w:t>ridable_type</w:t>
             </w:r>
-            <w:proofErr w:type="spellEnd"/>
           </w:p>
         </w:tc>
         <w:tc>
@@ -12265,25 +11745,23 @@
           <w:sz w:val="24"/>
           <w:szCs w:val="24"/>
         </w:rPr>
-        <w:t xml:space="preserve">Po przeanalizowaniu atrybutów źródła danych oraz ustalonego faktu/faktów i kontekstu analizy zaproponowano wielowymiarowy model konceptualny (rys. 1.). Składa się on z faktów </w:t>
-      </w:r>
-      <w:proofErr w:type="spellStart"/>
+        <w:t>Po przeanalizowaniu atrybutów źródła danych oraz ustalonego faktu/faktów i kontekstu analizy zaproponowano wielowymiarowy model konceptualny (rys. 1.). Składa się on z faktów Rental (wypożyczenie) oraz wymiarów</w:t>
+      </w:r>
       <w:r>
         <w:rPr>
           <w:rFonts w:ascii="Times New Roman" w:eastAsia="Times New Roman" w:hAnsi="Times New Roman" w:cs="Times New Roman"/>
           <w:sz w:val="24"/>
           <w:szCs w:val="24"/>
         </w:rPr>
-        <w:t>Rental</w:t>
-      </w:r>
-      <w:proofErr w:type="spellEnd"/>
+        <w:t>: Date, Time, Location, Weather, Clinet i Bike</w:t>
+      </w:r>
       <w:r>
         <w:rPr>
           <w:rFonts w:ascii="Times New Roman" w:eastAsia="Times New Roman" w:hAnsi="Times New Roman" w:cs="Times New Roman"/>
           <w:sz w:val="24"/>
           <w:szCs w:val="24"/>
         </w:rPr>
-        <w:t xml:space="preserve"> (wypożyczenie) oraz wymiarów</w:t>
+        <w:t>.</w:t>
       </w:r>
       <w:r>
         <w:rPr>
@@ -12291,112 +11769,14 @@
           <w:sz w:val="24"/>
           <w:szCs w:val="24"/>
         </w:rPr>
-        <w:t xml:space="preserve">: </w:t>
-      </w:r>
-      <w:proofErr w:type="spellStart"/>
+        <w:t xml:space="preserve"> </w:t>
+      </w:r>
       <w:r>
         <w:rPr>
           <w:rFonts w:ascii="Times New Roman" w:eastAsia="Times New Roman" w:hAnsi="Times New Roman" w:cs="Times New Roman"/>
           <w:sz w:val="24"/>
           <w:szCs w:val="24"/>
         </w:rPr>
-        <w:t>Date</w:t>
-      </w:r>
-      <w:proofErr w:type="spellEnd"/>
-      <w:r>
-        <w:rPr>
-          <w:rFonts w:ascii="Times New Roman" w:eastAsia="Times New Roman" w:hAnsi="Times New Roman" w:cs="Times New Roman"/>
-          <w:sz w:val="24"/>
-          <w:szCs w:val="24"/>
-        </w:rPr>
-        <w:t xml:space="preserve">, Time, </w:t>
-      </w:r>
-      <w:proofErr w:type="spellStart"/>
-      <w:r>
-        <w:rPr>
-          <w:rFonts w:ascii="Times New Roman" w:eastAsia="Times New Roman" w:hAnsi="Times New Roman" w:cs="Times New Roman"/>
-          <w:sz w:val="24"/>
-          <w:szCs w:val="24"/>
-        </w:rPr>
-        <w:t>Location</w:t>
-      </w:r>
-      <w:proofErr w:type="spellEnd"/>
-      <w:r>
-        <w:rPr>
-          <w:rFonts w:ascii="Times New Roman" w:eastAsia="Times New Roman" w:hAnsi="Times New Roman" w:cs="Times New Roman"/>
-          <w:sz w:val="24"/>
-          <w:szCs w:val="24"/>
-        </w:rPr>
-        <w:t xml:space="preserve">, </w:t>
-      </w:r>
-      <w:proofErr w:type="spellStart"/>
-      <w:r>
-        <w:rPr>
-          <w:rFonts w:ascii="Times New Roman" w:eastAsia="Times New Roman" w:hAnsi="Times New Roman" w:cs="Times New Roman"/>
-          <w:sz w:val="24"/>
-          <w:szCs w:val="24"/>
-        </w:rPr>
-        <w:t>Weather</w:t>
-      </w:r>
-      <w:proofErr w:type="spellEnd"/>
-      <w:r>
-        <w:rPr>
-          <w:rFonts w:ascii="Times New Roman" w:eastAsia="Times New Roman" w:hAnsi="Times New Roman" w:cs="Times New Roman"/>
-          <w:sz w:val="24"/>
-          <w:szCs w:val="24"/>
-        </w:rPr>
-        <w:t xml:space="preserve">, </w:t>
-      </w:r>
-      <w:proofErr w:type="spellStart"/>
-      <w:r>
-        <w:rPr>
-          <w:rFonts w:ascii="Times New Roman" w:eastAsia="Times New Roman" w:hAnsi="Times New Roman" w:cs="Times New Roman"/>
-          <w:sz w:val="24"/>
-          <w:szCs w:val="24"/>
-        </w:rPr>
-        <w:t>Clinet</w:t>
-      </w:r>
-      <w:proofErr w:type="spellEnd"/>
-      <w:r>
-        <w:rPr>
-          <w:rFonts w:ascii="Times New Roman" w:eastAsia="Times New Roman" w:hAnsi="Times New Roman" w:cs="Times New Roman"/>
-          <w:sz w:val="24"/>
-          <w:szCs w:val="24"/>
-        </w:rPr>
-        <w:t xml:space="preserve"> i </w:t>
-      </w:r>
-      <w:proofErr w:type="spellStart"/>
-      <w:r>
-        <w:rPr>
-          <w:rFonts w:ascii="Times New Roman" w:eastAsia="Times New Roman" w:hAnsi="Times New Roman" w:cs="Times New Roman"/>
-          <w:sz w:val="24"/>
-          <w:szCs w:val="24"/>
-        </w:rPr>
-        <w:t>Bike</w:t>
-      </w:r>
-      <w:proofErr w:type="spellEnd"/>
-      <w:r>
-        <w:rPr>
-          <w:rFonts w:ascii="Times New Roman" w:eastAsia="Times New Roman" w:hAnsi="Times New Roman" w:cs="Times New Roman"/>
-          <w:sz w:val="24"/>
-          <w:szCs w:val="24"/>
-        </w:rPr>
-        <w:t>.</w:t>
-      </w:r>
-      <w:r>
-        <w:rPr>
-          <w:rFonts w:ascii="Times New Roman" w:eastAsia="Times New Roman" w:hAnsi="Times New Roman" w:cs="Times New Roman"/>
-          <w:sz w:val="24"/>
-          <w:szCs w:val="24"/>
-        </w:rPr>
-        <w:t xml:space="preserve"> </w:t>
-      </w:r>
-      <w:r>
-        <w:rPr>
-          <w:rFonts w:ascii="Times New Roman" w:eastAsia="Times New Roman" w:hAnsi="Times New Roman" w:cs="Times New Roman"/>
-          <w:sz w:val="24"/>
-          <w:szCs w:val="24"/>
-        </w:rPr>
         <w:t xml:space="preserve">Model ten reprezentowany jest w postaci schematu na rys. 1. . </w:t>
       </w:r>
     </w:p>
@@ -12432,10 +11812,10 @@
           <w:noProof/>
         </w:rPr>
         <w:drawing>
-          <wp:inline distT="0" distB="0" distL="0" distR="0" wp14:anchorId="4B7B22E9" wp14:editId="23596C13">
+          <wp:inline distT="0" distB="0" distL="0" distR="0" wp14:anchorId="4F163E59" wp14:editId="537CC918">
             <wp:extent cx="5943600" cy="4657725"/>
             <wp:effectExtent l="0" t="0" r="0" b="9525"/>
-            <wp:docPr id="389690409" name="Obraz 3"/>
+            <wp:docPr id="1386029945" name="Obraz 3"/>
             <wp:cNvGraphicFramePr>
               <a:graphicFrameLocks xmlns:a="http://schemas.openxmlformats.org/drawingml/2006/main" noChangeAspect="1"/>
             </wp:cNvGraphicFramePr>
@@ -12678,21 +12058,8 @@
           <w:highlight w:val="white"/>
           <w:lang w:val="en-US" w:eastAsia="en-US"/>
         </w:rPr>
-        <w:t xml:space="preserve"> </w:t>
-      </w:r>
-      <w:proofErr w:type="spellStart"/>
-      <w:r>
-        <w:rPr>
-          <w:rFonts w:ascii="Cascadia Mono" w:eastAsiaTheme="minorHAnsi" w:hAnsi="Cascadia Mono" w:cs="Cascadia Mono"/>
-          <w:color w:val="000000"/>
-          <w:sz w:val="19"/>
-          <w:szCs w:val="19"/>
-          <w:highlight w:val="white"/>
-          <w:lang w:val="en-US" w:eastAsia="en-US"/>
-        </w:rPr>
-        <w:t>Fact_Rental</w:t>
-      </w:r>
-      <w:proofErr w:type="spellEnd"/>
+        <w:t xml:space="preserve"> Fact_Rental</w:t>
+      </w:r>
       <w:r>
         <w:rPr>
           <w:rFonts w:ascii="Cascadia Mono" w:eastAsiaTheme="minorHAnsi" w:hAnsi="Cascadia Mono" w:cs="Cascadia Mono"/>
@@ -12806,21 +12173,8 @@
           <w:highlight w:val="white"/>
           <w:lang w:val="en-US" w:eastAsia="en-US"/>
         </w:rPr>
-        <w:t xml:space="preserve"> </w:t>
-      </w:r>
-      <w:proofErr w:type="spellStart"/>
-      <w:r>
-        <w:rPr>
-          <w:rFonts w:ascii="Cascadia Mono" w:eastAsiaTheme="minorHAnsi" w:hAnsi="Cascadia Mono" w:cs="Cascadia Mono"/>
-          <w:color w:val="000000"/>
-          <w:sz w:val="19"/>
-          <w:szCs w:val="19"/>
-          <w:highlight w:val="white"/>
-          <w:lang w:val="en-US" w:eastAsia="en-US"/>
-        </w:rPr>
-        <w:t>Dim_Rental_Profile</w:t>
-      </w:r>
-      <w:proofErr w:type="spellEnd"/>
+        <w:t xml:space="preserve"> Dim_Rental_Profile</w:t>
+      </w:r>
       <w:r>
         <w:rPr>
           <w:rFonts w:ascii="Cascadia Mono" w:eastAsiaTheme="minorHAnsi" w:hAnsi="Cascadia Mono" w:cs="Cascadia Mono"/>
@@ -12934,21 +12288,8 @@
           <w:highlight w:val="white"/>
           <w:lang w:val="en-US" w:eastAsia="en-US"/>
         </w:rPr>
-        <w:t xml:space="preserve"> </w:t>
-      </w:r>
-      <w:proofErr w:type="spellStart"/>
-      <w:r>
-        <w:rPr>
-          <w:rFonts w:ascii="Cascadia Mono" w:eastAsiaTheme="minorHAnsi" w:hAnsi="Cascadia Mono" w:cs="Cascadia Mono"/>
-          <w:color w:val="000000"/>
-          <w:sz w:val="19"/>
-          <w:szCs w:val="19"/>
-          <w:highlight w:val="white"/>
-          <w:lang w:val="en-US" w:eastAsia="en-US"/>
-        </w:rPr>
-        <w:t>Dim_Date</w:t>
-      </w:r>
-      <w:proofErr w:type="spellEnd"/>
+        <w:t xml:space="preserve"> Dim_Date</w:t>
+      </w:r>
       <w:r>
         <w:rPr>
           <w:rFonts w:ascii="Cascadia Mono" w:eastAsiaTheme="minorHAnsi" w:hAnsi="Cascadia Mono" w:cs="Cascadia Mono"/>
@@ -13062,21 +12403,8 @@
           <w:highlight w:val="white"/>
           <w:lang w:val="en-US" w:eastAsia="en-US"/>
         </w:rPr>
-        <w:t xml:space="preserve"> </w:t>
-      </w:r>
-      <w:proofErr w:type="spellStart"/>
-      <w:r>
-        <w:rPr>
-          <w:rFonts w:ascii="Cascadia Mono" w:eastAsiaTheme="minorHAnsi" w:hAnsi="Cascadia Mono" w:cs="Cascadia Mono"/>
-          <w:color w:val="000000"/>
-          <w:sz w:val="19"/>
-          <w:szCs w:val="19"/>
-          <w:highlight w:val="white"/>
-          <w:lang w:val="en-US" w:eastAsia="en-US"/>
-        </w:rPr>
-        <w:t>Dim_Location</w:t>
-      </w:r>
-      <w:proofErr w:type="spellEnd"/>
+        <w:t xml:space="preserve"> Dim_Location</w:t>
+      </w:r>
       <w:r>
         <w:rPr>
           <w:rFonts w:ascii="Cascadia Mono" w:eastAsiaTheme="minorHAnsi" w:hAnsi="Cascadia Mono" w:cs="Cascadia Mono"/>
@@ -13190,21 +12518,8 @@
           <w:highlight w:val="white"/>
           <w:lang w:val="en-US" w:eastAsia="en-US"/>
         </w:rPr>
-        <w:t xml:space="preserve"> </w:t>
-      </w:r>
-      <w:proofErr w:type="spellStart"/>
-      <w:r>
-        <w:rPr>
-          <w:rFonts w:ascii="Cascadia Mono" w:eastAsiaTheme="minorHAnsi" w:hAnsi="Cascadia Mono" w:cs="Cascadia Mono"/>
-          <w:color w:val="000000"/>
-          <w:sz w:val="19"/>
-          <w:szCs w:val="19"/>
-          <w:highlight w:val="white"/>
-          <w:lang w:val="en-US" w:eastAsia="en-US"/>
-        </w:rPr>
-        <w:t>Dim_Time</w:t>
-      </w:r>
-      <w:proofErr w:type="spellEnd"/>
+        <w:t xml:space="preserve"> Dim_Time</w:t>
+      </w:r>
       <w:r>
         <w:rPr>
           <w:rFonts w:ascii="Cascadia Mono" w:eastAsiaTheme="minorHAnsi" w:hAnsi="Cascadia Mono" w:cs="Cascadia Mono"/>
@@ -13318,21 +12633,8 @@
           <w:highlight w:val="white"/>
           <w:lang w:val="en-US" w:eastAsia="en-US"/>
         </w:rPr>
-        <w:t xml:space="preserve"> </w:t>
-      </w:r>
-      <w:proofErr w:type="spellStart"/>
-      <w:r>
-        <w:rPr>
-          <w:rFonts w:ascii="Cascadia Mono" w:eastAsiaTheme="minorHAnsi" w:hAnsi="Cascadia Mono" w:cs="Cascadia Mono"/>
-          <w:color w:val="000000"/>
-          <w:sz w:val="19"/>
-          <w:szCs w:val="19"/>
-          <w:highlight w:val="white"/>
-          <w:lang w:val="en-US" w:eastAsia="en-US"/>
-        </w:rPr>
-        <w:t>Dim_Weather</w:t>
-      </w:r>
-      <w:proofErr w:type="spellEnd"/>
+        <w:t xml:space="preserve"> Dim_Weather</w:t>
+      </w:r>
       <w:r>
         <w:rPr>
           <w:rFonts w:ascii="Cascadia Mono" w:eastAsiaTheme="minorHAnsi" w:hAnsi="Cascadia Mono" w:cs="Cascadia Mono"/>
@@ -13418,21 +12720,8 @@
           <w:highlight w:val="white"/>
           <w:lang w:val="en-US" w:eastAsia="en-US"/>
         </w:rPr>
-        <w:t xml:space="preserve"> </w:t>
-      </w:r>
-      <w:proofErr w:type="spellStart"/>
-      <w:r>
-        <w:rPr>
-          <w:rFonts w:ascii="Cascadia Mono" w:eastAsiaTheme="minorHAnsi" w:hAnsi="Cascadia Mono" w:cs="Cascadia Mono"/>
-          <w:color w:val="000000"/>
-          <w:sz w:val="19"/>
-          <w:szCs w:val="19"/>
-          <w:highlight w:val="white"/>
-          <w:lang w:val="en-US" w:eastAsia="en-US"/>
-        </w:rPr>
-        <w:t>Dim_Date</w:t>
-      </w:r>
-      <w:proofErr w:type="spellEnd"/>
+        <w:t xml:space="preserve"> Dim_Date</w:t>
+      </w:r>
       <w:r>
         <w:rPr>
           <w:rFonts w:ascii="Cascadia Mono" w:eastAsiaTheme="minorHAnsi" w:hAnsi="Cascadia Mono" w:cs="Cascadia Mono"/>
@@ -13480,31 +12769,7 @@
           <w:highlight w:val="white"/>
           <w:lang w:val="en-US" w:eastAsia="en-US"/>
         </w:rPr>
-        <w:t xml:space="preserve">    </w:t>
-      </w:r>
-      <w:proofErr w:type="spellStart"/>
-      <w:r>
-        <w:rPr>
-          <w:rFonts w:ascii="Cascadia Mono" w:eastAsiaTheme="minorHAnsi" w:hAnsi="Cascadia Mono" w:cs="Cascadia Mono"/>
-          <w:color w:val="000000"/>
-          <w:sz w:val="19"/>
-          <w:szCs w:val="19"/>
-          <w:highlight w:val="white"/>
-          <w:lang w:val="en-US" w:eastAsia="en-US"/>
-        </w:rPr>
-        <w:t>date_id</w:t>
-      </w:r>
-      <w:proofErr w:type="spellEnd"/>
-      <w:r>
-        <w:rPr>
-          <w:rFonts w:ascii="Cascadia Mono" w:eastAsiaTheme="minorHAnsi" w:hAnsi="Cascadia Mono" w:cs="Cascadia Mono"/>
-          <w:color w:val="000000"/>
-          <w:sz w:val="19"/>
-          <w:szCs w:val="19"/>
-          <w:highlight w:val="white"/>
-          <w:lang w:val="en-US" w:eastAsia="en-US"/>
-        </w:rPr>
-        <w:t xml:space="preserve"> </w:t>
+        <w:t xml:space="preserve">    date_id </w:t>
       </w:r>
       <w:r>
         <w:rPr>
@@ -13597,31 +12862,7 @@
           <w:highlight w:val="white"/>
           <w:lang w:val="en-US" w:eastAsia="en-US"/>
         </w:rPr>
-        <w:t xml:space="preserve">    </w:t>
-      </w:r>
-      <w:proofErr w:type="spellStart"/>
-      <w:r>
-        <w:rPr>
-          <w:rFonts w:ascii="Cascadia Mono" w:eastAsiaTheme="minorHAnsi" w:hAnsi="Cascadia Mono" w:cs="Cascadia Mono"/>
-          <w:color w:val="000000"/>
-          <w:sz w:val="19"/>
-          <w:szCs w:val="19"/>
-          <w:highlight w:val="white"/>
-          <w:lang w:val="en-US" w:eastAsia="en-US"/>
-        </w:rPr>
-        <w:t>full_date</w:t>
-      </w:r>
-      <w:proofErr w:type="spellEnd"/>
-      <w:r>
-        <w:rPr>
-          <w:rFonts w:ascii="Cascadia Mono" w:eastAsiaTheme="minorHAnsi" w:hAnsi="Cascadia Mono" w:cs="Cascadia Mono"/>
-          <w:color w:val="000000"/>
-          <w:sz w:val="19"/>
-          <w:szCs w:val="19"/>
-          <w:highlight w:val="white"/>
-          <w:lang w:val="en-US" w:eastAsia="en-US"/>
-        </w:rPr>
-        <w:t xml:space="preserve"> </w:t>
+        <w:t xml:space="preserve">    full_date </w:t>
       </w:r>
       <w:r>
         <w:rPr>
@@ -13867,31 +13108,7 @@
           <w:highlight w:val="white"/>
           <w:lang w:val="en-US" w:eastAsia="en-US"/>
         </w:rPr>
-        <w:t xml:space="preserve">    </w:t>
-      </w:r>
-      <w:proofErr w:type="spellStart"/>
-      <w:r>
-        <w:rPr>
-          <w:rFonts w:ascii="Cascadia Mono" w:eastAsiaTheme="minorHAnsi" w:hAnsi="Cascadia Mono" w:cs="Cascadia Mono"/>
-          <w:color w:val="000000"/>
-          <w:sz w:val="19"/>
-          <w:szCs w:val="19"/>
-          <w:highlight w:val="white"/>
-          <w:lang w:val="en-US" w:eastAsia="en-US"/>
-        </w:rPr>
-        <w:t>day_of_week</w:t>
-      </w:r>
-      <w:proofErr w:type="spellEnd"/>
-      <w:r>
-        <w:rPr>
-          <w:rFonts w:ascii="Cascadia Mono" w:eastAsiaTheme="minorHAnsi" w:hAnsi="Cascadia Mono" w:cs="Cascadia Mono"/>
-          <w:color w:val="000000"/>
-          <w:sz w:val="19"/>
-          <w:szCs w:val="19"/>
-          <w:highlight w:val="white"/>
-          <w:lang w:val="en-US" w:eastAsia="en-US"/>
-        </w:rPr>
-        <w:t xml:space="preserve"> </w:t>
+        <w:t xml:space="preserve">    day_of_week </w:t>
       </w:r>
       <w:r>
         <w:rPr>
@@ -14006,31 +13223,7 @@
           <w:highlight w:val="white"/>
           <w:lang w:val="en-US" w:eastAsia="en-US"/>
         </w:rPr>
-        <w:t xml:space="preserve">    </w:t>
-      </w:r>
-      <w:proofErr w:type="spellStart"/>
-      <w:r>
-        <w:rPr>
-          <w:rFonts w:ascii="Cascadia Mono" w:eastAsiaTheme="minorHAnsi" w:hAnsi="Cascadia Mono" w:cs="Cascadia Mono"/>
-          <w:color w:val="000000"/>
-          <w:sz w:val="19"/>
-          <w:szCs w:val="19"/>
-          <w:highlight w:val="white"/>
-          <w:lang w:val="en-US" w:eastAsia="en-US"/>
-        </w:rPr>
-        <w:t>day_type</w:t>
-      </w:r>
-      <w:proofErr w:type="spellEnd"/>
-      <w:r>
-        <w:rPr>
-          <w:rFonts w:ascii="Cascadia Mono" w:eastAsiaTheme="minorHAnsi" w:hAnsi="Cascadia Mono" w:cs="Cascadia Mono"/>
-          <w:color w:val="000000"/>
-          <w:sz w:val="19"/>
-          <w:szCs w:val="19"/>
-          <w:highlight w:val="white"/>
-          <w:lang w:val="en-US" w:eastAsia="en-US"/>
-        </w:rPr>
-        <w:t xml:space="preserve"> </w:t>
+        <w:t xml:space="preserve">    day_type </w:t>
       </w:r>
       <w:r>
         <w:rPr>
@@ -14309,32 +13502,30 @@
           <w:highlight w:val="white"/>
           <w:lang w:val="en-US" w:eastAsia="en-US"/>
         </w:rPr>
+        <w:t xml:space="preserve"> PK_Dim_Date </w:t>
+      </w:r>
+      <w:r>
+        <w:rPr>
+          <w:rFonts w:ascii="Cascadia Mono" w:eastAsiaTheme="minorHAnsi" w:hAnsi="Cascadia Mono" w:cs="Cascadia Mono"/>
+          <w:color w:val="0000FF"/>
+          <w:sz w:val="19"/>
+          <w:szCs w:val="19"/>
+          <w:highlight w:val="white"/>
+          <w:lang w:val="en-US" w:eastAsia="en-US"/>
+        </w:rPr>
+        <w:t>PRIMARY</w:t>
+      </w:r>
+      <w:r>
+        <w:rPr>
+          <w:rFonts w:ascii="Cascadia Mono" w:eastAsiaTheme="minorHAnsi" w:hAnsi="Cascadia Mono" w:cs="Cascadia Mono"/>
+          <w:color w:val="000000"/>
+          <w:sz w:val="19"/>
+          <w:szCs w:val="19"/>
+          <w:highlight w:val="white"/>
+          <w:lang w:val="en-US" w:eastAsia="en-US"/>
+        </w:rPr>
         <w:t xml:space="preserve"> </w:t>
       </w:r>
-      <w:proofErr w:type="spellStart"/>
-      <w:r>
-        <w:rPr>
-          <w:rFonts w:ascii="Cascadia Mono" w:eastAsiaTheme="minorHAnsi" w:hAnsi="Cascadia Mono" w:cs="Cascadia Mono"/>
-          <w:color w:val="000000"/>
-          <w:sz w:val="19"/>
-          <w:szCs w:val="19"/>
-          <w:highlight w:val="white"/>
-          <w:lang w:val="en-US" w:eastAsia="en-US"/>
-        </w:rPr>
-        <w:t>PK_Dim_Date</w:t>
-      </w:r>
-      <w:proofErr w:type="spellEnd"/>
-      <w:r>
-        <w:rPr>
-          <w:rFonts w:ascii="Cascadia Mono" w:eastAsiaTheme="minorHAnsi" w:hAnsi="Cascadia Mono" w:cs="Cascadia Mono"/>
-          <w:color w:val="000000"/>
-          <w:sz w:val="19"/>
-          <w:szCs w:val="19"/>
-          <w:highlight w:val="white"/>
-          <w:lang w:val="en-US" w:eastAsia="en-US"/>
-        </w:rPr>
-        <w:t xml:space="preserve"> </w:t>
-      </w:r>
       <w:r>
         <w:rPr>
           <w:rFonts w:ascii="Cascadia Mono" w:eastAsiaTheme="minorHAnsi" w:hAnsi="Cascadia Mono" w:cs="Cascadia Mono"/>
@@ -14344,28 +13535,6 @@
           <w:highlight w:val="white"/>
           <w:lang w:val="en-US" w:eastAsia="en-US"/>
         </w:rPr>
-        <w:t>PRIMARY</w:t>
-      </w:r>
-      <w:r>
-        <w:rPr>
-          <w:rFonts w:ascii="Cascadia Mono" w:eastAsiaTheme="minorHAnsi" w:hAnsi="Cascadia Mono" w:cs="Cascadia Mono"/>
-          <w:color w:val="000000"/>
-          <w:sz w:val="19"/>
-          <w:szCs w:val="19"/>
-          <w:highlight w:val="white"/>
-          <w:lang w:val="en-US" w:eastAsia="en-US"/>
-        </w:rPr>
-        <w:t xml:space="preserve"> </w:t>
-      </w:r>
-      <w:r>
-        <w:rPr>
-          <w:rFonts w:ascii="Cascadia Mono" w:eastAsiaTheme="minorHAnsi" w:hAnsi="Cascadia Mono" w:cs="Cascadia Mono"/>
-          <w:color w:val="0000FF"/>
-          <w:sz w:val="19"/>
-          <w:szCs w:val="19"/>
-          <w:highlight w:val="white"/>
-          <w:lang w:val="en-US" w:eastAsia="en-US"/>
-        </w:rPr>
         <w:t xml:space="preserve">KEY </w:t>
       </w:r>
       <w:r>
@@ -14379,7 +13548,6 @@
         </w:rPr>
         <w:t>(</w:t>
       </w:r>
-      <w:proofErr w:type="spellStart"/>
       <w:r>
         <w:rPr>
           <w:rFonts w:ascii="Cascadia Mono" w:eastAsiaTheme="minorHAnsi" w:hAnsi="Cascadia Mono" w:cs="Cascadia Mono"/>
@@ -14391,7 +13559,6 @@
         </w:rPr>
         <w:t>date_id</w:t>
       </w:r>
-      <w:proofErr w:type="spellEnd"/>
       <w:r>
         <w:rPr>
           <w:rFonts w:ascii="Cascadia Mono" w:eastAsiaTheme="minorHAnsi" w:hAnsi="Cascadia Mono" w:cs="Cascadia Mono"/>
@@ -14504,21 +13671,8 @@
           <w:highlight w:val="white"/>
           <w:lang w:val="en-US" w:eastAsia="en-US"/>
         </w:rPr>
-        <w:t xml:space="preserve"> </w:t>
-      </w:r>
-      <w:proofErr w:type="spellStart"/>
-      <w:r>
-        <w:rPr>
-          <w:rFonts w:ascii="Cascadia Mono" w:eastAsiaTheme="minorHAnsi" w:hAnsi="Cascadia Mono" w:cs="Cascadia Mono"/>
-          <w:color w:val="000000"/>
-          <w:sz w:val="19"/>
-          <w:szCs w:val="19"/>
-          <w:highlight w:val="white"/>
-          <w:lang w:val="en-US" w:eastAsia="en-US"/>
-        </w:rPr>
-        <w:t>Dim_Time</w:t>
-      </w:r>
-      <w:proofErr w:type="spellEnd"/>
+        <w:t xml:space="preserve"> Dim_Time</w:t>
+      </w:r>
       <w:r>
         <w:rPr>
           <w:rFonts w:ascii="Cascadia Mono" w:eastAsiaTheme="minorHAnsi" w:hAnsi="Cascadia Mono" w:cs="Cascadia Mono"/>
@@ -14566,31 +13720,7 @@
           <w:highlight w:val="white"/>
           <w:lang w:val="en-US" w:eastAsia="en-US"/>
         </w:rPr>
-        <w:t xml:space="preserve">    </w:t>
-      </w:r>
-      <w:proofErr w:type="spellStart"/>
-      <w:r>
-        <w:rPr>
-          <w:rFonts w:ascii="Cascadia Mono" w:eastAsiaTheme="minorHAnsi" w:hAnsi="Cascadia Mono" w:cs="Cascadia Mono"/>
-          <w:color w:val="000000"/>
-          <w:sz w:val="19"/>
-          <w:szCs w:val="19"/>
-          <w:highlight w:val="white"/>
-          <w:lang w:val="en-US" w:eastAsia="en-US"/>
-        </w:rPr>
-        <w:t>time_id</w:t>
-      </w:r>
-      <w:proofErr w:type="spellEnd"/>
-      <w:r>
-        <w:rPr>
-          <w:rFonts w:ascii="Cascadia Mono" w:eastAsiaTheme="minorHAnsi" w:hAnsi="Cascadia Mono" w:cs="Cascadia Mono"/>
-          <w:color w:val="000000"/>
-          <w:sz w:val="19"/>
-          <w:szCs w:val="19"/>
-          <w:highlight w:val="white"/>
-          <w:lang w:val="en-US" w:eastAsia="en-US"/>
-        </w:rPr>
-        <w:t xml:space="preserve"> </w:t>
+        <w:t xml:space="preserve">    time_id </w:t>
       </w:r>
       <w:r>
         <w:rPr>
@@ -14836,31 +13966,7 @@
           <w:highlight w:val="white"/>
           <w:lang w:val="en-US" w:eastAsia="en-US"/>
         </w:rPr>
-        <w:t xml:space="preserve">    </w:t>
-      </w:r>
-      <w:proofErr w:type="spellStart"/>
-      <w:r>
-        <w:rPr>
-          <w:rFonts w:ascii="Cascadia Mono" w:eastAsiaTheme="minorHAnsi" w:hAnsi="Cascadia Mono" w:cs="Cascadia Mono"/>
-          <w:color w:val="000000"/>
-          <w:sz w:val="19"/>
-          <w:szCs w:val="19"/>
-          <w:highlight w:val="white"/>
-          <w:lang w:val="en-US" w:eastAsia="en-US"/>
-        </w:rPr>
-        <w:t>part_of_day</w:t>
-      </w:r>
-      <w:proofErr w:type="spellEnd"/>
-      <w:r>
-        <w:rPr>
-          <w:rFonts w:ascii="Cascadia Mono" w:eastAsiaTheme="minorHAnsi" w:hAnsi="Cascadia Mono" w:cs="Cascadia Mono"/>
-          <w:color w:val="000000"/>
-          <w:sz w:val="19"/>
-          <w:szCs w:val="19"/>
-          <w:highlight w:val="white"/>
-          <w:lang w:val="en-US" w:eastAsia="en-US"/>
-        </w:rPr>
-        <w:t xml:space="preserve"> </w:t>
+        <w:t xml:space="preserve">    part_of_day </w:t>
       </w:r>
       <w:r>
         <w:rPr>
@@ -15024,32 +14130,30 @@
           <w:highlight w:val="white"/>
           <w:lang w:val="en-US" w:eastAsia="en-US"/>
         </w:rPr>
+        <w:t xml:space="preserve"> PK_Dim_Time </w:t>
+      </w:r>
+      <w:r>
+        <w:rPr>
+          <w:rFonts w:ascii="Cascadia Mono" w:eastAsiaTheme="minorHAnsi" w:hAnsi="Cascadia Mono" w:cs="Cascadia Mono"/>
+          <w:color w:val="0000FF"/>
+          <w:sz w:val="19"/>
+          <w:szCs w:val="19"/>
+          <w:highlight w:val="white"/>
+          <w:lang w:val="en-US" w:eastAsia="en-US"/>
+        </w:rPr>
+        <w:t>PRIMARY</w:t>
+      </w:r>
+      <w:r>
+        <w:rPr>
+          <w:rFonts w:ascii="Cascadia Mono" w:eastAsiaTheme="minorHAnsi" w:hAnsi="Cascadia Mono" w:cs="Cascadia Mono"/>
+          <w:color w:val="000000"/>
+          <w:sz w:val="19"/>
+          <w:szCs w:val="19"/>
+          <w:highlight w:val="white"/>
+          <w:lang w:val="en-US" w:eastAsia="en-US"/>
+        </w:rPr>
         <w:t xml:space="preserve"> </w:t>
       </w:r>
-      <w:proofErr w:type="spellStart"/>
-      <w:r>
-        <w:rPr>
-          <w:rFonts w:ascii="Cascadia Mono" w:eastAsiaTheme="minorHAnsi" w:hAnsi="Cascadia Mono" w:cs="Cascadia Mono"/>
-          <w:color w:val="000000"/>
-          <w:sz w:val="19"/>
-          <w:szCs w:val="19"/>
-          <w:highlight w:val="white"/>
-          <w:lang w:val="en-US" w:eastAsia="en-US"/>
-        </w:rPr>
-        <w:t>PK_Dim_Time</w:t>
-      </w:r>
-      <w:proofErr w:type="spellEnd"/>
-      <w:r>
-        <w:rPr>
-          <w:rFonts w:ascii="Cascadia Mono" w:eastAsiaTheme="minorHAnsi" w:hAnsi="Cascadia Mono" w:cs="Cascadia Mono"/>
-          <w:color w:val="000000"/>
-          <w:sz w:val="19"/>
-          <w:szCs w:val="19"/>
-          <w:highlight w:val="white"/>
-          <w:lang w:val="en-US" w:eastAsia="en-US"/>
-        </w:rPr>
-        <w:t xml:space="preserve"> </w:t>
-      </w:r>
       <w:r>
         <w:rPr>
           <w:rFonts w:ascii="Cascadia Mono" w:eastAsiaTheme="minorHAnsi" w:hAnsi="Cascadia Mono" w:cs="Cascadia Mono"/>
@@ -15059,28 +14163,6 @@
           <w:highlight w:val="white"/>
           <w:lang w:val="en-US" w:eastAsia="en-US"/>
         </w:rPr>
-        <w:t>PRIMARY</w:t>
-      </w:r>
-      <w:r>
-        <w:rPr>
-          <w:rFonts w:ascii="Cascadia Mono" w:eastAsiaTheme="minorHAnsi" w:hAnsi="Cascadia Mono" w:cs="Cascadia Mono"/>
-          <w:color w:val="000000"/>
-          <w:sz w:val="19"/>
-          <w:szCs w:val="19"/>
-          <w:highlight w:val="white"/>
-          <w:lang w:val="en-US" w:eastAsia="en-US"/>
-        </w:rPr>
-        <w:t xml:space="preserve"> </w:t>
-      </w:r>
-      <w:r>
-        <w:rPr>
-          <w:rFonts w:ascii="Cascadia Mono" w:eastAsiaTheme="minorHAnsi" w:hAnsi="Cascadia Mono" w:cs="Cascadia Mono"/>
-          <w:color w:val="0000FF"/>
-          <w:sz w:val="19"/>
-          <w:szCs w:val="19"/>
-          <w:highlight w:val="white"/>
-          <w:lang w:val="en-US" w:eastAsia="en-US"/>
-        </w:rPr>
         <w:t xml:space="preserve">KEY </w:t>
       </w:r>
       <w:r>
@@ -15094,7 +14176,6 @@
         </w:rPr>
         <w:t>(</w:t>
       </w:r>
-      <w:proofErr w:type="spellStart"/>
       <w:r>
         <w:rPr>
           <w:rFonts w:ascii="Cascadia Mono" w:eastAsiaTheme="minorHAnsi" w:hAnsi="Cascadia Mono" w:cs="Cascadia Mono"/>
@@ -15106,7 +14187,6 @@
         </w:rPr>
         <w:t>time_id</w:t>
       </w:r>
-      <w:proofErr w:type="spellEnd"/>
       <w:r>
         <w:rPr>
           <w:rFonts w:ascii="Cascadia Mono" w:eastAsiaTheme="minorHAnsi" w:hAnsi="Cascadia Mono" w:cs="Cascadia Mono"/>
@@ -15219,21 +14299,8 @@
           <w:highlight w:val="white"/>
           <w:lang w:val="en-US" w:eastAsia="en-US"/>
         </w:rPr>
-        <w:t xml:space="preserve"> </w:t>
-      </w:r>
-      <w:proofErr w:type="spellStart"/>
-      <w:r>
-        <w:rPr>
-          <w:rFonts w:ascii="Cascadia Mono" w:eastAsiaTheme="minorHAnsi" w:hAnsi="Cascadia Mono" w:cs="Cascadia Mono"/>
-          <w:color w:val="000000"/>
-          <w:sz w:val="19"/>
-          <w:szCs w:val="19"/>
-          <w:highlight w:val="white"/>
-          <w:lang w:val="en-US" w:eastAsia="en-US"/>
-        </w:rPr>
-        <w:t>Dim_Location</w:t>
-      </w:r>
-      <w:proofErr w:type="spellEnd"/>
+        <w:t xml:space="preserve"> Dim_Location</w:t>
+      </w:r>
       <w:r>
         <w:rPr>
           <w:rFonts w:ascii="Cascadia Mono" w:eastAsiaTheme="minorHAnsi" w:hAnsi="Cascadia Mono" w:cs="Cascadia Mono"/>
@@ -15281,31 +14348,7 @@
           <w:highlight w:val="white"/>
           <w:lang w:val="en-US" w:eastAsia="en-US"/>
         </w:rPr>
-        <w:t xml:space="preserve">    </w:t>
-      </w:r>
-      <w:proofErr w:type="spellStart"/>
-      <w:r>
-        <w:rPr>
-          <w:rFonts w:ascii="Cascadia Mono" w:eastAsiaTheme="minorHAnsi" w:hAnsi="Cascadia Mono" w:cs="Cascadia Mono"/>
-          <w:color w:val="000000"/>
-          <w:sz w:val="19"/>
-          <w:szCs w:val="19"/>
-          <w:highlight w:val="white"/>
-          <w:lang w:val="en-US" w:eastAsia="en-US"/>
-        </w:rPr>
-        <w:t>location_id</w:t>
-      </w:r>
-      <w:proofErr w:type="spellEnd"/>
-      <w:r>
-        <w:rPr>
-          <w:rFonts w:ascii="Cascadia Mono" w:eastAsiaTheme="minorHAnsi" w:hAnsi="Cascadia Mono" w:cs="Cascadia Mono"/>
-          <w:color w:val="000000"/>
-          <w:sz w:val="19"/>
-          <w:szCs w:val="19"/>
-          <w:highlight w:val="white"/>
-          <w:lang w:val="en-US" w:eastAsia="en-US"/>
-        </w:rPr>
-        <w:t xml:space="preserve"> </w:t>
+        <w:t xml:space="preserve">    location_id </w:t>
       </w:r>
       <w:r>
         <w:rPr>
@@ -15586,7 +14629,6 @@
         </w:rPr>
         <w:t xml:space="preserve">    </w:t>
       </w:r>
-      <w:proofErr w:type="spellStart"/>
       <w:r>
         <w:rPr>
           <w:rFonts w:ascii="Cascadia Mono" w:eastAsiaTheme="minorHAnsi" w:hAnsi="Cascadia Mono" w:cs="Cascadia Mono"/>
@@ -15607,19 +14649,7 @@
           <w:highlight w:val="white"/>
           <w:lang w:val="en-US" w:eastAsia="en-US"/>
         </w:rPr>
-        <w:t>name</w:t>
-      </w:r>
-      <w:proofErr w:type="spellEnd"/>
-      <w:r>
-        <w:rPr>
-          <w:rFonts w:ascii="Cascadia Mono" w:eastAsiaTheme="minorHAnsi" w:hAnsi="Cascadia Mono" w:cs="Cascadia Mono"/>
-          <w:color w:val="000000"/>
-          <w:sz w:val="19"/>
-          <w:szCs w:val="19"/>
-          <w:highlight w:val="white"/>
-          <w:lang w:val="en-US" w:eastAsia="en-US"/>
-        </w:rPr>
-        <w:t xml:space="preserve"> </w:t>
+        <w:t xml:space="preserve">name </w:t>
       </w:r>
       <w:r>
         <w:rPr>
@@ -15712,31 +14742,7 @@
           <w:highlight w:val="white"/>
           <w:lang w:val="en-US" w:eastAsia="en-US"/>
         </w:rPr>
-        <w:t xml:space="preserve">    </w:t>
-      </w:r>
-      <w:proofErr w:type="spellStart"/>
-      <w:r>
-        <w:rPr>
-          <w:rFonts w:ascii="Cascadia Mono" w:eastAsiaTheme="minorHAnsi" w:hAnsi="Cascadia Mono" w:cs="Cascadia Mono"/>
-          <w:color w:val="000000"/>
-          <w:sz w:val="19"/>
-          <w:szCs w:val="19"/>
-          <w:highlight w:val="white"/>
-          <w:lang w:val="en-US" w:eastAsia="en-US"/>
-        </w:rPr>
-        <w:t>location_type</w:t>
-      </w:r>
-      <w:proofErr w:type="spellEnd"/>
-      <w:r>
-        <w:rPr>
-          <w:rFonts w:ascii="Cascadia Mono" w:eastAsiaTheme="minorHAnsi" w:hAnsi="Cascadia Mono" w:cs="Cascadia Mono"/>
-          <w:color w:val="000000"/>
-          <w:sz w:val="19"/>
-          <w:szCs w:val="19"/>
-          <w:highlight w:val="white"/>
-          <w:lang w:val="en-US" w:eastAsia="en-US"/>
-        </w:rPr>
-        <w:t xml:space="preserve"> </w:t>
+        <w:t xml:space="preserve">    location_type </w:t>
       </w:r>
       <w:r>
         <w:rPr>
@@ -15900,32 +14906,30 @@
           <w:highlight w:val="white"/>
           <w:lang w:val="en-US" w:eastAsia="en-US"/>
         </w:rPr>
+        <w:t xml:space="preserve"> PK_Dim_Location </w:t>
+      </w:r>
+      <w:r>
+        <w:rPr>
+          <w:rFonts w:ascii="Cascadia Mono" w:eastAsiaTheme="minorHAnsi" w:hAnsi="Cascadia Mono" w:cs="Cascadia Mono"/>
+          <w:color w:val="0000FF"/>
+          <w:sz w:val="19"/>
+          <w:szCs w:val="19"/>
+          <w:highlight w:val="white"/>
+          <w:lang w:val="en-US" w:eastAsia="en-US"/>
+        </w:rPr>
+        <w:t>PRIMARY</w:t>
+      </w:r>
+      <w:r>
+        <w:rPr>
+          <w:rFonts w:ascii="Cascadia Mono" w:eastAsiaTheme="minorHAnsi" w:hAnsi="Cascadia Mono" w:cs="Cascadia Mono"/>
+          <w:color w:val="000000"/>
+          <w:sz w:val="19"/>
+          <w:szCs w:val="19"/>
+          <w:highlight w:val="white"/>
+          <w:lang w:val="en-US" w:eastAsia="en-US"/>
+        </w:rPr>
         <w:t xml:space="preserve"> </w:t>
       </w:r>
-      <w:proofErr w:type="spellStart"/>
-      <w:r>
-        <w:rPr>
-          <w:rFonts w:ascii="Cascadia Mono" w:eastAsiaTheme="minorHAnsi" w:hAnsi="Cascadia Mono" w:cs="Cascadia Mono"/>
-          <w:color w:val="000000"/>
-          <w:sz w:val="19"/>
-          <w:szCs w:val="19"/>
-          <w:highlight w:val="white"/>
-          <w:lang w:val="en-US" w:eastAsia="en-US"/>
-        </w:rPr>
-        <w:t>PK_Dim_Location</w:t>
-      </w:r>
-      <w:proofErr w:type="spellEnd"/>
-      <w:r>
-        <w:rPr>
-          <w:rFonts w:ascii="Cascadia Mono" w:eastAsiaTheme="minorHAnsi" w:hAnsi="Cascadia Mono" w:cs="Cascadia Mono"/>
-          <w:color w:val="000000"/>
-          <w:sz w:val="19"/>
-          <w:szCs w:val="19"/>
-          <w:highlight w:val="white"/>
-          <w:lang w:val="en-US" w:eastAsia="en-US"/>
-        </w:rPr>
-        <w:t xml:space="preserve"> </w:t>
-      </w:r>
       <w:r>
         <w:rPr>
           <w:rFonts w:ascii="Cascadia Mono" w:eastAsiaTheme="minorHAnsi" w:hAnsi="Cascadia Mono" w:cs="Cascadia Mono"/>
@@ -15935,28 +14939,6 @@
           <w:highlight w:val="white"/>
           <w:lang w:val="en-US" w:eastAsia="en-US"/>
         </w:rPr>
-        <w:t>PRIMARY</w:t>
-      </w:r>
-      <w:r>
-        <w:rPr>
-          <w:rFonts w:ascii="Cascadia Mono" w:eastAsiaTheme="minorHAnsi" w:hAnsi="Cascadia Mono" w:cs="Cascadia Mono"/>
-          <w:color w:val="000000"/>
-          <w:sz w:val="19"/>
-          <w:szCs w:val="19"/>
-          <w:highlight w:val="white"/>
-          <w:lang w:val="en-US" w:eastAsia="en-US"/>
-        </w:rPr>
-        <w:t xml:space="preserve"> </w:t>
-      </w:r>
-      <w:r>
-        <w:rPr>
-          <w:rFonts w:ascii="Cascadia Mono" w:eastAsiaTheme="minorHAnsi" w:hAnsi="Cascadia Mono" w:cs="Cascadia Mono"/>
-          <w:color w:val="0000FF"/>
-          <w:sz w:val="19"/>
-          <w:szCs w:val="19"/>
-          <w:highlight w:val="white"/>
-          <w:lang w:val="en-US" w:eastAsia="en-US"/>
-        </w:rPr>
         <w:t xml:space="preserve">KEY </w:t>
       </w:r>
       <w:r>
@@ -15970,7 +14952,6 @@
         </w:rPr>
         <w:t>(</w:t>
       </w:r>
-      <w:proofErr w:type="spellStart"/>
       <w:r>
         <w:rPr>
           <w:rFonts w:ascii="Cascadia Mono" w:eastAsiaTheme="minorHAnsi" w:hAnsi="Cascadia Mono" w:cs="Cascadia Mono"/>
@@ -15982,7 +14963,6 @@
         </w:rPr>
         <w:t>location_id</w:t>
       </w:r>
-      <w:proofErr w:type="spellEnd"/>
       <w:r>
         <w:rPr>
           <w:rFonts w:ascii="Cascadia Mono" w:eastAsiaTheme="minorHAnsi" w:hAnsi="Cascadia Mono" w:cs="Cascadia Mono"/>
@@ -16095,21 +15075,8 @@
           <w:highlight w:val="white"/>
           <w:lang w:val="en-US" w:eastAsia="en-US"/>
         </w:rPr>
-        <w:t xml:space="preserve"> </w:t>
-      </w:r>
-      <w:proofErr w:type="spellStart"/>
-      <w:r>
-        <w:rPr>
-          <w:rFonts w:ascii="Cascadia Mono" w:eastAsiaTheme="minorHAnsi" w:hAnsi="Cascadia Mono" w:cs="Cascadia Mono"/>
-          <w:color w:val="000000"/>
-          <w:sz w:val="19"/>
-          <w:szCs w:val="19"/>
-          <w:highlight w:val="white"/>
-          <w:lang w:val="en-US" w:eastAsia="en-US"/>
-        </w:rPr>
-        <w:t>Dim_Weather</w:t>
-      </w:r>
-      <w:proofErr w:type="spellEnd"/>
+        <w:t xml:space="preserve"> Dim_Weather</w:t>
+      </w:r>
       <w:r>
         <w:rPr>
           <w:rFonts w:ascii="Cascadia Mono" w:eastAsiaTheme="minorHAnsi" w:hAnsi="Cascadia Mono" w:cs="Cascadia Mono"/>
@@ -16157,31 +15124,7 @@
           <w:highlight w:val="white"/>
           <w:lang w:val="en-US" w:eastAsia="en-US"/>
         </w:rPr>
-        <w:t xml:space="preserve">    </w:t>
-      </w:r>
-      <w:proofErr w:type="spellStart"/>
-      <w:r>
-        <w:rPr>
-          <w:rFonts w:ascii="Cascadia Mono" w:eastAsiaTheme="minorHAnsi" w:hAnsi="Cascadia Mono" w:cs="Cascadia Mono"/>
-          <w:color w:val="000000"/>
-          <w:sz w:val="19"/>
-          <w:szCs w:val="19"/>
-          <w:highlight w:val="white"/>
-          <w:lang w:val="en-US" w:eastAsia="en-US"/>
-        </w:rPr>
-        <w:t>weather_id</w:t>
-      </w:r>
-      <w:proofErr w:type="spellEnd"/>
-      <w:r>
-        <w:rPr>
-          <w:rFonts w:ascii="Cascadia Mono" w:eastAsiaTheme="minorHAnsi" w:hAnsi="Cascadia Mono" w:cs="Cascadia Mono"/>
-          <w:color w:val="000000"/>
-          <w:sz w:val="19"/>
-          <w:szCs w:val="19"/>
-          <w:highlight w:val="white"/>
-          <w:lang w:val="en-US" w:eastAsia="en-US"/>
-        </w:rPr>
-        <w:t xml:space="preserve"> </w:t>
+        <w:t xml:space="preserve">    weather_id </w:t>
       </w:r>
       <w:r>
         <w:rPr>
@@ -16340,31 +15283,7 @@
           <w:highlight w:val="white"/>
           <w:lang w:val="en-US" w:eastAsia="en-US"/>
         </w:rPr>
-        <w:t xml:space="preserve">    </w:t>
-      </w:r>
-      <w:proofErr w:type="spellStart"/>
-      <w:r>
-        <w:rPr>
-          <w:rFonts w:ascii="Cascadia Mono" w:eastAsiaTheme="minorHAnsi" w:hAnsi="Cascadia Mono" w:cs="Cascadia Mono"/>
-          <w:color w:val="000000"/>
-          <w:sz w:val="19"/>
-          <w:szCs w:val="19"/>
-          <w:highlight w:val="white"/>
-          <w:lang w:val="en-US" w:eastAsia="en-US"/>
-        </w:rPr>
-        <w:t>temperature_range</w:t>
-      </w:r>
-      <w:proofErr w:type="spellEnd"/>
-      <w:r>
-        <w:rPr>
-          <w:rFonts w:ascii="Cascadia Mono" w:eastAsiaTheme="minorHAnsi" w:hAnsi="Cascadia Mono" w:cs="Cascadia Mono"/>
-          <w:color w:val="000000"/>
-          <w:sz w:val="19"/>
-          <w:szCs w:val="19"/>
-          <w:highlight w:val="white"/>
-          <w:lang w:val="en-US" w:eastAsia="en-US"/>
-        </w:rPr>
-        <w:t xml:space="preserve"> </w:t>
+        <w:t xml:space="preserve">    temperature_range </w:t>
       </w:r>
       <w:r>
         <w:rPr>
@@ -16479,31 +15398,7 @@
           <w:highlight w:val="white"/>
           <w:lang w:val="en-US" w:eastAsia="en-US"/>
         </w:rPr>
-        <w:t xml:space="preserve">    </w:t>
-      </w:r>
-      <w:proofErr w:type="spellStart"/>
-      <w:r>
-        <w:rPr>
-          <w:rFonts w:ascii="Cascadia Mono" w:eastAsiaTheme="minorHAnsi" w:hAnsi="Cascadia Mono" w:cs="Cascadia Mono"/>
-          <w:color w:val="000000"/>
-          <w:sz w:val="19"/>
-          <w:szCs w:val="19"/>
-          <w:highlight w:val="white"/>
-          <w:lang w:val="en-US" w:eastAsia="en-US"/>
-        </w:rPr>
-        <w:t>wind_speed_range</w:t>
-      </w:r>
-      <w:proofErr w:type="spellEnd"/>
-      <w:r>
-        <w:rPr>
-          <w:rFonts w:ascii="Cascadia Mono" w:eastAsiaTheme="minorHAnsi" w:hAnsi="Cascadia Mono" w:cs="Cascadia Mono"/>
-          <w:color w:val="000000"/>
-          <w:sz w:val="19"/>
-          <w:szCs w:val="19"/>
-          <w:highlight w:val="white"/>
-          <w:lang w:val="en-US" w:eastAsia="en-US"/>
-        </w:rPr>
-        <w:t xml:space="preserve"> </w:t>
+        <w:t xml:space="preserve">    wind_speed_range </w:t>
       </w:r>
       <w:r>
         <w:rPr>
@@ -16618,31 +15513,7 @@
           <w:highlight w:val="white"/>
           <w:lang w:val="en-US" w:eastAsia="en-US"/>
         </w:rPr>
-        <w:t xml:space="preserve">    </w:t>
-      </w:r>
-      <w:proofErr w:type="spellStart"/>
-      <w:r>
-        <w:rPr>
-          <w:rFonts w:ascii="Cascadia Mono" w:eastAsiaTheme="minorHAnsi" w:hAnsi="Cascadia Mono" w:cs="Cascadia Mono"/>
-          <w:color w:val="000000"/>
-          <w:sz w:val="19"/>
-          <w:szCs w:val="19"/>
-          <w:highlight w:val="white"/>
-          <w:lang w:val="en-US" w:eastAsia="en-US"/>
-        </w:rPr>
-        <w:t>rain_range</w:t>
-      </w:r>
-      <w:proofErr w:type="spellEnd"/>
-      <w:r>
-        <w:rPr>
-          <w:rFonts w:ascii="Cascadia Mono" w:eastAsiaTheme="minorHAnsi" w:hAnsi="Cascadia Mono" w:cs="Cascadia Mono"/>
-          <w:color w:val="000000"/>
-          <w:sz w:val="19"/>
-          <w:szCs w:val="19"/>
-          <w:highlight w:val="white"/>
-          <w:lang w:val="en-US" w:eastAsia="en-US"/>
-        </w:rPr>
-        <w:t xml:space="preserve"> </w:t>
+        <w:t xml:space="preserve">    rain_range </w:t>
       </w:r>
       <w:r>
         <w:rPr>
@@ -16757,31 +15628,7 @@
           <w:highlight w:val="white"/>
           <w:lang w:val="en-US" w:eastAsia="en-US"/>
         </w:rPr>
-        <w:t xml:space="preserve">    </w:t>
-      </w:r>
-      <w:proofErr w:type="spellStart"/>
-      <w:r>
-        <w:rPr>
-          <w:rFonts w:ascii="Cascadia Mono" w:eastAsiaTheme="minorHAnsi" w:hAnsi="Cascadia Mono" w:cs="Cascadia Mono"/>
-          <w:color w:val="000000"/>
-          <w:sz w:val="19"/>
-          <w:szCs w:val="19"/>
-          <w:highlight w:val="white"/>
-          <w:lang w:val="en-US" w:eastAsia="en-US"/>
-        </w:rPr>
-        <w:t>snowfall_range</w:t>
-      </w:r>
-      <w:proofErr w:type="spellEnd"/>
-      <w:r>
-        <w:rPr>
-          <w:rFonts w:ascii="Cascadia Mono" w:eastAsiaTheme="minorHAnsi" w:hAnsi="Cascadia Mono" w:cs="Cascadia Mono"/>
-          <w:color w:val="000000"/>
-          <w:sz w:val="19"/>
-          <w:szCs w:val="19"/>
-          <w:highlight w:val="white"/>
-          <w:lang w:val="en-US" w:eastAsia="en-US"/>
-        </w:rPr>
-        <w:t xml:space="preserve"> </w:t>
+        <w:t xml:space="preserve">    snowfall_range </w:t>
       </w:r>
       <w:r>
         <w:rPr>
@@ -16896,31 +15743,7 @@
           <w:highlight w:val="white"/>
           <w:lang w:val="en-US" w:eastAsia="en-US"/>
         </w:rPr>
-        <w:t xml:space="preserve">    </w:t>
-      </w:r>
-      <w:proofErr w:type="spellStart"/>
-      <w:r>
-        <w:rPr>
-          <w:rFonts w:ascii="Cascadia Mono" w:eastAsiaTheme="minorHAnsi" w:hAnsi="Cascadia Mono" w:cs="Cascadia Mono"/>
-          <w:color w:val="000000"/>
-          <w:sz w:val="19"/>
-          <w:szCs w:val="19"/>
-          <w:highlight w:val="white"/>
-          <w:lang w:val="en-US" w:eastAsia="en-US"/>
-        </w:rPr>
-        <w:t>snow_depth_range</w:t>
-      </w:r>
-      <w:proofErr w:type="spellEnd"/>
-      <w:r>
-        <w:rPr>
-          <w:rFonts w:ascii="Cascadia Mono" w:eastAsiaTheme="minorHAnsi" w:hAnsi="Cascadia Mono" w:cs="Cascadia Mono"/>
-          <w:color w:val="000000"/>
-          <w:sz w:val="19"/>
-          <w:szCs w:val="19"/>
-          <w:highlight w:val="white"/>
-          <w:lang w:val="en-US" w:eastAsia="en-US"/>
-        </w:rPr>
-        <w:t xml:space="preserve"> </w:t>
+        <w:t xml:space="preserve">    snow_depth_range </w:t>
       </w:r>
       <w:r>
         <w:rPr>
@@ -17084,32 +15907,30 @@
           <w:highlight w:val="white"/>
           <w:lang w:val="en-US" w:eastAsia="en-US"/>
         </w:rPr>
+        <w:t xml:space="preserve"> PK_Dim_Weather </w:t>
+      </w:r>
+      <w:r>
+        <w:rPr>
+          <w:rFonts w:ascii="Cascadia Mono" w:eastAsiaTheme="minorHAnsi" w:hAnsi="Cascadia Mono" w:cs="Cascadia Mono"/>
+          <w:color w:val="0000FF"/>
+          <w:sz w:val="19"/>
+          <w:szCs w:val="19"/>
+          <w:highlight w:val="white"/>
+          <w:lang w:val="en-US" w:eastAsia="en-US"/>
+        </w:rPr>
+        <w:t>PRIMARY</w:t>
+      </w:r>
+      <w:r>
+        <w:rPr>
+          <w:rFonts w:ascii="Cascadia Mono" w:eastAsiaTheme="minorHAnsi" w:hAnsi="Cascadia Mono" w:cs="Cascadia Mono"/>
+          <w:color w:val="000000"/>
+          <w:sz w:val="19"/>
+          <w:szCs w:val="19"/>
+          <w:highlight w:val="white"/>
+          <w:lang w:val="en-US" w:eastAsia="en-US"/>
+        </w:rPr>
         <w:t xml:space="preserve"> </w:t>
       </w:r>
-      <w:proofErr w:type="spellStart"/>
-      <w:r>
-        <w:rPr>
-          <w:rFonts w:ascii="Cascadia Mono" w:eastAsiaTheme="minorHAnsi" w:hAnsi="Cascadia Mono" w:cs="Cascadia Mono"/>
-          <w:color w:val="000000"/>
-          <w:sz w:val="19"/>
-          <w:szCs w:val="19"/>
-          <w:highlight w:val="white"/>
-          <w:lang w:val="en-US" w:eastAsia="en-US"/>
-        </w:rPr>
-        <w:t>PK_Dim_Weather</w:t>
-      </w:r>
-      <w:proofErr w:type="spellEnd"/>
-      <w:r>
-        <w:rPr>
-          <w:rFonts w:ascii="Cascadia Mono" w:eastAsiaTheme="minorHAnsi" w:hAnsi="Cascadia Mono" w:cs="Cascadia Mono"/>
-          <w:color w:val="000000"/>
-          <w:sz w:val="19"/>
-          <w:szCs w:val="19"/>
-          <w:highlight w:val="white"/>
-          <w:lang w:val="en-US" w:eastAsia="en-US"/>
-        </w:rPr>
-        <w:t xml:space="preserve"> </w:t>
-      </w:r>
       <w:r>
         <w:rPr>
           <w:rFonts w:ascii="Cascadia Mono" w:eastAsiaTheme="minorHAnsi" w:hAnsi="Cascadia Mono" w:cs="Cascadia Mono"/>
@@ -17119,28 +15940,6 @@
           <w:highlight w:val="white"/>
           <w:lang w:val="en-US" w:eastAsia="en-US"/>
         </w:rPr>
-        <w:t>PRIMARY</w:t>
-      </w:r>
-      <w:r>
-        <w:rPr>
-          <w:rFonts w:ascii="Cascadia Mono" w:eastAsiaTheme="minorHAnsi" w:hAnsi="Cascadia Mono" w:cs="Cascadia Mono"/>
-          <w:color w:val="000000"/>
-          <w:sz w:val="19"/>
-          <w:szCs w:val="19"/>
-          <w:highlight w:val="white"/>
-          <w:lang w:val="en-US" w:eastAsia="en-US"/>
-        </w:rPr>
-        <w:t xml:space="preserve"> </w:t>
-      </w:r>
-      <w:r>
-        <w:rPr>
-          <w:rFonts w:ascii="Cascadia Mono" w:eastAsiaTheme="minorHAnsi" w:hAnsi="Cascadia Mono" w:cs="Cascadia Mono"/>
-          <w:color w:val="0000FF"/>
-          <w:sz w:val="19"/>
-          <w:szCs w:val="19"/>
-          <w:highlight w:val="white"/>
-          <w:lang w:val="en-US" w:eastAsia="en-US"/>
-        </w:rPr>
         <w:t xml:space="preserve">KEY </w:t>
       </w:r>
       <w:r>
@@ -17154,7 +15953,6 @@
         </w:rPr>
         <w:t>(</w:t>
       </w:r>
-      <w:proofErr w:type="spellStart"/>
       <w:r>
         <w:rPr>
           <w:rFonts w:ascii="Cascadia Mono" w:eastAsiaTheme="minorHAnsi" w:hAnsi="Cascadia Mono" w:cs="Cascadia Mono"/>
@@ -17166,7 +15964,6 @@
         </w:rPr>
         <w:t>weather_id</w:t>
       </w:r>
-      <w:proofErr w:type="spellEnd"/>
       <w:r>
         <w:rPr>
           <w:rFonts w:ascii="Cascadia Mono" w:eastAsiaTheme="minorHAnsi" w:hAnsi="Cascadia Mono" w:cs="Cascadia Mono"/>
@@ -17279,21 +16076,8 @@
           <w:highlight w:val="white"/>
           <w:lang w:val="en-US" w:eastAsia="en-US"/>
         </w:rPr>
-        <w:t xml:space="preserve"> </w:t>
-      </w:r>
-      <w:proofErr w:type="spellStart"/>
-      <w:r>
-        <w:rPr>
-          <w:rFonts w:ascii="Cascadia Mono" w:eastAsiaTheme="minorHAnsi" w:hAnsi="Cascadia Mono" w:cs="Cascadia Mono"/>
-          <w:color w:val="000000"/>
-          <w:sz w:val="19"/>
-          <w:szCs w:val="19"/>
-          <w:highlight w:val="white"/>
-          <w:lang w:val="en-US" w:eastAsia="en-US"/>
-        </w:rPr>
-        <w:t>Dim_Rental_Profile</w:t>
-      </w:r>
-      <w:proofErr w:type="spellEnd"/>
+        <w:t xml:space="preserve"> Dim_Rental_Profile</w:t>
+      </w:r>
       <w:r>
         <w:rPr>
           <w:rFonts w:ascii="Cascadia Mono" w:eastAsiaTheme="minorHAnsi" w:hAnsi="Cascadia Mono" w:cs="Cascadia Mono"/>
@@ -17341,31 +16125,7 @@
           <w:highlight w:val="white"/>
           <w:lang w:val="en-US" w:eastAsia="en-US"/>
         </w:rPr>
-        <w:t xml:space="preserve">    </w:t>
-      </w:r>
-      <w:proofErr w:type="spellStart"/>
-      <w:r>
-        <w:rPr>
-          <w:rFonts w:ascii="Cascadia Mono" w:eastAsiaTheme="minorHAnsi" w:hAnsi="Cascadia Mono" w:cs="Cascadia Mono"/>
-          <w:color w:val="000000"/>
-          <w:sz w:val="19"/>
-          <w:szCs w:val="19"/>
-          <w:highlight w:val="white"/>
-          <w:lang w:val="en-US" w:eastAsia="en-US"/>
-        </w:rPr>
-        <w:t>profile_id</w:t>
-      </w:r>
-      <w:proofErr w:type="spellEnd"/>
-      <w:r>
-        <w:rPr>
-          <w:rFonts w:ascii="Cascadia Mono" w:eastAsiaTheme="minorHAnsi" w:hAnsi="Cascadia Mono" w:cs="Cascadia Mono"/>
-          <w:color w:val="000000"/>
-          <w:sz w:val="19"/>
-          <w:szCs w:val="19"/>
-          <w:highlight w:val="white"/>
-          <w:lang w:val="en-US" w:eastAsia="en-US"/>
-        </w:rPr>
-        <w:t xml:space="preserve"> </w:t>
+        <w:t xml:space="preserve">    profile_id </w:t>
       </w:r>
       <w:r>
         <w:rPr>
@@ -17524,31 +16284,7 @@
           <w:highlight w:val="white"/>
           <w:lang w:val="en-US" w:eastAsia="en-US"/>
         </w:rPr>
-        <w:t xml:space="preserve">    </w:t>
-      </w:r>
-      <w:proofErr w:type="spellStart"/>
-      <w:r>
-        <w:rPr>
-          <w:rFonts w:ascii="Cascadia Mono" w:eastAsiaTheme="minorHAnsi" w:hAnsi="Cascadia Mono" w:cs="Cascadia Mono"/>
-          <w:color w:val="000000"/>
-          <w:sz w:val="19"/>
-          <w:szCs w:val="19"/>
-          <w:highlight w:val="white"/>
-          <w:lang w:val="en-US" w:eastAsia="en-US"/>
-        </w:rPr>
-        <w:t>member_casual</w:t>
-      </w:r>
-      <w:proofErr w:type="spellEnd"/>
-      <w:r>
-        <w:rPr>
-          <w:rFonts w:ascii="Cascadia Mono" w:eastAsiaTheme="minorHAnsi" w:hAnsi="Cascadia Mono" w:cs="Cascadia Mono"/>
-          <w:color w:val="000000"/>
-          <w:sz w:val="19"/>
-          <w:szCs w:val="19"/>
-          <w:highlight w:val="white"/>
-          <w:lang w:val="en-US" w:eastAsia="en-US"/>
-        </w:rPr>
-        <w:t xml:space="preserve"> </w:t>
+        <w:t xml:space="preserve">    member_casual </w:t>
       </w:r>
       <w:r>
         <w:rPr>
@@ -17664,31 +16400,7 @@
           <w:lang w:val="en-US" w:eastAsia="en-US"/>
         </w:rPr>
         <w:lastRenderedPageBreak/>
-        <w:t xml:space="preserve">    </w:t>
-      </w:r>
-      <w:proofErr w:type="spellStart"/>
-      <w:r>
-        <w:rPr>
-          <w:rFonts w:ascii="Cascadia Mono" w:eastAsiaTheme="minorHAnsi" w:hAnsi="Cascadia Mono" w:cs="Cascadia Mono"/>
-          <w:color w:val="000000"/>
-          <w:sz w:val="19"/>
-          <w:szCs w:val="19"/>
-          <w:highlight w:val="white"/>
-          <w:lang w:val="en-US" w:eastAsia="en-US"/>
-        </w:rPr>
-        <w:t>ridable_type</w:t>
-      </w:r>
-      <w:proofErr w:type="spellEnd"/>
-      <w:r>
-        <w:rPr>
-          <w:rFonts w:ascii="Cascadia Mono" w:eastAsiaTheme="minorHAnsi" w:hAnsi="Cascadia Mono" w:cs="Cascadia Mono"/>
-          <w:color w:val="000000"/>
-          <w:sz w:val="19"/>
-          <w:szCs w:val="19"/>
-          <w:highlight w:val="white"/>
-          <w:lang w:val="en-US" w:eastAsia="en-US"/>
-        </w:rPr>
-        <w:t xml:space="preserve"> </w:t>
+        <w:t xml:space="preserve">    ridable_type </w:t>
       </w:r>
       <w:r>
         <w:rPr>
@@ -17841,32 +16553,30 @@
           <w:highlight w:val="white"/>
           <w:lang w:val="en-US" w:eastAsia="en-US"/>
         </w:rPr>
+        <w:t xml:space="preserve"> PK_Dim_Rental_Profile </w:t>
+      </w:r>
+      <w:r>
+        <w:rPr>
+          <w:rFonts w:ascii="Cascadia Mono" w:eastAsiaTheme="minorHAnsi" w:hAnsi="Cascadia Mono" w:cs="Cascadia Mono"/>
+          <w:color w:val="0000FF"/>
+          <w:sz w:val="19"/>
+          <w:szCs w:val="19"/>
+          <w:highlight w:val="white"/>
+          <w:lang w:val="en-US" w:eastAsia="en-US"/>
+        </w:rPr>
+        <w:t>PRIMARY</w:t>
+      </w:r>
+      <w:r>
+        <w:rPr>
+          <w:rFonts w:ascii="Cascadia Mono" w:eastAsiaTheme="minorHAnsi" w:hAnsi="Cascadia Mono" w:cs="Cascadia Mono"/>
+          <w:color w:val="000000"/>
+          <w:sz w:val="19"/>
+          <w:szCs w:val="19"/>
+          <w:highlight w:val="white"/>
+          <w:lang w:val="en-US" w:eastAsia="en-US"/>
+        </w:rPr>
         <w:t xml:space="preserve"> </w:t>
       </w:r>
-      <w:proofErr w:type="spellStart"/>
-      <w:r>
-        <w:rPr>
-          <w:rFonts w:ascii="Cascadia Mono" w:eastAsiaTheme="minorHAnsi" w:hAnsi="Cascadia Mono" w:cs="Cascadia Mono"/>
-          <w:color w:val="000000"/>
-          <w:sz w:val="19"/>
-          <w:szCs w:val="19"/>
-          <w:highlight w:val="white"/>
-          <w:lang w:val="en-US" w:eastAsia="en-US"/>
-        </w:rPr>
-        <w:t>PK_Dim_Rental_Profile</w:t>
-      </w:r>
-      <w:proofErr w:type="spellEnd"/>
-      <w:r>
-        <w:rPr>
-          <w:rFonts w:ascii="Cascadia Mono" w:eastAsiaTheme="minorHAnsi" w:hAnsi="Cascadia Mono" w:cs="Cascadia Mono"/>
-          <w:color w:val="000000"/>
-          <w:sz w:val="19"/>
-          <w:szCs w:val="19"/>
-          <w:highlight w:val="white"/>
-          <w:lang w:val="en-US" w:eastAsia="en-US"/>
-        </w:rPr>
-        <w:t xml:space="preserve"> </w:t>
-      </w:r>
       <w:r>
         <w:rPr>
           <w:rFonts w:ascii="Cascadia Mono" w:eastAsiaTheme="minorHAnsi" w:hAnsi="Cascadia Mono" w:cs="Cascadia Mono"/>
@@ -17876,28 +16586,6 @@
           <w:highlight w:val="white"/>
           <w:lang w:val="en-US" w:eastAsia="en-US"/>
         </w:rPr>
-        <w:t>PRIMARY</w:t>
-      </w:r>
-      <w:r>
-        <w:rPr>
-          <w:rFonts w:ascii="Cascadia Mono" w:eastAsiaTheme="minorHAnsi" w:hAnsi="Cascadia Mono" w:cs="Cascadia Mono"/>
-          <w:color w:val="000000"/>
-          <w:sz w:val="19"/>
-          <w:szCs w:val="19"/>
-          <w:highlight w:val="white"/>
-          <w:lang w:val="en-US" w:eastAsia="en-US"/>
-        </w:rPr>
-        <w:t xml:space="preserve"> </w:t>
-      </w:r>
-      <w:r>
-        <w:rPr>
-          <w:rFonts w:ascii="Cascadia Mono" w:eastAsiaTheme="minorHAnsi" w:hAnsi="Cascadia Mono" w:cs="Cascadia Mono"/>
-          <w:color w:val="0000FF"/>
-          <w:sz w:val="19"/>
-          <w:szCs w:val="19"/>
-          <w:highlight w:val="white"/>
-          <w:lang w:val="en-US" w:eastAsia="en-US"/>
-        </w:rPr>
         <w:t xml:space="preserve">KEY </w:t>
       </w:r>
       <w:r>
@@ -17911,7 +16599,6 @@
         </w:rPr>
         <w:t>(</w:t>
       </w:r>
-      <w:proofErr w:type="spellStart"/>
       <w:r>
         <w:rPr>
           <w:rFonts w:ascii="Cascadia Mono" w:eastAsiaTheme="minorHAnsi" w:hAnsi="Cascadia Mono" w:cs="Cascadia Mono"/>
@@ -17923,7 +16610,6 @@
         </w:rPr>
         <w:t>profile_id</w:t>
       </w:r>
-      <w:proofErr w:type="spellEnd"/>
       <w:r>
         <w:rPr>
           <w:rFonts w:ascii="Cascadia Mono" w:eastAsiaTheme="minorHAnsi" w:hAnsi="Cascadia Mono" w:cs="Cascadia Mono"/>
@@ -18052,21 +16738,8 @@
           <w:highlight w:val="white"/>
           <w:lang w:val="en-US" w:eastAsia="en-US"/>
         </w:rPr>
-        <w:t xml:space="preserve"> </w:t>
-      </w:r>
-      <w:proofErr w:type="spellStart"/>
-      <w:r>
-        <w:rPr>
-          <w:rFonts w:ascii="Cascadia Mono" w:eastAsiaTheme="minorHAnsi" w:hAnsi="Cascadia Mono" w:cs="Cascadia Mono"/>
-          <w:color w:val="000000"/>
-          <w:sz w:val="19"/>
-          <w:szCs w:val="19"/>
-          <w:highlight w:val="white"/>
-          <w:lang w:val="en-US" w:eastAsia="en-US"/>
-        </w:rPr>
-        <w:t>Fact_Rental</w:t>
-      </w:r>
-      <w:proofErr w:type="spellEnd"/>
+        <w:t xml:space="preserve"> Fact_Rental</w:t>
+      </w:r>
       <w:r>
         <w:rPr>
           <w:rFonts w:ascii="Cascadia Mono" w:eastAsiaTheme="minorHAnsi" w:hAnsi="Cascadia Mono" w:cs="Cascadia Mono"/>
@@ -18114,31 +16787,7 @@
           <w:highlight w:val="white"/>
           <w:lang w:val="en-US" w:eastAsia="en-US"/>
         </w:rPr>
-        <w:t xml:space="preserve">    </w:t>
-      </w:r>
-      <w:proofErr w:type="spellStart"/>
-      <w:r>
-        <w:rPr>
-          <w:rFonts w:ascii="Cascadia Mono" w:eastAsiaTheme="minorHAnsi" w:hAnsi="Cascadia Mono" w:cs="Cascadia Mono"/>
-          <w:color w:val="000000"/>
-          <w:sz w:val="19"/>
-          <w:szCs w:val="19"/>
-          <w:highlight w:val="white"/>
-          <w:lang w:val="en-US" w:eastAsia="en-US"/>
-        </w:rPr>
-        <w:t>rental_id</w:t>
-      </w:r>
-      <w:proofErr w:type="spellEnd"/>
-      <w:r>
-        <w:rPr>
-          <w:rFonts w:ascii="Cascadia Mono" w:eastAsiaTheme="minorHAnsi" w:hAnsi="Cascadia Mono" w:cs="Cascadia Mono"/>
-          <w:color w:val="000000"/>
-          <w:sz w:val="19"/>
-          <w:szCs w:val="19"/>
-          <w:highlight w:val="white"/>
-          <w:lang w:val="en-US" w:eastAsia="en-US"/>
-        </w:rPr>
-        <w:t xml:space="preserve"> </w:t>
+        <w:t xml:space="preserve">    rental_id </w:t>
       </w:r>
       <w:r>
         <w:rPr>
@@ -18313,31 +16962,7 @@
           <w:highlight w:val="white"/>
           <w:lang w:val="en-US" w:eastAsia="en-US"/>
         </w:rPr>
-        <w:t xml:space="preserve">    </w:t>
-      </w:r>
-      <w:proofErr w:type="spellStart"/>
-      <w:r>
-        <w:rPr>
-          <w:rFonts w:ascii="Cascadia Mono" w:eastAsiaTheme="minorHAnsi" w:hAnsi="Cascadia Mono" w:cs="Cascadia Mono"/>
-          <w:color w:val="000000"/>
-          <w:sz w:val="19"/>
-          <w:szCs w:val="19"/>
-          <w:highlight w:val="white"/>
-          <w:lang w:val="en-US" w:eastAsia="en-US"/>
-        </w:rPr>
-        <w:t>start_date_id</w:t>
-      </w:r>
-      <w:proofErr w:type="spellEnd"/>
-      <w:r>
-        <w:rPr>
-          <w:rFonts w:ascii="Cascadia Mono" w:eastAsiaTheme="minorHAnsi" w:hAnsi="Cascadia Mono" w:cs="Cascadia Mono"/>
-          <w:color w:val="000000"/>
-          <w:sz w:val="19"/>
-          <w:szCs w:val="19"/>
-          <w:highlight w:val="white"/>
-          <w:lang w:val="en-US" w:eastAsia="en-US"/>
-        </w:rPr>
-        <w:t xml:space="preserve"> </w:t>
+        <w:t xml:space="preserve">    start_date_id </w:t>
       </w:r>
       <w:r>
         <w:rPr>
@@ -18419,31 +17044,7 @@
           <w:highlight w:val="white"/>
           <w:lang w:val="en-US" w:eastAsia="en-US"/>
         </w:rPr>
-        <w:t xml:space="preserve">    </w:t>
-      </w:r>
-      <w:proofErr w:type="spellStart"/>
-      <w:r>
-        <w:rPr>
-          <w:rFonts w:ascii="Cascadia Mono" w:eastAsiaTheme="minorHAnsi" w:hAnsi="Cascadia Mono" w:cs="Cascadia Mono"/>
-          <w:color w:val="000000"/>
-          <w:sz w:val="19"/>
-          <w:szCs w:val="19"/>
-          <w:highlight w:val="white"/>
-          <w:lang w:val="en-US" w:eastAsia="en-US"/>
-        </w:rPr>
-        <w:t>end_date_id</w:t>
-      </w:r>
-      <w:proofErr w:type="spellEnd"/>
-      <w:r>
-        <w:rPr>
-          <w:rFonts w:ascii="Cascadia Mono" w:eastAsiaTheme="minorHAnsi" w:hAnsi="Cascadia Mono" w:cs="Cascadia Mono"/>
-          <w:color w:val="000000"/>
-          <w:sz w:val="19"/>
-          <w:szCs w:val="19"/>
-          <w:highlight w:val="white"/>
-          <w:lang w:val="en-US" w:eastAsia="en-US"/>
-        </w:rPr>
-        <w:t xml:space="preserve"> </w:t>
+        <w:t xml:space="preserve">    end_date_id </w:t>
       </w:r>
       <w:r>
         <w:rPr>
@@ -18541,31 +17142,7 @@
           <w:highlight w:val="white"/>
           <w:lang w:val="en-US" w:eastAsia="en-US"/>
         </w:rPr>
-        <w:t xml:space="preserve">    </w:t>
-      </w:r>
-      <w:proofErr w:type="spellStart"/>
-      <w:r>
-        <w:rPr>
-          <w:rFonts w:ascii="Cascadia Mono" w:eastAsiaTheme="minorHAnsi" w:hAnsi="Cascadia Mono" w:cs="Cascadia Mono"/>
-          <w:color w:val="000000"/>
-          <w:sz w:val="19"/>
-          <w:szCs w:val="19"/>
-          <w:highlight w:val="white"/>
-          <w:lang w:val="en-US" w:eastAsia="en-US"/>
-        </w:rPr>
-        <w:t>start_time_id</w:t>
-      </w:r>
-      <w:proofErr w:type="spellEnd"/>
-      <w:r>
-        <w:rPr>
-          <w:rFonts w:ascii="Cascadia Mono" w:eastAsiaTheme="minorHAnsi" w:hAnsi="Cascadia Mono" w:cs="Cascadia Mono"/>
-          <w:color w:val="000000"/>
-          <w:sz w:val="19"/>
-          <w:szCs w:val="19"/>
-          <w:highlight w:val="white"/>
-          <w:lang w:val="en-US" w:eastAsia="en-US"/>
-        </w:rPr>
-        <w:t xml:space="preserve"> </w:t>
+        <w:t xml:space="preserve">    start_time_id </w:t>
       </w:r>
       <w:r>
         <w:rPr>
@@ -18647,31 +17224,7 @@
           <w:highlight w:val="white"/>
           <w:lang w:val="en-US" w:eastAsia="en-US"/>
         </w:rPr>
-        <w:t xml:space="preserve">    </w:t>
-      </w:r>
-      <w:proofErr w:type="spellStart"/>
-      <w:r>
-        <w:rPr>
-          <w:rFonts w:ascii="Cascadia Mono" w:eastAsiaTheme="minorHAnsi" w:hAnsi="Cascadia Mono" w:cs="Cascadia Mono"/>
-          <w:color w:val="000000"/>
-          <w:sz w:val="19"/>
-          <w:szCs w:val="19"/>
-          <w:highlight w:val="white"/>
-          <w:lang w:val="en-US" w:eastAsia="en-US"/>
-        </w:rPr>
-        <w:t>end_time_id</w:t>
-      </w:r>
-      <w:proofErr w:type="spellEnd"/>
-      <w:r>
-        <w:rPr>
-          <w:rFonts w:ascii="Cascadia Mono" w:eastAsiaTheme="minorHAnsi" w:hAnsi="Cascadia Mono" w:cs="Cascadia Mono"/>
-          <w:color w:val="000000"/>
-          <w:sz w:val="19"/>
-          <w:szCs w:val="19"/>
-          <w:highlight w:val="white"/>
-          <w:lang w:val="en-US" w:eastAsia="en-US"/>
-        </w:rPr>
-        <w:t xml:space="preserve"> </w:t>
+        <w:t xml:space="preserve">    end_time_id </w:t>
       </w:r>
       <w:r>
         <w:rPr>
@@ -18769,31 +17322,7 @@
           <w:highlight w:val="white"/>
           <w:lang w:val="en-US" w:eastAsia="en-US"/>
         </w:rPr>
-        <w:t xml:space="preserve">    </w:t>
-      </w:r>
-      <w:proofErr w:type="spellStart"/>
-      <w:r>
-        <w:rPr>
-          <w:rFonts w:ascii="Cascadia Mono" w:eastAsiaTheme="minorHAnsi" w:hAnsi="Cascadia Mono" w:cs="Cascadia Mono"/>
-          <w:color w:val="000000"/>
-          <w:sz w:val="19"/>
-          <w:szCs w:val="19"/>
-          <w:highlight w:val="white"/>
-          <w:lang w:val="en-US" w:eastAsia="en-US"/>
-        </w:rPr>
-        <w:t>start_location_id</w:t>
-      </w:r>
-      <w:proofErr w:type="spellEnd"/>
-      <w:r>
-        <w:rPr>
-          <w:rFonts w:ascii="Cascadia Mono" w:eastAsiaTheme="minorHAnsi" w:hAnsi="Cascadia Mono" w:cs="Cascadia Mono"/>
-          <w:color w:val="000000"/>
-          <w:sz w:val="19"/>
-          <w:szCs w:val="19"/>
-          <w:highlight w:val="white"/>
-          <w:lang w:val="en-US" w:eastAsia="en-US"/>
-        </w:rPr>
-        <w:t xml:space="preserve"> </w:t>
+        <w:t xml:space="preserve">    start_location_id </w:t>
       </w:r>
       <w:r>
         <w:rPr>
@@ -18875,31 +17404,7 @@
           <w:highlight w:val="white"/>
           <w:lang w:val="en-US" w:eastAsia="en-US"/>
         </w:rPr>
-        <w:t xml:space="preserve">    </w:t>
-      </w:r>
-      <w:proofErr w:type="spellStart"/>
-      <w:r>
-        <w:rPr>
-          <w:rFonts w:ascii="Cascadia Mono" w:eastAsiaTheme="minorHAnsi" w:hAnsi="Cascadia Mono" w:cs="Cascadia Mono"/>
-          <w:color w:val="000000"/>
-          <w:sz w:val="19"/>
-          <w:szCs w:val="19"/>
-          <w:highlight w:val="white"/>
-          <w:lang w:val="en-US" w:eastAsia="en-US"/>
-        </w:rPr>
-        <w:t>end_location_id</w:t>
-      </w:r>
-      <w:proofErr w:type="spellEnd"/>
-      <w:r>
-        <w:rPr>
-          <w:rFonts w:ascii="Cascadia Mono" w:eastAsiaTheme="minorHAnsi" w:hAnsi="Cascadia Mono" w:cs="Cascadia Mono"/>
-          <w:color w:val="000000"/>
-          <w:sz w:val="19"/>
-          <w:szCs w:val="19"/>
-          <w:highlight w:val="white"/>
-          <w:lang w:val="en-US" w:eastAsia="en-US"/>
-        </w:rPr>
-        <w:t xml:space="preserve"> </w:t>
+        <w:t xml:space="preserve">    end_location_id </w:t>
       </w:r>
       <w:r>
         <w:rPr>
@@ -18997,31 +17502,7 @@
           <w:highlight w:val="white"/>
           <w:lang w:val="en-US" w:eastAsia="en-US"/>
         </w:rPr>
-        <w:t xml:space="preserve">    </w:t>
-      </w:r>
-      <w:proofErr w:type="spellStart"/>
-      <w:r>
-        <w:rPr>
-          <w:rFonts w:ascii="Cascadia Mono" w:eastAsiaTheme="minorHAnsi" w:hAnsi="Cascadia Mono" w:cs="Cascadia Mono"/>
-          <w:color w:val="000000"/>
-          <w:sz w:val="19"/>
-          <w:szCs w:val="19"/>
-          <w:highlight w:val="white"/>
-          <w:lang w:val="en-US" w:eastAsia="en-US"/>
-        </w:rPr>
-        <w:t>weather_id</w:t>
-      </w:r>
-      <w:proofErr w:type="spellEnd"/>
-      <w:r>
-        <w:rPr>
-          <w:rFonts w:ascii="Cascadia Mono" w:eastAsiaTheme="minorHAnsi" w:hAnsi="Cascadia Mono" w:cs="Cascadia Mono"/>
-          <w:color w:val="000000"/>
-          <w:sz w:val="19"/>
-          <w:szCs w:val="19"/>
-          <w:highlight w:val="white"/>
-          <w:lang w:val="en-US" w:eastAsia="en-US"/>
-        </w:rPr>
-        <w:t xml:space="preserve"> </w:t>
+        <w:t xml:space="preserve">    weather_id </w:t>
       </w:r>
       <w:r>
         <w:rPr>
@@ -19103,31 +17584,7 @@
           <w:highlight w:val="white"/>
           <w:lang w:val="en-US" w:eastAsia="en-US"/>
         </w:rPr>
-        <w:t xml:space="preserve">    </w:t>
-      </w:r>
-      <w:proofErr w:type="spellStart"/>
-      <w:r>
-        <w:rPr>
-          <w:rFonts w:ascii="Cascadia Mono" w:eastAsiaTheme="minorHAnsi" w:hAnsi="Cascadia Mono" w:cs="Cascadia Mono"/>
-          <w:color w:val="000000"/>
-          <w:sz w:val="19"/>
-          <w:szCs w:val="19"/>
-          <w:highlight w:val="white"/>
-          <w:lang w:val="en-US" w:eastAsia="en-US"/>
-        </w:rPr>
-        <w:t>profile_id</w:t>
-      </w:r>
-      <w:proofErr w:type="spellEnd"/>
-      <w:r>
-        <w:rPr>
-          <w:rFonts w:ascii="Cascadia Mono" w:eastAsiaTheme="minorHAnsi" w:hAnsi="Cascadia Mono" w:cs="Cascadia Mono"/>
-          <w:color w:val="000000"/>
-          <w:sz w:val="19"/>
-          <w:szCs w:val="19"/>
-          <w:highlight w:val="white"/>
-          <w:lang w:val="en-US" w:eastAsia="en-US"/>
-        </w:rPr>
-        <w:t xml:space="preserve"> </w:t>
+        <w:t xml:space="preserve">    profile_id </w:t>
       </w:r>
       <w:r>
         <w:rPr>
@@ -19438,32 +17895,30 @@
           <w:highlight w:val="white"/>
           <w:lang w:val="en-US" w:eastAsia="en-US"/>
         </w:rPr>
+        <w:t xml:space="preserve"> PK_Fact_Rental </w:t>
+      </w:r>
+      <w:r>
+        <w:rPr>
+          <w:rFonts w:ascii="Cascadia Mono" w:eastAsiaTheme="minorHAnsi" w:hAnsi="Cascadia Mono" w:cs="Cascadia Mono"/>
+          <w:color w:val="0000FF"/>
+          <w:sz w:val="19"/>
+          <w:szCs w:val="19"/>
+          <w:highlight w:val="white"/>
+          <w:lang w:val="en-US" w:eastAsia="en-US"/>
+        </w:rPr>
+        <w:t>PRIMARY</w:t>
+      </w:r>
+      <w:r>
+        <w:rPr>
+          <w:rFonts w:ascii="Cascadia Mono" w:eastAsiaTheme="minorHAnsi" w:hAnsi="Cascadia Mono" w:cs="Cascadia Mono"/>
+          <w:color w:val="000000"/>
+          <w:sz w:val="19"/>
+          <w:szCs w:val="19"/>
+          <w:highlight w:val="white"/>
+          <w:lang w:val="en-US" w:eastAsia="en-US"/>
+        </w:rPr>
         <w:t xml:space="preserve"> </w:t>
       </w:r>
-      <w:proofErr w:type="spellStart"/>
-      <w:r>
-        <w:rPr>
-          <w:rFonts w:ascii="Cascadia Mono" w:eastAsiaTheme="minorHAnsi" w:hAnsi="Cascadia Mono" w:cs="Cascadia Mono"/>
-          <w:color w:val="000000"/>
-          <w:sz w:val="19"/>
-          <w:szCs w:val="19"/>
-          <w:highlight w:val="white"/>
-          <w:lang w:val="en-US" w:eastAsia="en-US"/>
-        </w:rPr>
-        <w:t>PK_Fact_Rental</w:t>
-      </w:r>
-      <w:proofErr w:type="spellEnd"/>
-      <w:r>
-        <w:rPr>
-          <w:rFonts w:ascii="Cascadia Mono" w:eastAsiaTheme="minorHAnsi" w:hAnsi="Cascadia Mono" w:cs="Cascadia Mono"/>
-          <w:color w:val="000000"/>
-          <w:sz w:val="19"/>
-          <w:szCs w:val="19"/>
-          <w:highlight w:val="white"/>
-          <w:lang w:val="en-US" w:eastAsia="en-US"/>
-        </w:rPr>
-        <w:t xml:space="preserve"> </w:t>
-      </w:r>
       <w:r>
         <w:rPr>
           <w:rFonts w:ascii="Cascadia Mono" w:eastAsiaTheme="minorHAnsi" w:hAnsi="Cascadia Mono" w:cs="Cascadia Mono"/>
@@ -19473,28 +17928,6 @@
           <w:highlight w:val="white"/>
           <w:lang w:val="en-US" w:eastAsia="en-US"/>
         </w:rPr>
-        <w:t>PRIMARY</w:t>
-      </w:r>
-      <w:r>
-        <w:rPr>
-          <w:rFonts w:ascii="Cascadia Mono" w:eastAsiaTheme="minorHAnsi" w:hAnsi="Cascadia Mono" w:cs="Cascadia Mono"/>
-          <w:color w:val="000000"/>
-          <w:sz w:val="19"/>
-          <w:szCs w:val="19"/>
-          <w:highlight w:val="white"/>
-          <w:lang w:val="en-US" w:eastAsia="en-US"/>
-        </w:rPr>
-        <w:t xml:space="preserve"> </w:t>
-      </w:r>
-      <w:r>
-        <w:rPr>
-          <w:rFonts w:ascii="Cascadia Mono" w:eastAsiaTheme="minorHAnsi" w:hAnsi="Cascadia Mono" w:cs="Cascadia Mono"/>
-          <w:color w:val="0000FF"/>
-          <w:sz w:val="19"/>
-          <w:szCs w:val="19"/>
-          <w:highlight w:val="white"/>
-          <w:lang w:val="en-US" w:eastAsia="en-US"/>
-        </w:rPr>
         <w:t xml:space="preserve">KEY </w:t>
       </w:r>
       <w:r>
@@ -19508,7 +17941,6 @@
         </w:rPr>
         <w:t>(</w:t>
       </w:r>
-      <w:proofErr w:type="spellStart"/>
       <w:r>
         <w:rPr>
           <w:rFonts w:ascii="Cascadia Mono" w:eastAsiaTheme="minorHAnsi" w:hAnsi="Cascadia Mono" w:cs="Cascadia Mono"/>
@@ -19520,7 +17952,6 @@
         </w:rPr>
         <w:t>rental_id</w:t>
       </w:r>
-      <w:proofErr w:type="spellEnd"/>
       <w:r>
         <w:rPr>
           <w:rFonts w:ascii="Cascadia Mono" w:eastAsiaTheme="minorHAnsi" w:hAnsi="Cascadia Mono" w:cs="Cascadia Mono"/>
@@ -19595,21 +18026,74 @@
           <w:highlight w:val="white"/>
           <w:lang w:val="en-US" w:eastAsia="en-US"/>
         </w:rPr>
+        <w:t xml:space="preserve"> FK_Fact_StartDate </w:t>
+      </w:r>
+      <w:r>
+        <w:rPr>
+          <w:rFonts w:ascii="Cascadia Mono" w:eastAsiaTheme="minorHAnsi" w:hAnsi="Cascadia Mono" w:cs="Cascadia Mono"/>
+          <w:color w:val="0000FF"/>
+          <w:sz w:val="19"/>
+          <w:szCs w:val="19"/>
+          <w:highlight w:val="white"/>
+          <w:lang w:val="en-US" w:eastAsia="en-US"/>
+        </w:rPr>
+        <w:t>FOREIGN</w:t>
+      </w:r>
+      <w:r>
+        <w:rPr>
+          <w:rFonts w:ascii="Cascadia Mono" w:eastAsiaTheme="minorHAnsi" w:hAnsi="Cascadia Mono" w:cs="Cascadia Mono"/>
+          <w:color w:val="000000"/>
+          <w:sz w:val="19"/>
+          <w:szCs w:val="19"/>
+          <w:highlight w:val="white"/>
+          <w:lang w:val="en-US" w:eastAsia="en-US"/>
+        </w:rPr>
         <w:t xml:space="preserve"> </w:t>
       </w:r>
-      <w:proofErr w:type="spellStart"/>
-      <w:r>
-        <w:rPr>
-          <w:rFonts w:ascii="Cascadia Mono" w:eastAsiaTheme="minorHAnsi" w:hAnsi="Cascadia Mono" w:cs="Cascadia Mono"/>
-          <w:color w:val="000000"/>
-          <w:sz w:val="19"/>
-          <w:szCs w:val="19"/>
-          <w:highlight w:val="white"/>
-          <w:lang w:val="en-US" w:eastAsia="en-US"/>
-        </w:rPr>
-        <w:t>FK_Fact_StartDate</w:t>
-      </w:r>
-      <w:proofErr w:type="spellEnd"/>
+      <w:r>
+        <w:rPr>
+          <w:rFonts w:ascii="Cascadia Mono" w:eastAsiaTheme="minorHAnsi" w:hAnsi="Cascadia Mono" w:cs="Cascadia Mono"/>
+          <w:color w:val="0000FF"/>
+          <w:sz w:val="19"/>
+          <w:szCs w:val="19"/>
+          <w:highlight w:val="white"/>
+          <w:lang w:val="en-US" w:eastAsia="en-US"/>
+        </w:rPr>
+        <w:t xml:space="preserve">KEY </w:t>
+      </w:r>
+      <w:r>
+        <w:rPr>
+          <w:rFonts w:ascii="Cascadia Mono" w:eastAsiaTheme="minorHAnsi" w:hAnsi="Cascadia Mono" w:cs="Cascadia Mono"/>
+          <w:color w:val="808080"/>
+          <w:sz w:val="19"/>
+          <w:szCs w:val="19"/>
+          <w:highlight w:val="white"/>
+          <w:lang w:val="en-US" w:eastAsia="en-US"/>
+        </w:rPr>
+        <w:t>(</w:t>
+      </w:r>
+      <w:r>
+        <w:rPr>
+          <w:rFonts w:ascii="Cascadia Mono" w:eastAsiaTheme="minorHAnsi" w:hAnsi="Cascadia Mono" w:cs="Cascadia Mono"/>
+          <w:color w:val="000000"/>
+          <w:sz w:val="19"/>
+          <w:szCs w:val="19"/>
+          <w:highlight w:val="white"/>
+          <w:lang w:val="en-US" w:eastAsia="en-US"/>
+        </w:rPr>
+        <w:t>start_date_id</w:t>
+      </w:r>
+      <w:r>
+        <w:rPr>
+          <w:rFonts w:ascii="Cascadia Mono" w:eastAsiaTheme="minorHAnsi" w:hAnsi="Cascadia Mono" w:cs="Cascadia Mono"/>
+          <w:color w:val="808080"/>
+          <w:sz w:val="19"/>
+          <w:szCs w:val="19"/>
+          <w:highlight w:val="white"/>
+          <w:lang w:val="en-US" w:eastAsia="en-US"/>
+        </w:rPr>
+        <w:t>)</w:t>
+      </w:r>
       <w:r>
         <w:rPr>
           <w:rFonts w:ascii="Cascadia Mono" w:eastAsiaTheme="minorHAnsi" w:hAnsi="Cascadia Mono" w:cs="Cascadia Mono"/>
@@ -19630,29 +18114,18 @@
           <w:highlight w:val="white"/>
           <w:lang w:val="en-US" w:eastAsia="en-US"/>
         </w:rPr>
-        <w:t>FOREIGN</w:t>
-      </w:r>
-      <w:r>
-        <w:rPr>
-          <w:rFonts w:ascii="Cascadia Mono" w:eastAsiaTheme="minorHAnsi" w:hAnsi="Cascadia Mono" w:cs="Cascadia Mono"/>
-          <w:color w:val="000000"/>
-          <w:sz w:val="19"/>
-          <w:szCs w:val="19"/>
-          <w:highlight w:val="white"/>
-          <w:lang w:val="en-US" w:eastAsia="en-US"/>
-        </w:rPr>
-        <w:t xml:space="preserve"> </w:t>
-      </w:r>
-      <w:r>
-        <w:rPr>
-          <w:rFonts w:ascii="Cascadia Mono" w:eastAsiaTheme="minorHAnsi" w:hAnsi="Cascadia Mono" w:cs="Cascadia Mono"/>
-          <w:color w:val="0000FF"/>
-          <w:sz w:val="19"/>
-          <w:szCs w:val="19"/>
-          <w:highlight w:val="white"/>
-          <w:lang w:val="en-US" w:eastAsia="en-US"/>
-        </w:rPr>
-        <w:t xml:space="preserve">KEY </w:t>
+        <w:t>REFERENCES</w:t>
+      </w:r>
+      <w:r>
+        <w:rPr>
+          <w:rFonts w:ascii="Cascadia Mono" w:eastAsiaTheme="minorHAnsi" w:hAnsi="Cascadia Mono" w:cs="Cascadia Mono"/>
+          <w:color w:val="000000"/>
+          <w:sz w:val="19"/>
+          <w:szCs w:val="19"/>
+          <w:highlight w:val="white"/>
+          <w:lang w:val="en-US" w:eastAsia="en-US"/>
+        </w:rPr>
+        <w:t xml:space="preserve"> Dim_Date</w:t>
       </w:r>
       <w:r>
         <w:rPr>
@@ -19665,88 +18138,6 @@
         </w:rPr>
         <w:t>(</w:t>
       </w:r>
-      <w:proofErr w:type="spellStart"/>
-      <w:r>
-        <w:rPr>
-          <w:rFonts w:ascii="Cascadia Mono" w:eastAsiaTheme="minorHAnsi" w:hAnsi="Cascadia Mono" w:cs="Cascadia Mono"/>
-          <w:color w:val="000000"/>
-          <w:sz w:val="19"/>
-          <w:szCs w:val="19"/>
-          <w:highlight w:val="white"/>
-          <w:lang w:val="en-US" w:eastAsia="en-US"/>
-        </w:rPr>
-        <w:t>start_date_id</w:t>
-      </w:r>
-      <w:proofErr w:type="spellEnd"/>
-      <w:r>
-        <w:rPr>
-          <w:rFonts w:ascii="Cascadia Mono" w:eastAsiaTheme="minorHAnsi" w:hAnsi="Cascadia Mono" w:cs="Cascadia Mono"/>
-          <w:color w:val="808080"/>
-          <w:sz w:val="19"/>
-          <w:szCs w:val="19"/>
-          <w:highlight w:val="white"/>
-          <w:lang w:val="en-US" w:eastAsia="en-US"/>
-        </w:rPr>
-        <w:t>)</w:t>
-      </w:r>
-      <w:r>
-        <w:rPr>
-          <w:rFonts w:ascii="Cascadia Mono" w:eastAsiaTheme="minorHAnsi" w:hAnsi="Cascadia Mono" w:cs="Cascadia Mono"/>
-          <w:color w:val="000000"/>
-          <w:sz w:val="19"/>
-          <w:szCs w:val="19"/>
-          <w:highlight w:val="white"/>
-          <w:lang w:val="en-US" w:eastAsia="en-US"/>
-        </w:rPr>
-        <w:t xml:space="preserve"> </w:t>
-      </w:r>
-      <w:r>
-        <w:rPr>
-          <w:rFonts w:ascii="Cascadia Mono" w:eastAsiaTheme="minorHAnsi" w:hAnsi="Cascadia Mono" w:cs="Cascadia Mono"/>
-          <w:color w:val="0000FF"/>
-          <w:sz w:val="19"/>
-          <w:szCs w:val="19"/>
-          <w:highlight w:val="white"/>
-          <w:lang w:val="en-US" w:eastAsia="en-US"/>
-        </w:rPr>
-        <w:t>REFERENCES</w:t>
-      </w:r>
-      <w:r>
-        <w:rPr>
-          <w:rFonts w:ascii="Cascadia Mono" w:eastAsiaTheme="minorHAnsi" w:hAnsi="Cascadia Mono" w:cs="Cascadia Mono"/>
-          <w:color w:val="000000"/>
-          <w:sz w:val="19"/>
-          <w:szCs w:val="19"/>
-          <w:highlight w:val="white"/>
-          <w:lang w:val="en-US" w:eastAsia="en-US"/>
-        </w:rPr>
-        <w:t xml:space="preserve"> </w:t>
-      </w:r>
-      <w:proofErr w:type="spellStart"/>
-      <w:r>
-        <w:rPr>
-          <w:rFonts w:ascii="Cascadia Mono" w:eastAsiaTheme="minorHAnsi" w:hAnsi="Cascadia Mono" w:cs="Cascadia Mono"/>
-          <w:color w:val="000000"/>
-          <w:sz w:val="19"/>
-          <w:szCs w:val="19"/>
-          <w:highlight w:val="white"/>
-          <w:lang w:val="en-US" w:eastAsia="en-US"/>
-        </w:rPr>
-        <w:t>Dim_Date</w:t>
-      </w:r>
-      <w:proofErr w:type="spellEnd"/>
-      <w:r>
-        <w:rPr>
-          <w:rFonts w:ascii="Cascadia Mono" w:eastAsiaTheme="minorHAnsi" w:hAnsi="Cascadia Mono" w:cs="Cascadia Mono"/>
-          <w:color w:val="808080"/>
-          <w:sz w:val="19"/>
-          <w:szCs w:val="19"/>
-          <w:highlight w:val="white"/>
-          <w:lang w:val="en-US" w:eastAsia="en-US"/>
-        </w:rPr>
-        <w:t>(</w:t>
-      </w:r>
-      <w:proofErr w:type="spellStart"/>
       <w:r>
         <w:rPr>
           <w:rFonts w:ascii="Cascadia Mono" w:eastAsiaTheme="minorHAnsi" w:hAnsi="Cascadia Mono" w:cs="Cascadia Mono"/>
@@ -19758,7 +18149,6 @@
         </w:rPr>
         <w:t>date_id</w:t>
       </w:r>
-      <w:proofErr w:type="spellEnd"/>
       <w:r>
         <w:rPr>
           <w:rFonts w:ascii="Cascadia Mono" w:eastAsiaTheme="minorHAnsi" w:hAnsi="Cascadia Mono" w:cs="Cascadia Mono"/>
@@ -19817,21 +18207,74 @@
           <w:highlight w:val="white"/>
           <w:lang w:val="en-US" w:eastAsia="en-US"/>
         </w:rPr>
+        <w:t xml:space="preserve"> FK_Fact_EndDate </w:t>
+      </w:r>
+      <w:r>
+        <w:rPr>
+          <w:rFonts w:ascii="Cascadia Mono" w:eastAsiaTheme="minorHAnsi" w:hAnsi="Cascadia Mono" w:cs="Cascadia Mono"/>
+          <w:color w:val="0000FF"/>
+          <w:sz w:val="19"/>
+          <w:szCs w:val="19"/>
+          <w:highlight w:val="white"/>
+          <w:lang w:val="en-US" w:eastAsia="en-US"/>
+        </w:rPr>
+        <w:t>FOREIGN</w:t>
+      </w:r>
+      <w:r>
+        <w:rPr>
+          <w:rFonts w:ascii="Cascadia Mono" w:eastAsiaTheme="minorHAnsi" w:hAnsi="Cascadia Mono" w:cs="Cascadia Mono"/>
+          <w:color w:val="000000"/>
+          <w:sz w:val="19"/>
+          <w:szCs w:val="19"/>
+          <w:highlight w:val="white"/>
+          <w:lang w:val="en-US" w:eastAsia="en-US"/>
+        </w:rPr>
         <w:t xml:space="preserve"> </w:t>
       </w:r>
-      <w:proofErr w:type="spellStart"/>
-      <w:r>
-        <w:rPr>
-          <w:rFonts w:ascii="Cascadia Mono" w:eastAsiaTheme="minorHAnsi" w:hAnsi="Cascadia Mono" w:cs="Cascadia Mono"/>
-          <w:color w:val="000000"/>
-          <w:sz w:val="19"/>
-          <w:szCs w:val="19"/>
-          <w:highlight w:val="white"/>
-          <w:lang w:val="en-US" w:eastAsia="en-US"/>
-        </w:rPr>
-        <w:t>FK_Fact_EndDate</w:t>
-      </w:r>
-      <w:proofErr w:type="spellEnd"/>
+      <w:r>
+        <w:rPr>
+          <w:rFonts w:ascii="Cascadia Mono" w:eastAsiaTheme="minorHAnsi" w:hAnsi="Cascadia Mono" w:cs="Cascadia Mono"/>
+          <w:color w:val="0000FF"/>
+          <w:sz w:val="19"/>
+          <w:szCs w:val="19"/>
+          <w:highlight w:val="white"/>
+          <w:lang w:val="en-US" w:eastAsia="en-US"/>
+        </w:rPr>
+        <w:t xml:space="preserve">KEY </w:t>
+      </w:r>
+      <w:r>
+        <w:rPr>
+          <w:rFonts w:ascii="Cascadia Mono" w:eastAsiaTheme="minorHAnsi" w:hAnsi="Cascadia Mono" w:cs="Cascadia Mono"/>
+          <w:color w:val="808080"/>
+          <w:sz w:val="19"/>
+          <w:szCs w:val="19"/>
+          <w:highlight w:val="white"/>
+          <w:lang w:val="en-US" w:eastAsia="en-US"/>
+        </w:rPr>
+        <w:t>(</w:t>
+      </w:r>
+      <w:r>
+        <w:rPr>
+          <w:rFonts w:ascii="Cascadia Mono" w:eastAsiaTheme="minorHAnsi" w:hAnsi="Cascadia Mono" w:cs="Cascadia Mono"/>
+          <w:color w:val="000000"/>
+          <w:sz w:val="19"/>
+          <w:szCs w:val="19"/>
+          <w:highlight w:val="white"/>
+          <w:lang w:val="en-US" w:eastAsia="en-US"/>
+        </w:rPr>
+        <w:t>end_date_id</w:t>
+      </w:r>
+      <w:r>
+        <w:rPr>
+          <w:rFonts w:ascii="Cascadia Mono" w:eastAsiaTheme="minorHAnsi" w:hAnsi="Cascadia Mono" w:cs="Cascadia Mono"/>
+          <w:color w:val="808080"/>
+          <w:sz w:val="19"/>
+          <w:szCs w:val="19"/>
+          <w:highlight w:val="white"/>
+          <w:lang w:val="en-US" w:eastAsia="en-US"/>
+        </w:rPr>
+        <w:t>)</w:t>
+      </w:r>
       <w:r>
         <w:rPr>
           <w:rFonts w:ascii="Cascadia Mono" w:eastAsiaTheme="minorHAnsi" w:hAnsi="Cascadia Mono" w:cs="Cascadia Mono"/>
@@ -19852,29 +18295,18 @@
           <w:highlight w:val="white"/>
           <w:lang w:val="en-US" w:eastAsia="en-US"/>
         </w:rPr>
-        <w:t>FOREIGN</w:t>
-      </w:r>
-      <w:r>
-        <w:rPr>
-          <w:rFonts w:ascii="Cascadia Mono" w:eastAsiaTheme="minorHAnsi" w:hAnsi="Cascadia Mono" w:cs="Cascadia Mono"/>
-          <w:color w:val="000000"/>
-          <w:sz w:val="19"/>
-          <w:szCs w:val="19"/>
-          <w:highlight w:val="white"/>
-          <w:lang w:val="en-US" w:eastAsia="en-US"/>
-        </w:rPr>
-        <w:t xml:space="preserve"> </w:t>
-      </w:r>
-      <w:r>
-        <w:rPr>
-          <w:rFonts w:ascii="Cascadia Mono" w:eastAsiaTheme="minorHAnsi" w:hAnsi="Cascadia Mono" w:cs="Cascadia Mono"/>
-          <w:color w:val="0000FF"/>
-          <w:sz w:val="19"/>
-          <w:szCs w:val="19"/>
-          <w:highlight w:val="white"/>
-          <w:lang w:val="en-US" w:eastAsia="en-US"/>
-        </w:rPr>
-        <w:t xml:space="preserve">KEY </w:t>
+        <w:t>REFERENCES</w:t>
+      </w:r>
+      <w:r>
+        <w:rPr>
+          <w:rFonts w:ascii="Cascadia Mono" w:eastAsiaTheme="minorHAnsi" w:hAnsi="Cascadia Mono" w:cs="Cascadia Mono"/>
+          <w:color w:val="000000"/>
+          <w:sz w:val="19"/>
+          <w:szCs w:val="19"/>
+          <w:highlight w:val="white"/>
+          <w:lang w:val="en-US" w:eastAsia="en-US"/>
+        </w:rPr>
+        <w:t xml:space="preserve"> Dim_Date</w:t>
       </w:r>
       <w:r>
         <w:rPr>
@@ -19887,88 +18319,6 @@
         </w:rPr>
         <w:t>(</w:t>
       </w:r>
-      <w:proofErr w:type="spellStart"/>
-      <w:r>
-        <w:rPr>
-          <w:rFonts w:ascii="Cascadia Mono" w:eastAsiaTheme="minorHAnsi" w:hAnsi="Cascadia Mono" w:cs="Cascadia Mono"/>
-          <w:color w:val="000000"/>
-          <w:sz w:val="19"/>
-          <w:szCs w:val="19"/>
-          <w:highlight w:val="white"/>
-          <w:lang w:val="en-US" w:eastAsia="en-US"/>
-        </w:rPr>
-        <w:t>end_date_id</w:t>
-      </w:r>
-      <w:proofErr w:type="spellEnd"/>
-      <w:r>
-        <w:rPr>
-          <w:rFonts w:ascii="Cascadia Mono" w:eastAsiaTheme="minorHAnsi" w:hAnsi="Cascadia Mono" w:cs="Cascadia Mono"/>
-          <w:color w:val="808080"/>
-          <w:sz w:val="19"/>
-          <w:szCs w:val="19"/>
-          <w:highlight w:val="white"/>
-          <w:lang w:val="en-US" w:eastAsia="en-US"/>
-        </w:rPr>
-        <w:t>)</w:t>
-      </w:r>
-      <w:r>
-        <w:rPr>
-          <w:rFonts w:ascii="Cascadia Mono" w:eastAsiaTheme="minorHAnsi" w:hAnsi="Cascadia Mono" w:cs="Cascadia Mono"/>
-          <w:color w:val="000000"/>
-          <w:sz w:val="19"/>
-          <w:szCs w:val="19"/>
-          <w:highlight w:val="white"/>
-          <w:lang w:val="en-US" w:eastAsia="en-US"/>
-        </w:rPr>
-        <w:t xml:space="preserve"> </w:t>
-      </w:r>
-      <w:r>
-        <w:rPr>
-          <w:rFonts w:ascii="Cascadia Mono" w:eastAsiaTheme="minorHAnsi" w:hAnsi="Cascadia Mono" w:cs="Cascadia Mono"/>
-          <w:color w:val="0000FF"/>
-          <w:sz w:val="19"/>
-          <w:szCs w:val="19"/>
-          <w:highlight w:val="white"/>
-          <w:lang w:val="en-US" w:eastAsia="en-US"/>
-        </w:rPr>
-        <w:t>REFERENCES</w:t>
-      </w:r>
-      <w:r>
-        <w:rPr>
-          <w:rFonts w:ascii="Cascadia Mono" w:eastAsiaTheme="minorHAnsi" w:hAnsi="Cascadia Mono" w:cs="Cascadia Mono"/>
-          <w:color w:val="000000"/>
-          <w:sz w:val="19"/>
-          <w:szCs w:val="19"/>
-          <w:highlight w:val="white"/>
-          <w:lang w:val="en-US" w:eastAsia="en-US"/>
-        </w:rPr>
-        <w:t xml:space="preserve"> </w:t>
-      </w:r>
-      <w:proofErr w:type="spellStart"/>
-      <w:r>
-        <w:rPr>
-          <w:rFonts w:ascii="Cascadia Mono" w:eastAsiaTheme="minorHAnsi" w:hAnsi="Cascadia Mono" w:cs="Cascadia Mono"/>
-          <w:color w:val="000000"/>
-          <w:sz w:val="19"/>
-          <w:szCs w:val="19"/>
-          <w:highlight w:val="white"/>
-          <w:lang w:val="en-US" w:eastAsia="en-US"/>
-        </w:rPr>
-        <w:t>Dim_Date</w:t>
-      </w:r>
-      <w:proofErr w:type="spellEnd"/>
-      <w:r>
-        <w:rPr>
-          <w:rFonts w:ascii="Cascadia Mono" w:eastAsiaTheme="minorHAnsi" w:hAnsi="Cascadia Mono" w:cs="Cascadia Mono"/>
-          <w:color w:val="808080"/>
-          <w:sz w:val="19"/>
-          <w:szCs w:val="19"/>
-          <w:highlight w:val="white"/>
-          <w:lang w:val="en-US" w:eastAsia="en-US"/>
-        </w:rPr>
-        <w:t>(</w:t>
-      </w:r>
-      <w:proofErr w:type="spellStart"/>
       <w:r>
         <w:rPr>
           <w:rFonts w:ascii="Cascadia Mono" w:eastAsiaTheme="minorHAnsi" w:hAnsi="Cascadia Mono" w:cs="Cascadia Mono"/>
@@ -19980,7 +18330,6 @@
         </w:rPr>
         <w:t>date_id</w:t>
       </w:r>
-      <w:proofErr w:type="spellEnd"/>
       <w:r>
         <w:rPr>
           <w:rFonts w:ascii="Cascadia Mono" w:eastAsiaTheme="minorHAnsi" w:hAnsi="Cascadia Mono" w:cs="Cascadia Mono"/>
@@ -20066,21 +18415,74 @@
           <w:highlight w:val="white"/>
           <w:lang w:val="en-US" w:eastAsia="en-US"/>
         </w:rPr>
+        <w:t xml:space="preserve"> FK_Fact_StartTime </w:t>
+      </w:r>
+      <w:r>
+        <w:rPr>
+          <w:rFonts w:ascii="Cascadia Mono" w:eastAsiaTheme="minorHAnsi" w:hAnsi="Cascadia Mono" w:cs="Cascadia Mono"/>
+          <w:color w:val="0000FF"/>
+          <w:sz w:val="19"/>
+          <w:szCs w:val="19"/>
+          <w:highlight w:val="white"/>
+          <w:lang w:val="en-US" w:eastAsia="en-US"/>
+        </w:rPr>
+        <w:t>FOREIGN</w:t>
+      </w:r>
+      <w:r>
+        <w:rPr>
+          <w:rFonts w:ascii="Cascadia Mono" w:eastAsiaTheme="minorHAnsi" w:hAnsi="Cascadia Mono" w:cs="Cascadia Mono"/>
+          <w:color w:val="000000"/>
+          <w:sz w:val="19"/>
+          <w:szCs w:val="19"/>
+          <w:highlight w:val="white"/>
+          <w:lang w:val="en-US" w:eastAsia="en-US"/>
+        </w:rPr>
         <w:t xml:space="preserve"> </w:t>
       </w:r>
-      <w:proofErr w:type="spellStart"/>
-      <w:r>
-        <w:rPr>
-          <w:rFonts w:ascii="Cascadia Mono" w:eastAsiaTheme="minorHAnsi" w:hAnsi="Cascadia Mono" w:cs="Cascadia Mono"/>
-          <w:color w:val="000000"/>
-          <w:sz w:val="19"/>
-          <w:szCs w:val="19"/>
-          <w:highlight w:val="white"/>
-          <w:lang w:val="en-US" w:eastAsia="en-US"/>
-        </w:rPr>
-        <w:t>FK_Fact_StartTime</w:t>
-      </w:r>
-      <w:proofErr w:type="spellEnd"/>
+      <w:r>
+        <w:rPr>
+          <w:rFonts w:ascii="Cascadia Mono" w:eastAsiaTheme="minorHAnsi" w:hAnsi="Cascadia Mono" w:cs="Cascadia Mono"/>
+          <w:color w:val="0000FF"/>
+          <w:sz w:val="19"/>
+          <w:szCs w:val="19"/>
+          <w:highlight w:val="white"/>
+          <w:lang w:val="en-US" w:eastAsia="en-US"/>
+        </w:rPr>
+        <w:t xml:space="preserve">KEY </w:t>
+      </w:r>
+      <w:r>
+        <w:rPr>
+          <w:rFonts w:ascii="Cascadia Mono" w:eastAsiaTheme="minorHAnsi" w:hAnsi="Cascadia Mono" w:cs="Cascadia Mono"/>
+          <w:color w:val="808080"/>
+          <w:sz w:val="19"/>
+          <w:szCs w:val="19"/>
+          <w:highlight w:val="white"/>
+          <w:lang w:val="en-US" w:eastAsia="en-US"/>
+        </w:rPr>
+        <w:t>(</w:t>
+      </w:r>
+      <w:r>
+        <w:rPr>
+          <w:rFonts w:ascii="Cascadia Mono" w:eastAsiaTheme="minorHAnsi" w:hAnsi="Cascadia Mono" w:cs="Cascadia Mono"/>
+          <w:color w:val="000000"/>
+          <w:sz w:val="19"/>
+          <w:szCs w:val="19"/>
+          <w:highlight w:val="white"/>
+          <w:lang w:val="en-US" w:eastAsia="en-US"/>
+        </w:rPr>
+        <w:t>start_time_id</w:t>
+      </w:r>
+      <w:r>
+        <w:rPr>
+          <w:rFonts w:ascii="Cascadia Mono" w:eastAsiaTheme="minorHAnsi" w:hAnsi="Cascadia Mono" w:cs="Cascadia Mono"/>
+          <w:color w:val="808080"/>
+          <w:sz w:val="19"/>
+          <w:szCs w:val="19"/>
+          <w:highlight w:val="white"/>
+          <w:lang w:val="en-US" w:eastAsia="en-US"/>
+        </w:rPr>
+        <w:t>)</w:t>
+      </w:r>
       <w:r>
         <w:rPr>
           <w:rFonts w:ascii="Cascadia Mono" w:eastAsiaTheme="minorHAnsi" w:hAnsi="Cascadia Mono" w:cs="Cascadia Mono"/>
@@ -20101,29 +18503,18 @@
           <w:highlight w:val="white"/>
           <w:lang w:val="en-US" w:eastAsia="en-US"/>
         </w:rPr>
-        <w:t>FOREIGN</w:t>
-      </w:r>
-      <w:r>
-        <w:rPr>
-          <w:rFonts w:ascii="Cascadia Mono" w:eastAsiaTheme="minorHAnsi" w:hAnsi="Cascadia Mono" w:cs="Cascadia Mono"/>
-          <w:color w:val="000000"/>
-          <w:sz w:val="19"/>
-          <w:szCs w:val="19"/>
-          <w:highlight w:val="white"/>
-          <w:lang w:val="en-US" w:eastAsia="en-US"/>
-        </w:rPr>
-        <w:t xml:space="preserve"> </w:t>
-      </w:r>
-      <w:r>
-        <w:rPr>
-          <w:rFonts w:ascii="Cascadia Mono" w:eastAsiaTheme="minorHAnsi" w:hAnsi="Cascadia Mono" w:cs="Cascadia Mono"/>
-          <w:color w:val="0000FF"/>
-          <w:sz w:val="19"/>
-          <w:szCs w:val="19"/>
-          <w:highlight w:val="white"/>
-          <w:lang w:val="en-US" w:eastAsia="en-US"/>
-        </w:rPr>
-        <w:t xml:space="preserve">KEY </w:t>
+        <w:t>REFERENCES</w:t>
+      </w:r>
+      <w:r>
+        <w:rPr>
+          <w:rFonts w:ascii="Cascadia Mono" w:eastAsiaTheme="minorHAnsi" w:hAnsi="Cascadia Mono" w:cs="Cascadia Mono"/>
+          <w:color w:val="000000"/>
+          <w:sz w:val="19"/>
+          <w:szCs w:val="19"/>
+          <w:highlight w:val="white"/>
+          <w:lang w:val="en-US" w:eastAsia="en-US"/>
+        </w:rPr>
+        <w:t xml:space="preserve"> Dim_Time</w:t>
       </w:r>
       <w:r>
         <w:rPr>
@@ -20136,88 +18527,6 @@
         </w:rPr>
         <w:t>(</w:t>
       </w:r>
-      <w:proofErr w:type="spellStart"/>
-      <w:r>
-        <w:rPr>
-          <w:rFonts w:ascii="Cascadia Mono" w:eastAsiaTheme="minorHAnsi" w:hAnsi="Cascadia Mono" w:cs="Cascadia Mono"/>
-          <w:color w:val="000000"/>
-          <w:sz w:val="19"/>
-          <w:szCs w:val="19"/>
-          <w:highlight w:val="white"/>
-          <w:lang w:val="en-US" w:eastAsia="en-US"/>
-        </w:rPr>
-        <w:t>start_time_id</w:t>
-      </w:r>
-      <w:proofErr w:type="spellEnd"/>
-      <w:r>
-        <w:rPr>
-          <w:rFonts w:ascii="Cascadia Mono" w:eastAsiaTheme="minorHAnsi" w:hAnsi="Cascadia Mono" w:cs="Cascadia Mono"/>
-          <w:color w:val="808080"/>
-          <w:sz w:val="19"/>
-          <w:szCs w:val="19"/>
-          <w:highlight w:val="white"/>
-          <w:lang w:val="en-US" w:eastAsia="en-US"/>
-        </w:rPr>
-        <w:t>)</w:t>
-      </w:r>
-      <w:r>
-        <w:rPr>
-          <w:rFonts w:ascii="Cascadia Mono" w:eastAsiaTheme="minorHAnsi" w:hAnsi="Cascadia Mono" w:cs="Cascadia Mono"/>
-          <w:color w:val="000000"/>
-          <w:sz w:val="19"/>
-          <w:szCs w:val="19"/>
-          <w:highlight w:val="white"/>
-          <w:lang w:val="en-US" w:eastAsia="en-US"/>
-        </w:rPr>
-        <w:t xml:space="preserve"> </w:t>
-      </w:r>
-      <w:r>
-        <w:rPr>
-          <w:rFonts w:ascii="Cascadia Mono" w:eastAsiaTheme="minorHAnsi" w:hAnsi="Cascadia Mono" w:cs="Cascadia Mono"/>
-          <w:color w:val="0000FF"/>
-          <w:sz w:val="19"/>
-          <w:szCs w:val="19"/>
-          <w:highlight w:val="white"/>
-          <w:lang w:val="en-US" w:eastAsia="en-US"/>
-        </w:rPr>
-        <w:t>REFERENCES</w:t>
-      </w:r>
-      <w:r>
-        <w:rPr>
-          <w:rFonts w:ascii="Cascadia Mono" w:eastAsiaTheme="minorHAnsi" w:hAnsi="Cascadia Mono" w:cs="Cascadia Mono"/>
-          <w:color w:val="000000"/>
-          <w:sz w:val="19"/>
-          <w:szCs w:val="19"/>
-          <w:highlight w:val="white"/>
-          <w:lang w:val="en-US" w:eastAsia="en-US"/>
-        </w:rPr>
-        <w:t xml:space="preserve"> </w:t>
-      </w:r>
-      <w:proofErr w:type="spellStart"/>
-      <w:r>
-        <w:rPr>
-          <w:rFonts w:ascii="Cascadia Mono" w:eastAsiaTheme="minorHAnsi" w:hAnsi="Cascadia Mono" w:cs="Cascadia Mono"/>
-          <w:color w:val="000000"/>
-          <w:sz w:val="19"/>
-          <w:szCs w:val="19"/>
-          <w:highlight w:val="white"/>
-          <w:lang w:val="en-US" w:eastAsia="en-US"/>
-        </w:rPr>
-        <w:t>Dim_Time</w:t>
-      </w:r>
-      <w:proofErr w:type="spellEnd"/>
-      <w:r>
-        <w:rPr>
-          <w:rFonts w:ascii="Cascadia Mono" w:eastAsiaTheme="minorHAnsi" w:hAnsi="Cascadia Mono" w:cs="Cascadia Mono"/>
-          <w:color w:val="808080"/>
-          <w:sz w:val="19"/>
-          <w:szCs w:val="19"/>
-          <w:highlight w:val="white"/>
-          <w:lang w:val="en-US" w:eastAsia="en-US"/>
-        </w:rPr>
-        <w:t>(</w:t>
-      </w:r>
-      <w:proofErr w:type="spellStart"/>
       <w:r>
         <w:rPr>
           <w:rFonts w:ascii="Cascadia Mono" w:eastAsiaTheme="minorHAnsi" w:hAnsi="Cascadia Mono" w:cs="Cascadia Mono"/>
@@ -20229,7 +18538,6 @@
         </w:rPr>
         <w:t>time_id</w:t>
       </w:r>
-      <w:proofErr w:type="spellEnd"/>
       <w:r>
         <w:rPr>
           <w:rFonts w:ascii="Cascadia Mono" w:eastAsiaTheme="minorHAnsi" w:hAnsi="Cascadia Mono" w:cs="Cascadia Mono"/>
@@ -20288,21 +18596,74 @@
           <w:highlight w:val="white"/>
           <w:lang w:val="en-US" w:eastAsia="en-US"/>
         </w:rPr>
+        <w:t xml:space="preserve"> FK_Fact_EndTime </w:t>
+      </w:r>
+      <w:r>
+        <w:rPr>
+          <w:rFonts w:ascii="Cascadia Mono" w:eastAsiaTheme="minorHAnsi" w:hAnsi="Cascadia Mono" w:cs="Cascadia Mono"/>
+          <w:color w:val="0000FF"/>
+          <w:sz w:val="19"/>
+          <w:szCs w:val="19"/>
+          <w:highlight w:val="white"/>
+          <w:lang w:val="en-US" w:eastAsia="en-US"/>
+        </w:rPr>
+        <w:t>FOREIGN</w:t>
+      </w:r>
+      <w:r>
+        <w:rPr>
+          <w:rFonts w:ascii="Cascadia Mono" w:eastAsiaTheme="minorHAnsi" w:hAnsi="Cascadia Mono" w:cs="Cascadia Mono"/>
+          <w:color w:val="000000"/>
+          <w:sz w:val="19"/>
+          <w:szCs w:val="19"/>
+          <w:highlight w:val="white"/>
+          <w:lang w:val="en-US" w:eastAsia="en-US"/>
+        </w:rPr>
         <w:t xml:space="preserve"> </w:t>
       </w:r>
-      <w:proofErr w:type="spellStart"/>
-      <w:r>
-        <w:rPr>
-          <w:rFonts w:ascii="Cascadia Mono" w:eastAsiaTheme="minorHAnsi" w:hAnsi="Cascadia Mono" w:cs="Cascadia Mono"/>
-          <w:color w:val="000000"/>
-          <w:sz w:val="19"/>
-          <w:szCs w:val="19"/>
-          <w:highlight w:val="white"/>
-          <w:lang w:val="en-US" w:eastAsia="en-US"/>
-        </w:rPr>
-        <w:t>FK_Fact_EndTime</w:t>
-      </w:r>
-      <w:proofErr w:type="spellEnd"/>
+      <w:r>
+        <w:rPr>
+          <w:rFonts w:ascii="Cascadia Mono" w:eastAsiaTheme="minorHAnsi" w:hAnsi="Cascadia Mono" w:cs="Cascadia Mono"/>
+          <w:color w:val="0000FF"/>
+          <w:sz w:val="19"/>
+          <w:szCs w:val="19"/>
+          <w:highlight w:val="white"/>
+          <w:lang w:val="en-US" w:eastAsia="en-US"/>
+        </w:rPr>
+        <w:t xml:space="preserve">KEY </w:t>
+      </w:r>
+      <w:r>
+        <w:rPr>
+          <w:rFonts w:ascii="Cascadia Mono" w:eastAsiaTheme="minorHAnsi" w:hAnsi="Cascadia Mono" w:cs="Cascadia Mono"/>
+          <w:color w:val="808080"/>
+          <w:sz w:val="19"/>
+          <w:szCs w:val="19"/>
+          <w:highlight w:val="white"/>
+          <w:lang w:val="en-US" w:eastAsia="en-US"/>
+        </w:rPr>
+        <w:t>(</w:t>
+      </w:r>
+      <w:r>
+        <w:rPr>
+          <w:rFonts w:ascii="Cascadia Mono" w:eastAsiaTheme="minorHAnsi" w:hAnsi="Cascadia Mono" w:cs="Cascadia Mono"/>
+          <w:color w:val="000000"/>
+          <w:sz w:val="19"/>
+          <w:szCs w:val="19"/>
+          <w:highlight w:val="white"/>
+          <w:lang w:val="en-US" w:eastAsia="en-US"/>
+        </w:rPr>
+        <w:t>end_time_id</w:t>
+      </w:r>
+      <w:r>
+        <w:rPr>
+          <w:rFonts w:ascii="Cascadia Mono" w:eastAsiaTheme="minorHAnsi" w:hAnsi="Cascadia Mono" w:cs="Cascadia Mono"/>
+          <w:color w:val="808080"/>
+          <w:sz w:val="19"/>
+          <w:szCs w:val="19"/>
+          <w:highlight w:val="white"/>
+          <w:lang w:val="en-US" w:eastAsia="en-US"/>
+        </w:rPr>
+        <w:t>)</w:t>
+      </w:r>
       <w:r>
         <w:rPr>
           <w:rFonts w:ascii="Cascadia Mono" w:eastAsiaTheme="minorHAnsi" w:hAnsi="Cascadia Mono" w:cs="Cascadia Mono"/>
@@ -20323,29 +18684,18 @@
           <w:highlight w:val="white"/>
           <w:lang w:val="en-US" w:eastAsia="en-US"/>
         </w:rPr>
-        <w:t>FOREIGN</w:t>
-      </w:r>
-      <w:r>
-        <w:rPr>
-          <w:rFonts w:ascii="Cascadia Mono" w:eastAsiaTheme="minorHAnsi" w:hAnsi="Cascadia Mono" w:cs="Cascadia Mono"/>
-          <w:color w:val="000000"/>
-          <w:sz w:val="19"/>
-          <w:szCs w:val="19"/>
-          <w:highlight w:val="white"/>
-          <w:lang w:val="en-US" w:eastAsia="en-US"/>
-        </w:rPr>
-        <w:t xml:space="preserve"> </w:t>
-      </w:r>
-      <w:r>
-        <w:rPr>
-          <w:rFonts w:ascii="Cascadia Mono" w:eastAsiaTheme="minorHAnsi" w:hAnsi="Cascadia Mono" w:cs="Cascadia Mono"/>
-          <w:color w:val="0000FF"/>
-          <w:sz w:val="19"/>
-          <w:szCs w:val="19"/>
-          <w:highlight w:val="white"/>
-          <w:lang w:val="en-US" w:eastAsia="en-US"/>
-        </w:rPr>
-        <w:t xml:space="preserve">KEY </w:t>
+        <w:t>REFERENCES</w:t>
+      </w:r>
+      <w:r>
+        <w:rPr>
+          <w:rFonts w:ascii="Cascadia Mono" w:eastAsiaTheme="minorHAnsi" w:hAnsi="Cascadia Mono" w:cs="Cascadia Mono"/>
+          <w:color w:val="000000"/>
+          <w:sz w:val="19"/>
+          <w:szCs w:val="19"/>
+          <w:highlight w:val="white"/>
+          <w:lang w:val="en-US" w:eastAsia="en-US"/>
+        </w:rPr>
+        <w:t xml:space="preserve"> Dim_Time</w:t>
       </w:r>
       <w:r>
         <w:rPr>
@@ -20358,88 +18708,6 @@
         </w:rPr>
         <w:t>(</w:t>
       </w:r>
-      <w:proofErr w:type="spellStart"/>
-      <w:r>
-        <w:rPr>
-          <w:rFonts w:ascii="Cascadia Mono" w:eastAsiaTheme="minorHAnsi" w:hAnsi="Cascadia Mono" w:cs="Cascadia Mono"/>
-          <w:color w:val="000000"/>
-          <w:sz w:val="19"/>
-          <w:szCs w:val="19"/>
-          <w:highlight w:val="white"/>
-          <w:lang w:val="en-US" w:eastAsia="en-US"/>
-        </w:rPr>
-        <w:t>end_time_id</w:t>
-      </w:r>
-      <w:proofErr w:type="spellEnd"/>
-      <w:r>
-        <w:rPr>
-          <w:rFonts w:ascii="Cascadia Mono" w:eastAsiaTheme="minorHAnsi" w:hAnsi="Cascadia Mono" w:cs="Cascadia Mono"/>
-          <w:color w:val="808080"/>
-          <w:sz w:val="19"/>
-          <w:szCs w:val="19"/>
-          <w:highlight w:val="white"/>
-          <w:lang w:val="en-US" w:eastAsia="en-US"/>
-        </w:rPr>
-        <w:t>)</w:t>
-      </w:r>
-      <w:r>
-        <w:rPr>
-          <w:rFonts w:ascii="Cascadia Mono" w:eastAsiaTheme="minorHAnsi" w:hAnsi="Cascadia Mono" w:cs="Cascadia Mono"/>
-          <w:color w:val="000000"/>
-          <w:sz w:val="19"/>
-          <w:szCs w:val="19"/>
-          <w:highlight w:val="white"/>
-          <w:lang w:val="en-US" w:eastAsia="en-US"/>
-        </w:rPr>
-        <w:t xml:space="preserve"> </w:t>
-      </w:r>
-      <w:r>
-        <w:rPr>
-          <w:rFonts w:ascii="Cascadia Mono" w:eastAsiaTheme="minorHAnsi" w:hAnsi="Cascadia Mono" w:cs="Cascadia Mono"/>
-          <w:color w:val="0000FF"/>
-          <w:sz w:val="19"/>
-          <w:szCs w:val="19"/>
-          <w:highlight w:val="white"/>
-          <w:lang w:val="en-US" w:eastAsia="en-US"/>
-        </w:rPr>
-        <w:t>REFERENCES</w:t>
-      </w:r>
-      <w:r>
-        <w:rPr>
-          <w:rFonts w:ascii="Cascadia Mono" w:eastAsiaTheme="minorHAnsi" w:hAnsi="Cascadia Mono" w:cs="Cascadia Mono"/>
-          <w:color w:val="000000"/>
-          <w:sz w:val="19"/>
-          <w:szCs w:val="19"/>
-          <w:highlight w:val="white"/>
-          <w:lang w:val="en-US" w:eastAsia="en-US"/>
-        </w:rPr>
-        <w:t xml:space="preserve"> </w:t>
-      </w:r>
-      <w:proofErr w:type="spellStart"/>
-      <w:r>
-        <w:rPr>
-          <w:rFonts w:ascii="Cascadia Mono" w:eastAsiaTheme="minorHAnsi" w:hAnsi="Cascadia Mono" w:cs="Cascadia Mono"/>
-          <w:color w:val="000000"/>
-          <w:sz w:val="19"/>
-          <w:szCs w:val="19"/>
-          <w:highlight w:val="white"/>
-          <w:lang w:val="en-US" w:eastAsia="en-US"/>
-        </w:rPr>
-        <w:t>Dim_Time</w:t>
-      </w:r>
-      <w:proofErr w:type="spellEnd"/>
-      <w:r>
-        <w:rPr>
-          <w:rFonts w:ascii="Cascadia Mono" w:eastAsiaTheme="minorHAnsi" w:hAnsi="Cascadia Mono" w:cs="Cascadia Mono"/>
-          <w:color w:val="808080"/>
-          <w:sz w:val="19"/>
-          <w:szCs w:val="19"/>
-          <w:highlight w:val="white"/>
-          <w:lang w:val="en-US" w:eastAsia="en-US"/>
-        </w:rPr>
-        <w:t>(</w:t>
-      </w:r>
-      <w:proofErr w:type="spellStart"/>
       <w:r>
         <w:rPr>
           <w:rFonts w:ascii="Cascadia Mono" w:eastAsiaTheme="minorHAnsi" w:hAnsi="Cascadia Mono" w:cs="Cascadia Mono"/>
@@ -20451,7 +18719,6 @@
         </w:rPr>
         <w:t>time_id</w:t>
       </w:r>
-      <w:proofErr w:type="spellEnd"/>
       <w:r>
         <w:rPr>
           <w:rFonts w:ascii="Cascadia Mono" w:eastAsiaTheme="minorHAnsi" w:hAnsi="Cascadia Mono" w:cs="Cascadia Mono"/>
@@ -20537,21 +18804,74 @@
           <w:highlight w:val="white"/>
           <w:lang w:val="en-US" w:eastAsia="en-US"/>
         </w:rPr>
+        <w:t xml:space="preserve"> FK_Fact_StartLoc </w:t>
+      </w:r>
+      <w:r>
+        <w:rPr>
+          <w:rFonts w:ascii="Cascadia Mono" w:eastAsiaTheme="minorHAnsi" w:hAnsi="Cascadia Mono" w:cs="Cascadia Mono"/>
+          <w:color w:val="0000FF"/>
+          <w:sz w:val="19"/>
+          <w:szCs w:val="19"/>
+          <w:highlight w:val="white"/>
+          <w:lang w:val="en-US" w:eastAsia="en-US"/>
+        </w:rPr>
+        <w:t>FOREIGN</w:t>
+      </w:r>
+      <w:r>
+        <w:rPr>
+          <w:rFonts w:ascii="Cascadia Mono" w:eastAsiaTheme="minorHAnsi" w:hAnsi="Cascadia Mono" w:cs="Cascadia Mono"/>
+          <w:color w:val="000000"/>
+          <w:sz w:val="19"/>
+          <w:szCs w:val="19"/>
+          <w:highlight w:val="white"/>
+          <w:lang w:val="en-US" w:eastAsia="en-US"/>
+        </w:rPr>
         <w:t xml:space="preserve"> </w:t>
       </w:r>
-      <w:proofErr w:type="spellStart"/>
-      <w:r>
-        <w:rPr>
-          <w:rFonts w:ascii="Cascadia Mono" w:eastAsiaTheme="minorHAnsi" w:hAnsi="Cascadia Mono" w:cs="Cascadia Mono"/>
-          <w:color w:val="000000"/>
-          <w:sz w:val="19"/>
-          <w:szCs w:val="19"/>
-          <w:highlight w:val="white"/>
-          <w:lang w:val="en-US" w:eastAsia="en-US"/>
-        </w:rPr>
-        <w:t>FK_Fact_StartLoc</w:t>
-      </w:r>
-      <w:proofErr w:type="spellEnd"/>
+      <w:r>
+        <w:rPr>
+          <w:rFonts w:ascii="Cascadia Mono" w:eastAsiaTheme="minorHAnsi" w:hAnsi="Cascadia Mono" w:cs="Cascadia Mono"/>
+          <w:color w:val="0000FF"/>
+          <w:sz w:val="19"/>
+          <w:szCs w:val="19"/>
+          <w:highlight w:val="white"/>
+          <w:lang w:val="en-US" w:eastAsia="en-US"/>
+        </w:rPr>
+        <w:t xml:space="preserve">KEY </w:t>
+      </w:r>
+      <w:r>
+        <w:rPr>
+          <w:rFonts w:ascii="Cascadia Mono" w:eastAsiaTheme="minorHAnsi" w:hAnsi="Cascadia Mono" w:cs="Cascadia Mono"/>
+          <w:color w:val="808080"/>
+          <w:sz w:val="19"/>
+          <w:szCs w:val="19"/>
+          <w:highlight w:val="white"/>
+          <w:lang w:val="en-US" w:eastAsia="en-US"/>
+        </w:rPr>
+        <w:t>(</w:t>
+      </w:r>
+      <w:r>
+        <w:rPr>
+          <w:rFonts w:ascii="Cascadia Mono" w:eastAsiaTheme="minorHAnsi" w:hAnsi="Cascadia Mono" w:cs="Cascadia Mono"/>
+          <w:color w:val="000000"/>
+          <w:sz w:val="19"/>
+          <w:szCs w:val="19"/>
+          <w:highlight w:val="white"/>
+          <w:lang w:val="en-US" w:eastAsia="en-US"/>
+        </w:rPr>
+        <w:t>start_location_id</w:t>
+      </w:r>
+      <w:r>
+        <w:rPr>
+          <w:rFonts w:ascii="Cascadia Mono" w:eastAsiaTheme="minorHAnsi" w:hAnsi="Cascadia Mono" w:cs="Cascadia Mono"/>
+          <w:color w:val="808080"/>
+          <w:sz w:val="19"/>
+          <w:szCs w:val="19"/>
+          <w:highlight w:val="white"/>
+          <w:lang w:val="en-US" w:eastAsia="en-US"/>
+        </w:rPr>
+        <w:t>)</w:t>
+      </w:r>
       <w:r>
         <w:rPr>
           <w:rFonts w:ascii="Cascadia Mono" w:eastAsiaTheme="minorHAnsi" w:hAnsi="Cascadia Mono" w:cs="Cascadia Mono"/>
@@ -20572,29 +18892,18 @@
           <w:highlight w:val="white"/>
           <w:lang w:val="en-US" w:eastAsia="en-US"/>
         </w:rPr>
-        <w:t>FOREIGN</w:t>
-      </w:r>
-      <w:r>
-        <w:rPr>
-          <w:rFonts w:ascii="Cascadia Mono" w:eastAsiaTheme="minorHAnsi" w:hAnsi="Cascadia Mono" w:cs="Cascadia Mono"/>
-          <w:color w:val="000000"/>
-          <w:sz w:val="19"/>
-          <w:szCs w:val="19"/>
-          <w:highlight w:val="white"/>
-          <w:lang w:val="en-US" w:eastAsia="en-US"/>
-        </w:rPr>
-        <w:t xml:space="preserve"> </w:t>
-      </w:r>
-      <w:r>
-        <w:rPr>
-          <w:rFonts w:ascii="Cascadia Mono" w:eastAsiaTheme="minorHAnsi" w:hAnsi="Cascadia Mono" w:cs="Cascadia Mono"/>
-          <w:color w:val="0000FF"/>
-          <w:sz w:val="19"/>
-          <w:szCs w:val="19"/>
-          <w:highlight w:val="white"/>
-          <w:lang w:val="en-US" w:eastAsia="en-US"/>
-        </w:rPr>
-        <w:t xml:space="preserve">KEY </w:t>
+        <w:t>REFERENCES</w:t>
+      </w:r>
+      <w:r>
+        <w:rPr>
+          <w:rFonts w:ascii="Cascadia Mono" w:eastAsiaTheme="minorHAnsi" w:hAnsi="Cascadia Mono" w:cs="Cascadia Mono"/>
+          <w:color w:val="000000"/>
+          <w:sz w:val="19"/>
+          <w:szCs w:val="19"/>
+          <w:highlight w:val="white"/>
+          <w:lang w:val="en-US" w:eastAsia="en-US"/>
+        </w:rPr>
+        <w:t xml:space="preserve"> Dim_Location</w:t>
       </w:r>
       <w:r>
         <w:rPr>
@@ -20607,88 +18916,6 @@
         </w:rPr>
         <w:t>(</w:t>
       </w:r>
-      <w:proofErr w:type="spellStart"/>
-      <w:r>
-        <w:rPr>
-          <w:rFonts w:ascii="Cascadia Mono" w:eastAsiaTheme="minorHAnsi" w:hAnsi="Cascadia Mono" w:cs="Cascadia Mono"/>
-          <w:color w:val="000000"/>
-          <w:sz w:val="19"/>
-          <w:szCs w:val="19"/>
-          <w:highlight w:val="white"/>
-          <w:lang w:val="en-US" w:eastAsia="en-US"/>
-        </w:rPr>
-        <w:t>start_location_id</w:t>
-      </w:r>
-      <w:proofErr w:type="spellEnd"/>
-      <w:r>
-        <w:rPr>
-          <w:rFonts w:ascii="Cascadia Mono" w:eastAsiaTheme="minorHAnsi" w:hAnsi="Cascadia Mono" w:cs="Cascadia Mono"/>
-          <w:color w:val="808080"/>
-          <w:sz w:val="19"/>
-          <w:szCs w:val="19"/>
-          <w:highlight w:val="white"/>
-          <w:lang w:val="en-US" w:eastAsia="en-US"/>
-        </w:rPr>
-        <w:t>)</w:t>
-      </w:r>
-      <w:r>
-        <w:rPr>
-          <w:rFonts w:ascii="Cascadia Mono" w:eastAsiaTheme="minorHAnsi" w:hAnsi="Cascadia Mono" w:cs="Cascadia Mono"/>
-          <w:color w:val="000000"/>
-          <w:sz w:val="19"/>
-          <w:szCs w:val="19"/>
-          <w:highlight w:val="white"/>
-          <w:lang w:val="en-US" w:eastAsia="en-US"/>
-        </w:rPr>
-        <w:t xml:space="preserve"> </w:t>
-      </w:r>
-      <w:r>
-        <w:rPr>
-          <w:rFonts w:ascii="Cascadia Mono" w:eastAsiaTheme="minorHAnsi" w:hAnsi="Cascadia Mono" w:cs="Cascadia Mono"/>
-          <w:color w:val="0000FF"/>
-          <w:sz w:val="19"/>
-          <w:szCs w:val="19"/>
-          <w:highlight w:val="white"/>
-          <w:lang w:val="en-US" w:eastAsia="en-US"/>
-        </w:rPr>
-        <w:t>REFERENCES</w:t>
-      </w:r>
-      <w:r>
-        <w:rPr>
-          <w:rFonts w:ascii="Cascadia Mono" w:eastAsiaTheme="minorHAnsi" w:hAnsi="Cascadia Mono" w:cs="Cascadia Mono"/>
-          <w:color w:val="000000"/>
-          <w:sz w:val="19"/>
-          <w:szCs w:val="19"/>
-          <w:highlight w:val="white"/>
-          <w:lang w:val="en-US" w:eastAsia="en-US"/>
-        </w:rPr>
-        <w:t xml:space="preserve"> </w:t>
-      </w:r>
-      <w:proofErr w:type="spellStart"/>
-      <w:r>
-        <w:rPr>
-          <w:rFonts w:ascii="Cascadia Mono" w:eastAsiaTheme="minorHAnsi" w:hAnsi="Cascadia Mono" w:cs="Cascadia Mono"/>
-          <w:color w:val="000000"/>
-          <w:sz w:val="19"/>
-          <w:szCs w:val="19"/>
-          <w:highlight w:val="white"/>
-          <w:lang w:val="en-US" w:eastAsia="en-US"/>
-        </w:rPr>
-        <w:t>Dim_Location</w:t>
-      </w:r>
-      <w:proofErr w:type="spellEnd"/>
-      <w:r>
-        <w:rPr>
-          <w:rFonts w:ascii="Cascadia Mono" w:eastAsiaTheme="minorHAnsi" w:hAnsi="Cascadia Mono" w:cs="Cascadia Mono"/>
-          <w:color w:val="808080"/>
-          <w:sz w:val="19"/>
-          <w:szCs w:val="19"/>
-          <w:highlight w:val="white"/>
-          <w:lang w:val="en-US" w:eastAsia="en-US"/>
-        </w:rPr>
-        <w:t>(</w:t>
-      </w:r>
-      <w:proofErr w:type="spellStart"/>
       <w:r>
         <w:rPr>
           <w:rFonts w:ascii="Cascadia Mono" w:eastAsiaTheme="minorHAnsi" w:hAnsi="Cascadia Mono" w:cs="Cascadia Mono"/>
@@ -20700,7 +18927,6 @@
         </w:rPr>
         <w:t>location_id</w:t>
       </w:r>
-      <w:proofErr w:type="spellEnd"/>
       <w:r>
         <w:rPr>
           <w:rFonts w:ascii="Cascadia Mono" w:eastAsiaTheme="minorHAnsi" w:hAnsi="Cascadia Mono" w:cs="Cascadia Mono"/>
@@ -20759,21 +18985,74 @@
           <w:highlight w:val="white"/>
           <w:lang w:val="en-US" w:eastAsia="en-US"/>
         </w:rPr>
+        <w:t xml:space="preserve"> FK_Fact_EndLoc </w:t>
+      </w:r>
+      <w:r>
+        <w:rPr>
+          <w:rFonts w:ascii="Cascadia Mono" w:eastAsiaTheme="minorHAnsi" w:hAnsi="Cascadia Mono" w:cs="Cascadia Mono"/>
+          <w:color w:val="0000FF"/>
+          <w:sz w:val="19"/>
+          <w:szCs w:val="19"/>
+          <w:highlight w:val="white"/>
+          <w:lang w:val="en-US" w:eastAsia="en-US"/>
+        </w:rPr>
+        <w:t>FOREIGN</w:t>
+      </w:r>
+      <w:r>
+        <w:rPr>
+          <w:rFonts w:ascii="Cascadia Mono" w:eastAsiaTheme="minorHAnsi" w:hAnsi="Cascadia Mono" w:cs="Cascadia Mono"/>
+          <w:color w:val="000000"/>
+          <w:sz w:val="19"/>
+          <w:szCs w:val="19"/>
+          <w:highlight w:val="white"/>
+          <w:lang w:val="en-US" w:eastAsia="en-US"/>
+        </w:rPr>
         <w:t xml:space="preserve"> </w:t>
       </w:r>
-      <w:proofErr w:type="spellStart"/>
-      <w:r>
-        <w:rPr>
-          <w:rFonts w:ascii="Cascadia Mono" w:eastAsiaTheme="minorHAnsi" w:hAnsi="Cascadia Mono" w:cs="Cascadia Mono"/>
-          <w:color w:val="000000"/>
-          <w:sz w:val="19"/>
-          <w:szCs w:val="19"/>
-          <w:highlight w:val="white"/>
-          <w:lang w:val="en-US" w:eastAsia="en-US"/>
-        </w:rPr>
-        <w:t>FK_Fact_EndLoc</w:t>
-      </w:r>
-      <w:proofErr w:type="spellEnd"/>
+      <w:r>
+        <w:rPr>
+          <w:rFonts w:ascii="Cascadia Mono" w:eastAsiaTheme="minorHAnsi" w:hAnsi="Cascadia Mono" w:cs="Cascadia Mono"/>
+          <w:color w:val="0000FF"/>
+          <w:sz w:val="19"/>
+          <w:szCs w:val="19"/>
+          <w:highlight w:val="white"/>
+          <w:lang w:val="en-US" w:eastAsia="en-US"/>
+        </w:rPr>
+        <w:t xml:space="preserve">KEY </w:t>
+      </w:r>
+      <w:r>
+        <w:rPr>
+          <w:rFonts w:ascii="Cascadia Mono" w:eastAsiaTheme="minorHAnsi" w:hAnsi="Cascadia Mono" w:cs="Cascadia Mono"/>
+          <w:color w:val="808080"/>
+          <w:sz w:val="19"/>
+          <w:szCs w:val="19"/>
+          <w:highlight w:val="white"/>
+          <w:lang w:val="en-US" w:eastAsia="en-US"/>
+        </w:rPr>
+        <w:t>(</w:t>
+      </w:r>
+      <w:r>
+        <w:rPr>
+          <w:rFonts w:ascii="Cascadia Mono" w:eastAsiaTheme="minorHAnsi" w:hAnsi="Cascadia Mono" w:cs="Cascadia Mono"/>
+          <w:color w:val="000000"/>
+          <w:sz w:val="19"/>
+          <w:szCs w:val="19"/>
+          <w:highlight w:val="white"/>
+          <w:lang w:val="en-US" w:eastAsia="en-US"/>
+        </w:rPr>
+        <w:t>end_location_id</w:t>
+      </w:r>
+      <w:r>
+        <w:rPr>
+          <w:rFonts w:ascii="Cascadia Mono" w:eastAsiaTheme="minorHAnsi" w:hAnsi="Cascadia Mono" w:cs="Cascadia Mono"/>
+          <w:color w:val="808080"/>
+          <w:sz w:val="19"/>
+          <w:szCs w:val="19"/>
+          <w:highlight w:val="white"/>
+          <w:lang w:val="en-US" w:eastAsia="en-US"/>
+        </w:rPr>
+        <w:t>)</w:t>
+      </w:r>
       <w:r>
         <w:rPr>
           <w:rFonts w:ascii="Cascadia Mono" w:eastAsiaTheme="minorHAnsi" w:hAnsi="Cascadia Mono" w:cs="Cascadia Mono"/>
@@ -20794,29 +19073,18 @@
           <w:highlight w:val="white"/>
           <w:lang w:val="en-US" w:eastAsia="en-US"/>
         </w:rPr>
-        <w:t>FOREIGN</w:t>
-      </w:r>
-      <w:r>
-        <w:rPr>
-          <w:rFonts w:ascii="Cascadia Mono" w:eastAsiaTheme="minorHAnsi" w:hAnsi="Cascadia Mono" w:cs="Cascadia Mono"/>
-          <w:color w:val="000000"/>
-          <w:sz w:val="19"/>
-          <w:szCs w:val="19"/>
-          <w:highlight w:val="white"/>
-          <w:lang w:val="en-US" w:eastAsia="en-US"/>
-        </w:rPr>
-        <w:t xml:space="preserve"> </w:t>
-      </w:r>
-      <w:r>
-        <w:rPr>
-          <w:rFonts w:ascii="Cascadia Mono" w:eastAsiaTheme="minorHAnsi" w:hAnsi="Cascadia Mono" w:cs="Cascadia Mono"/>
-          <w:color w:val="0000FF"/>
-          <w:sz w:val="19"/>
-          <w:szCs w:val="19"/>
-          <w:highlight w:val="white"/>
-          <w:lang w:val="en-US" w:eastAsia="en-US"/>
-        </w:rPr>
-        <w:t xml:space="preserve">KEY </w:t>
+        <w:t>REFERENCES</w:t>
+      </w:r>
+      <w:r>
+        <w:rPr>
+          <w:rFonts w:ascii="Cascadia Mono" w:eastAsiaTheme="minorHAnsi" w:hAnsi="Cascadia Mono" w:cs="Cascadia Mono"/>
+          <w:color w:val="000000"/>
+          <w:sz w:val="19"/>
+          <w:szCs w:val="19"/>
+          <w:highlight w:val="white"/>
+          <w:lang w:val="en-US" w:eastAsia="en-US"/>
+        </w:rPr>
+        <w:t xml:space="preserve"> Dim_Location</w:t>
       </w:r>
       <w:r>
         <w:rPr>
@@ -20829,88 +19097,6 @@
         </w:rPr>
         <w:t>(</w:t>
       </w:r>
-      <w:proofErr w:type="spellStart"/>
-      <w:r>
-        <w:rPr>
-          <w:rFonts w:ascii="Cascadia Mono" w:eastAsiaTheme="minorHAnsi" w:hAnsi="Cascadia Mono" w:cs="Cascadia Mono"/>
-          <w:color w:val="000000"/>
-          <w:sz w:val="19"/>
-          <w:szCs w:val="19"/>
-          <w:highlight w:val="white"/>
-          <w:lang w:val="en-US" w:eastAsia="en-US"/>
-        </w:rPr>
-        <w:t>end_location_id</w:t>
-      </w:r>
-      <w:proofErr w:type="spellEnd"/>
-      <w:r>
-        <w:rPr>
-          <w:rFonts w:ascii="Cascadia Mono" w:eastAsiaTheme="minorHAnsi" w:hAnsi="Cascadia Mono" w:cs="Cascadia Mono"/>
-          <w:color w:val="808080"/>
-          <w:sz w:val="19"/>
-          <w:szCs w:val="19"/>
-          <w:highlight w:val="white"/>
-          <w:lang w:val="en-US" w:eastAsia="en-US"/>
-        </w:rPr>
-        <w:t>)</w:t>
-      </w:r>
-      <w:r>
-        <w:rPr>
-          <w:rFonts w:ascii="Cascadia Mono" w:eastAsiaTheme="minorHAnsi" w:hAnsi="Cascadia Mono" w:cs="Cascadia Mono"/>
-          <w:color w:val="000000"/>
-          <w:sz w:val="19"/>
-          <w:szCs w:val="19"/>
-          <w:highlight w:val="white"/>
-          <w:lang w:val="en-US" w:eastAsia="en-US"/>
-        </w:rPr>
-        <w:t xml:space="preserve"> </w:t>
-      </w:r>
-      <w:r>
-        <w:rPr>
-          <w:rFonts w:ascii="Cascadia Mono" w:eastAsiaTheme="minorHAnsi" w:hAnsi="Cascadia Mono" w:cs="Cascadia Mono"/>
-          <w:color w:val="0000FF"/>
-          <w:sz w:val="19"/>
-          <w:szCs w:val="19"/>
-          <w:highlight w:val="white"/>
-          <w:lang w:val="en-US" w:eastAsia="en-US"/>
-        </w:rPr>
-        <w:t>REFERENCES</w:t>
-      </w:r>
-      <w:r>
-        <w:rPr>
-          <w:rFonts w:ascii="Cascadia Mono" w:eastAsiaTheme="minorHAnsi" w:hAnsi="Cascadia Mono" w:cs="Cascadia Mono"/>
-          <w:color w:val="000000"/>
-          <w:sz w:val="19"/>
-          <w:szCs w:val="19"/>
-          <w:highlight w:val="white"/>
-          <w:lang w:val="en-US" w:eastAsia="en-US"/>
-        </w:rPr>
-        <w:t xml:space="preserve"> </w:t>
-      </w:r>
-      <w:proofErr w:type="spellStart"/>
-      <w:r>
-        <w:rPr>
-          <w:rFonts w:ascii="Cascadia Mono" w:eastAsiaTheme="minorHAnsi" w:hAnsi="Cascadia Mono" w:cs="Cascadia Mono"/>
-          <w:color w:val="000000"/>
-          <w:sz w:val="19"/>
-          <w:szCs w:val="19"/>
-          <w:highlight w:val="white"/>
-          <w:lang w:val="en-US" w:eastAsia="en-US"/>
-        </w:rPr>
-        <w:t>Dim_Location</w:t>
-      </w:r>
-      <w:proofErr w:type="spellEnd"/>
-      <w:r>
-        <w:rPr>
-          <w:rFonts w:ascii="Cascadia Mono" w:eastAsiaTheme="minorHAnsi" w:hAnsi="Cascadia Mono" w:cs="Cascadia Mono"/>
-          <w:color w:val="808080"/>
-          <w:sz w:val="19"/>
-          <w:szCs w:val="19"/>
-          <w:highlight w:val="white"/>
-          <w:lang w:val="en-US" w:eastAsia="en-US"/>
-        </w:rPr>
-        <w:t>(</w:t>
-      </w:r>
-      <w:proofErr w:type="spellStart"/>
       <w:r>
         <w:rPr>
           <w:rFonts w:ascii="Cascadia Mono" w:eastAsiaTheme="minorHAnsi" w:hAnsi="Cascadia Mono" w:cs="Cascadia Mono"/>
@@ -20922,7 +19108,6 @@
         </w:rPr>
         <w:t>location_id</w:t>
       </w:r>
-      <w:proofErr w:type="spellEnd"/>
       <w:r>
         <w:rPr>
           <w:rFonts w:ascii="Cascadia Mono" w:eastAsiaTheme="minorHAnsi" w:hAnsi="Cascadia Mono" w:cs="Cascadia Mono"/>
@@ -21008,21 +19193,74 @@
           <w:highlight w:val="white"/>
           <w:lang w:val="en-US" w:eastAsia="en-US"/>
         </w:rPr>
+        <w:t xml:space="preserve"> FK_Fact_Weather </w:t>
+      </w:r>
+      <w:r>
+        <w:rPr>
+          <w:rFonts w:ascii="Cascadia Mono" w:eastAsiaTheme="minorHAnsi" w:hAnsi="Cascadia Mono" w:cs="Cascadia Mono"/>
+          <w:color w:val="0000FF"/>
+          <w:sz w:val="19"/>
+          <w:szCs w:val="19"/>
+          <w:highlight w:val="white"/>
+          <w:lang w:val="en-US" w:eastAsia="en-US"/>
+        </w:rPr>
+        <w:t>FOREIGN</w:t>
+      </w:r>
+      <w:r>
+        <w:rPr>
+          <w:rFonts w:ascii="Cascadia Mono" w:eastAsiaTheme="minorHAnsi" w:hAnsi="Cascadia Mono" w:cs="Cascadia Mono"/>
+          <w:color w:val="000000"/>
+          <w:sz w:val="19"/>
+          <w:szCs w:val="19"/>
+          <w:highlight w:val="white"/>
+          <w:lang w:val="en-US" w:eastAsia="en-US"/>
+        </w:rPr>
         <w:t xml:space="preserve"> </w:t>
       </w:r>
-      <w:proofErr w:type="spellStart"/>
-      <w:r>
-        <w:rPr>
-          <w:rFonts w:ascii="Cascadia Mono" w:eastAsiaTheme="minorHAnsi" w:hAnsi="Cascadia Mono" w:cs="Cascadia Mono"/>
-          <w:color w:val="000000"/>
-          <w:sz w:val="19"/>
-          <w:szCs w:val="19"/>
-          <w:highlight w:val="white"/>
-          <w:lang w:val="en-US" w:eastAsia="en-US"/>
-        </w:rPr>
-        <w:t>FK_Fact_Weather</w:t>
-      </w:r>
-      <w:proofErr w:type="spellEnd"/>
+      <w:r>
+        <w:rPr>
+          <w:rFonts w:ascii="Cascadia Mono" w:eastAsiaTheme="minorHAnsi" w:hAnsi="Cascadia Mono" w:cs="Cascadia Mono"/>
+          <w:color w:val="0000FF"/>
+          <w:sz w:val="19"/>
+          <w:szCs w:val="19"/>
+          <w:highlight w:val="white"/>
+          <w:lang w:val="en-US" w:eastAsia="en-US"/>
+        </w:rPr>
+        <w:t xml:space="preserve">KEY </w:t>
+      </w:r>
+      <w:r>
+        <w:rPr>
+          <w:rFonts w:ascii="Cascadia Mono" w:eastAsiaTheme="minorHAnsi" w:hAnsi="Cascadia Mono" w:cs="Cascadia Mono"/>
+          <w:color w:val="808080"/>
+          <w:sz w:val="19"/>
+          <w:szCs w:val="19"/>
+          <w:highlight w:val="white"/>
+          <w:lang w:val="en-US" w:eastAsia="en-US"/>
+        </w:rPr>
+        <w:t>(</w:t>
+      </w:r>
+      <w:r>
+        <w:rPr>
+          <w:rFonts w:ascii="Cascadia Mono" w:eastAsiaTheme="minorHAnsi" w:hAnsi="Cascadia Mono" w:cs="Cascadia Mono"/>
+          <w:color w:val="000000"/>
+          <w:sz w:val="19"/>
+          <w:szCs w:val="19"/>
+          <w:highlight w:val="white"/>
+          <w:lang w:val="en-US" w:eastAsia="en-US"/>
+        </w:rPr>
+        <w:t>weather_id</w:t>
+      </w:r>
+      <w:r>
+        <w:rPr>
+          <w:rFonts w:ascii="Cascadia Mono" w:eastAsiaTheme="minorHAnsi" w:hAnsi="Cascadia Mono" w:cs="Cascadia Mono"/>
+          <w:color w:val="808080"/>
+          <w:sz w:val="19"/>
+          <w:szCs w:val="19"/>
+          <w:highlight w:val="white"/>
+          <w:lang w:val="en-US" w:eastAsia="en-US"/>
+        </w:rPr>
+        <w:t>)</w:t>
+      </w:r>
       <w:r>
         <w:rPr>
           <w:rFonts w:ascii="Cascadia Mono" w:eastAsiaTheme="minorHAnsi" w:hAnsi="Cascadia Mono" w:cs="Cascadia Mono"/>
@@ -21043,29 +19281,18 @@
           <w:highlight w:val="white"/>
           <w:lang w:val="en-US" w:eastAsia="en-US"/>
         </w:rPr>
-        <w:t>FOREIGN</w:t>
-      </w:r>
-      <w:r>
-        <w:rPr>
-          <w:rFonts w:ascii="Cascadia Mono" w:eastAsiaTheme="minorHAnsi" w:hAnsi="Cascadia Mono" w:cs="Cascadia Mono"/>
-          <w:color w:val="000000"/>
-          <w:sz w:val="19"/>
-          <w:szCs w:val="19"/>
-          <w:highlight w:val="white"/>
-          <w:lang w:val="en-US" w:eastAsia="en-US"/>
-        </w:rPr>
-        <w:t xml:space="preserve"> </w:t>
-      </w:r>
-      <w:r>
-        <w:rPr>
-          <w:rFonts w:ascii="Cascadia Mono" w:eastAsiaTheme="minorHAnsi" w:hAnsi="Cascadia Mono" w:cs="Cascadia Mono"/>
-          <w:color w:val="0000FF"/>
-          <w:sz w:val="19"/>
-          <w:szCs w:val="19"/>
-          <w:highlight w:val="white"/>
-          <w:lang w:val="en-US" w:eastAsia="en-US"/>
-        </w:rPr>
-        <w:t xml:space="preserve">KEY </w:t>
+        <w:t>REFERENCES</w:t>
+      </w:r>
+      <w:r>
+        <w:rPr>
+          <w:rFonts w:ascii="Cascadia Mono" w:eastAsiaTheme="minorHAnsi" w:hAnsi="Cascadia Mono" w:cs="Cascadia Mono"/>
+          <w:color w:val="000000"/>
+          <w:sz w:val="19"/>
+          <w:szCs w:val="19"/>
+          <w:highlight w:val="white"/>
+          <w:lang w:val="en-US" w:eastAsia="en-US"/>
+        </w:rPr>
+        <w:t xml:space="preserve"> Dim_Weather</w:t>
       </w:r>
       <w:r>
         <w:rPr>
@@ -21078,7 +19305,6 @@
         </w:rPr>
         <w:t>(</w:t>
       </w:r>
-      <w:proofErr w:type="spellStart"/>
       <w:r>
         <w:rPr>
           <w:rFonts w:ascii="Cascadia Mono" w:eastAsiaTheme="minorHAnsi" w:hAnsi="Cascadia Mono" w:cs="Cascadia Mono"/>
@@ -21090,88 +19316,6 @@
         </w:rPr>
         <w:t>weather_id</w:t>
       </w:r>
-      <w:proofErr w:type="spellEnd"/>
-      <w:r>
-        <w:rPr>
-          <w:rFonts w:ascii="Cascadia Mono" w:eastAsiaTheme="minorHAnsi" w:hAnsi="Cascadia Mono" w:cs="Cascadia Mono"/>
-          <w:color w:val="808080"/>
-          <w:sz w:val="19"/>
-          <w:szCs w:val="19"/>
-          <w:highlight w:val="white"/>
-          <w:lang w:val="en-US" w:eastAsia="en-US"/>
-        </w:rPr>
-        <w:t>)</w:t>
-      </w:r>
-      <w:r>
-        <w:rPr>
-          <w:rFonts w:ascii="Cascadia Mono" w:eastAsiaTheme="minorHAnsi" w:hAnsi="Cascadia Mono" w:cs="Cascadia Mono"/>
-          <w:color w:val="000000"/>
-          <w:sz w:val="19"/>
-          <w:szCs w:val="19"/>
-          <w:highlight w:val="white"/>
-          <w:lang w:val="en-US" w:eastAsia="en-US"/>
-        </w:rPr>
-        <w:t xml:space="preserve"> </w:t>
-      </w:r>
-      <w:r>
-        <w:rPr>
-          <w:rFonts w:ascii="Cascadia Mono" w:eastAsiaTheme="minorHAnsi" w:hAnsi="Cascadia Mono" w:cs="Cascadia Mono"/>
-          <w:color w:val="0000FF"/>
-          <w:sz w:val="19"/>
-          <w:szCs w:val="19"/>
-          <w:highlight w:val="white"/>
-          <w:lang w:val="en-US" w:eastAsia="en-US"/>
-        </w:rPr>
-        <w:t>REFERENCES</w:t>
-      </w:r>
-      <w:r>
-        <w:rPr>
-          <w:rFonts w:ascii="Cascadia Mono" w:eastAsiaTheme="minorHAnsi" w:hAnsi="Cascadia Mono" w:cs="Cascadia Mono"/>
-          <w:color w:val="000000"/>
-          <w:sz w:val="19"/>
-          <w:szCs w:val="19"/>
-          <w:highlight w:val="white"/>
-          <w:lang w:val="en-US" w:eastAsia="en-US"/>
-        </w:rPr>
-        <w:t xml:space="preserve"> </w:t>
-      </w:r>
-      <w:proofErr w:type="spellStart"/>
-      <w:r>
-        <w:rPr>
-          <w:rFonts w:ascii="Cascadia Mono" w:eastAsiaTheme="minorHAnsi" w:hAnsi="Cascadia Mono" w:cs="Cascadia Mono"/>
-          <w:color w:val="000000"/>
-          <w:sz w:val="19"/>
-          <w:szCs w:val="19"/>
-          <w:highlight w:val="white"/>
-          <w:lang w:val="en-US" w:eastAsia="en-US"/>
-        </w:rPr>
-        <w:t>Dim_Weather</w:t>
-      </w:r>
-      <w:proofErr w:type="spellEnd"/>
-      <w:r>
-        <w:rPr>
-          <w:rFonts w:ascii="Cascadia Mono" w:eastAsiaTheme="minorHAnsi" w:hAnsi="Cascadia Mono" w:cs="Cascadia Mono"/>
-          <w:color w:val="808080"/>
-          <w:sz w:val="19"/>
-          <w:szCs w:val="19"/>
-          <w:highlight w:val="white"/>
-          <w:lang w:val="en-US" w:eastAsia="en-US"/>
-        </w:rPr>
-        <w:t>(</w:t>
-      </w:r>
-      <w:proofErr w:type="spellStart"/>
-      <w:r>
-        <w:rPr>
-          <w:rFonts w:ascii="Cascadia Mono" w:eastAsiaTheme="minorHAnsi" w:hAnsi="Cascadia Mono" w:cs="Cascadia Mono"/>
-          <w:color w:val="000000"/>
-          <w:sz w:val="19"/>
-          <w:szCs w:val="19"/>
-          <w:highlight w:val="white"/>
-          <w:lang w:val="en-US" w:eastAsia="en-US"/>
-        </w:rPr>
-        <w:t>weather_id</w:t>
-      </w:r>
-      <w:proofErr w:type="spellEnd"/>
       <w:r>
         <w:rPr>
           <w:rFonts w:ascii="Cascadia Mono" w:eastAsiaTheme="minorHAnsi" w:hAnsi="Cascadia Mono" w:cs="Cascadia Mono"/>
@@ -21230,21 +19374,74 @@
           <w:highlight w:val="white"/>
           <w:lang w:val="en-US" w:eastAsia="en-US"/>
         </w:rPr>
+        <w:t xml:space="preserve"> FK_Fact_Rental_Profile </w:t>
+      </w:r>
+      <w:r>
+        <w:rPr>
+          <w:rFonts w:ascii="Cascadia Mono" w:eastAsiaTheme="minorHAnsi" w:hAnsi="Cascadia Mono" w:cs="Cascadia Mono"/>
+          <w:color w:val="0000FF"/>
+          <w:sz w:val="19"/>
+          <w:szCs w:val="19"/>
+          <w:highlight w:val="white"/>
+          <w:lang w:val="en-US" w:eastAsia="en-US"/>
+        </w:rPr>
+        <w:t>FOREIGN</w:t>
+      </w:r>
+      <w:r>
+        <w:rPr>
+          <w:rFonts w:ascii="Cascadia Mono" w:eastAsiaTheme="minorHAnsi" w:hAnsi="Cascadia Mono" w:cs="Cascadia Mono"/>
+          <w:color w:val="000000"/>
+          <w:sz w:val="19"/>
+          <w:szCs w:val="19"/>
+          <w:highlight w:val="white"/>
+          <w:lang w:val="en-US" w:eastAsia="en-US"/>
+        </w:rPr>
         <w:t xml:space="preserve"> </w:t>
       </w:r>
-      <w:proofErr w:type="spellStart"/>
-      <w:r>
-        <w:rPr>
-          <w:rFonts w:ascii="Cascadia Mono" w:eastAsiaTheme="minorHAnsi" w:hAnsi="Cascadia Mono" w:cs="Cascadia Mono"/>
-          <w:color w:val="000000"/>
-          <w:sz w:val="19"/>
-          <w:szCs w:val="19"/>
-          <w:highlight w:val="white"/>
-          <w:lang w:val="en-US" w:eastAsia="en-US"/>
-        </w:rPr>
-        <w:t>FK_Fact_Rental_Profile</w:t>
-      </w:r>
-      <w:proofErr w:type="spellEnd"/>
+      <w:r>
+        <w:rPr>
+          <w:rFonts w:ascii="Cascadia Mono" w:eastAsiaTheme="minorHAnsi" w:hAnsi="Cascadia Mono" w:cs="Cascadia Mono"/>
+          <w:color w:val="0000FF"/>
+          <w:sz w:val="19"/>
+          <w:szCs w:val="19"/>
+          <w:highlight w:val="white"/>
+          <w:lang w:val="en-US" w:eastAsia="en-US"/>
+        </w:rPr>
+        <w:t xml:space="preserve">KEY </w:t>
+      </w:r>
+      <w:r>
+        <w:rPr>
+          <w:rFonts w:ascii="Cascadia Mono" w:eastAsiaTheme="minorHAnsi" w:hAnsi="Cascadia Mono" w:cs="Cascadia Mono"/>
+          <w:color w:val="808080"/>
+          <w:sz w:val="19"/>
+          <w:szCs w:val="19"/>
+          <w:highlight w:val="white"/>
+          <w:lang w:val="en-US" w:eastAsia="en-US"/>
+        </w:rPr>
+        <w:t>(</w:t>
+      </w:r>
+      <w:r>
+        <w:rPr>
+          <w:rFonts w:ascii="Cascadia Mono" w:eastAsiaTheme="minorHAnsi" w:hAnsi="Cascadia Mono" w:cs="Cascadia Mono"/>
+          <w:color w:val="000000"/>
+          <w:sz w:val="19"/>
+          <w:szCs w:val="19"/>
+          <w:highlight w:val="white"/>
+          <w:lang w:val="en-US" w:eastAsia="en-US"/>
+        </w:rPr>
+        <w:t>profile_id</w:t>
+      </w:r>
+      <w:r>
+        <w:rPr>
+          <w:rFonts w:ascii="Cascadia Mono" w:eastAsiaTheme="minorHAnsi" w:hAnsi="Cascadia Mono" w:cs="Cascadia Mono"/>
+          <w:color w:val="808080"/>
+          <w:sz w:val="19"/>
+          <w:szCs w:val="19"/>
+          <w:highlight w:val="white"/>
+          <w:lang w:val="en-US" w:eastAsia="en-US"/>
+        </w:rPr>
+        <w:t>)</w:t>
+      </w:r>
       <w:r>
         <w:rPr>
           <w:rFonts w:ascii="Cascadia Mono" w:eastAsiaTheme="minorHAnsi" w:hAnsi="Cascadia Mono" w:cs="Cascadia Mono"/>
@@ -21265,29 +19462,18 @@
           <w:highlight w:val="white"/>
           <w:lang w:val="en-US" w:eastAsia="en-US"/>
         </w:rPr>
-        <w:t>FOREIGN</w:t>
-      </w:r>
-      <w:r>
-        <w:rPr>
-          <w:rFonts w:ascii="Cascadia Mono" w:eastAsiaTheme="minorHAnsi" w:hAnsi="Cascadia Mono" w:cs="Cascadia Mono"/>
-          <w:color w:val="000000"/>
-          <w:sz w:val="19"/>
-          <w:szCs w:val="19"/>
-          <w:highlight w:val="white"/>
-          <w:lang w:val="en-US" w:eastAsia="en-US"/>
-        </w:rPr>
-        <w:t xml:space="preserve"> </w:t>
-      </w:r>
-      <w:r>
-        <w:rPr>
-          <w:rFonts w:ascii="Cascadia Mono" w:eastAsiaTheme="minorHAnsi" w:hAnsi="Cascadia Mono" w:cs="Cascadia Mono"/>
-          <w:color w:val="0000FF"/>
-          <w:sz w:val="19"/>
-          <w:szCs w:val="19"/>
-          <w:highlight w:val="white"/>
-          <w:lang w:val="en-US" w:eastAsia="en-US"/>
-        </w:rPr>
-        <w:t xml:space="preserve">KEY </w:t>
+        <w:t>REFERENCES</w:t>
+      </w:r>
+      <w:r>
+        <w:rPr>
+          <w:rFonts w:ascii="Cascadia Mono" w:eastAsiaTheme="minorHAnsi" w:hAnsi="Cascadia Mono" w:cs="Cascadia Mono"/>
+          <w:color w:val="000000"/>
+          <w:sz w:val="19"/>
+          <w:szCs w:val="19"/>
+          <w:highlight w:val="white"/>
+          <w:lang w:val="en-US" w:eastAsia="en-US"/>
+        </w:rPr>
+        <w:t xml:space="preserve"> Dim_Rental_Profile</w:t>
       </w:r>
       <w:r>
         <w:rPr>
@@ -21300,7 +19486,6 @@
         </w:rPr>
         <w:t>(</w:t>
       </w:r>
-      <w:proofErr w:type="spellStart"/>
       <w:r>
         <w:rPr>
           <w:rFonts w:ascii="Cascadia Mono" w:eastAsiaTheme="minorHAnsi" w:hAnsi="Cascadia Mono" w:cs="Cascadia Mono"/>
@@ -21312,88 +19497,6 @@
         </w:rPr>
         <w:t>profile_id</w:t>
       </w:r>
-      <w:proofErr w:type="spellEnd"/>
-      <w:r>
-        <w:rPr>
-          <w:rFonts w:ascii="Cascadia Mono" w:eastAsiaTheme="minorHAnsi" w:hAnsi="Cascadia Mono" w:cs="Cascadia Mono"/>
-          <w:color w:val="808080"/>
-          <w:sz w:val="19"/>
-          <w:szCs w:val="19"/>
-          <w:highlight w:val="white"/>
-          <w:lang w:val="en-US" w:eastAsia="en-US"/>
-        </w:rPr>
-        <w:t>)</w:t>
-      </w:r>
-      <w:r>
-        <w:rPr>
-          <w:rFonts w:ascii="Cascadia Mono" w:eastAsiaTheme="minorHAnsi" w:hAnsi="Cascadia Mono" w:cs="Cascadia Mono"/>
-          <w:color w:val="000000"/>
-          <w:sz w:val="19"/>
-          <w:szCs w:val="19"/>
-          <w:highlight w:val="white"/>
-          <w:lang w:val="en-US" w:eastAsia="en-US"/>
-        </w:rPr>
-        <w:t xml:space="preserve"> </w:t>
-      </w:r>
-      <w:r>
-        <w:rPr>
-          <w:rFonts w:ascii="Cascadia Mono" w:eastAsiaTheme="minorHAnsi" w:hAnsi="Cascadia Mono" w:cs="Cascadia Mono"/>
-          <w:color w:val="0000FF"/>
-          <w:sz w:val="19"/>
-          <w:szCs w:val="19"/>
-          <w:highlight w:val="white"/>
-          <w:lang w:val="en-US" w:eastAsia="en-US"/>
-        </w:rPr>
-        <w:t>REFERENCES</w:t>
-      </w:r>
-      <w:r>
-        <w:rPr>
-          <w:rFonts w:ascii="Cascadia Mono" w:eastAsiaTheme="minorHAnsi" w:hAnsi="Cascadia Mono" w:cs="Cascadia Mono"/>
-          <w:color w:val="000000"/>
-          <w:sz w:val="19"/>
-          <w:szCs w:val="19"/>
-          <w:highlight w:val="white"/>
-          <w:lang w:val="en-US" w:eastAsia="en-US"/>
-        </w:rPr>
-        <w:t xml:space="preserve"> </w:t>
-      </w:r>
-      <w:proofErr w:type="spellStart"/>
-      <w:r>
-        <w:rPr>
-          <w:rFonts w:ascii="Cascadia Mono" w:eastAsiaTheme="minorHAnsi" w:hAnsi="Cascadia Mono" w:cs="Cascadia Mono"/>
-          <w:color w:val="000000"/>
-          <w:sz w:val="19"/>
-          <w:szCs w:val="19"/>
-          <w:highlight w:val="white"/>
-          <w:lang w:val="en-US" w:eastAsia="en-US"/>
-        </w:rPr>
-        <w:t>Dim_Rental_Profile</w:t>
-      </w:r>
-      <w:proofErr w:type="spellEnd"/>
-      <w:r>
-        <w:rPr>
-          <w:rFonts w:ascii="Cascadia Mono" w:eastAsiaTheme="minorHAnsi" w:hAnsi="Cascadia Mono" w:cs="Cascadia Mono"/>
-          <w:color w:val="808080"/>
-          <w:sz w:val="19"/>
-          <w:szCs w:val="19"/>
-          <w:highlight w:val="white"/>
-          <w:lang w:val="en-US" w:eastAsia="en-US"/>
-        </w:rPr>
-        <w:t>(</w:t>
-      </w:r>
-      <w:proofErr w:type="spellStart"/>
-      <w:r>
-        <w:rPr>
-          <w:rFonts w:ascii="Cascadia Mono" w:eastAsiaTheme="minorHAnsi" w:hAnsi="Cascadia Mono" w:cs="Cascadia Mono"/>
-          <w:color w:val="000000"/>
-          <w:sz w:val="19"/>
-          <w:szCs w:val="19"/>
-          <w:highlight w:val="white"/>
-          <w:lang w:val="en-US" w:eastAsia="en-US"/>
-        </w:rPr>
-        <w:t>profile_id</w:t>
-      </w:r>
-      <w:proofErr w:type="spellEnd"/>
       <w:r>
         <w:rPr>
           <w:rFonts w:ascii="Cascadia Mono" w:eastAsiaTheme="minorHAnsi" w:hAnsi="Cascadia Mono" w:cs="Cascadia Mono"/>
@@ -21446,40 +19549,22 @@
           <w:sz w:val="26"/>
           <w:szCs w:val="26"/>
         </w:rPr>
-        <w:t xml:space="preserve"> (Data Source </w:t>
-      </w:r>
-      <w:proofErr w:type="spellStart"/>
+        <w:t xml:space="preserve"> (Data Source View </w:t>
+      </w:r>
       <w:r>
         <w:rPr>
           <w:color w:val="366091"/>
           <w:sz w:val="26"/>
           <w:szCs w:val="26"/>
         </w:rPr>
-        <w:t>View</w:t>
-      </w:r>
-      <w:proofErr w:type="spellEnd"/>
+        <w:t>– kopia ekranu</w:t>
+      </w:r>
       <w:r>
         <w:rPr>
           <w:color w:val="366091"/>
           <w:sz w:val="26"/>
           <w:szCs w:val="26"/>
         </w:rPr>
-        <w:t xml:space="preserve"> </w:t>
-      </w:r>
-      <w:r>
-        <w:rPr>
-          <w:color w:val="366091"/>
-          <w:sz w:val="26"/>
-          <w:szCs w:val="26"/>
-        </w:rPr>
-        <w:t>– kopia ekranu</w:t>
-      </w:r>
-      <w:r>
-        <w:rPr>
-          <w:color w:val="366091"/>
-          <w:sz w:val="26"/>
-          <w:szCs w:val="26"/>
-        </w:rPr>
         <w:t>)</w:t>
       </w:r>
     </w:p>
@@ -21499,11 +19584,14 @@
         <w:keepNext/>
       </w:pPr>
       <w:r>
+        <w:rPr>
+          <w:noProof/>
+        </w:rPr>
         <w:lastRenderedPageBreak/>
         <w:drawing>
-          <wp:inline distT="0" distB="0" distL="0" distR="0" wp14:anchorId="3DB6336B" wp14:editId="11DF7314">
-            <wp:extent cx="5925377" cy="6068272"/>
-            <wp:effectExtent l="0" t="0" r="0" b="8890"/>
+          <wp:inline distT="0" distB="0" distL="0" distR="0" wp14:anchorId="3DB6336B" wp14:editId="520CBDFD">
+            <wp:extent cx="5887348" cy="6029325"/>
+            <wp:effectExtent l="0" t="0" r="0" b="0"/>
             <wp:docPr id="1462386380" name="Obraz 1"/>
             <wp:cNvGraphicFramePr>
               <a:graphicFrameLocks xmlns:a="http://schemas.openxmlformats.org/drawingml/2006/main" noChangeAspect="1"/>
@@ -21524,7 +19612,7 @@
                   <pic:spPr>
                     <a:xfrm>
                       <a:off x="0" y="0"/>
-                      <a:ext cx="5925377" cy="6068272"/>
+                      <a:ext cx="5890498" cy="6032551"/>
                     </a:xfrm>
                     <a:prstGeom prst="rect">
                       <a:avLst/>
@@ -21606,11 +19694,9 @@
           <w:numId w:val="34"/>
         </w:numPr>
       </w:pPr>
-      <w:proofErr w:type="spellStart"/>
       <w:r>
         <w:t>Date</w:t>
       </w:r>
-      <w:proofErr w:type="spellEnd"/>
       <w:r>
         <w:br/>
         <w:t xml:space="preserve">Wymiar daty składający się z atrybutów: </w:t>
@@ -21802,6 +19888,9 @@
         <w:br/>
       </w:r>
       <w:r>
+        <w:rPr>
+          <w:noProof/>
+        </w:rPr>
         <w:drawing>
           <wp:inline distT="0" distB="0" distL="0" distR="0" wp14:anchorId="1EC690F1" wp14:editId="14660B01">
             <wp:extent cx="5943600" cy="1207135"/>
@@ -21878,11 +19967,9 @@
           <w:numId w:val="34"/>
         </w:numPr>
       </w:pPr>
-      <w:proofErr w:type="spellStart"/>
       <w:r>
         <w:t>Location</w:t>
       </w:r>
-      <w:proofErr w:type="spellEnd"/>
       <w:r>
         <w:br/>
         <w:t xml:space="preserve">Wymiar lokalizacji został przedstawiony na Rysunku 5. </w:t>
@@ -21912,6 +19999,9 @@
         <w:br/>
       </w:r>
       <w:r>
+        <w:rPr>
+          <w:noProof/>
+        </w:rPr>
         <w:drawing>
           <wp:inline distT="0" distB="0" distL="0" distR="0" wp14:anchorId="6DEFE9E9" wp14:editId="27ED8968">
             <wp:extent cx="4505954" cy="1352739"/>
@@ -21988,11 +20078,9 @@
           <w:numId w:val="34"/>
         </w:numPr>
       </w:pPr>
-      <w:proofErr w:type="spellStart"/>
       <w:r>
         <w:t>Weather</w:t>
       </w:r>
-      <w:proofErr w:type="spellEnd"/>
       <w:r>
         <w:br/>
         <w:t xml:space="preserve">Wymiar pogody został przedstawiony na </w:t>
@@ -22119,11 +20207,9 @@
           <w:numId w:val="34"/>
         </w:numPr>
       </w:pPr>
-      <w:proofErr w:type="spellStart"/>
       <w:r>
         <w:t>Rental_Profile</w:t>
       </w:r>
-      <w:proofErr w:type="spellEnd"/>
       <w:r>
         <w:br/>
         <w:t xml:space="preserve">Wymiar profilu wypożyczenia został przedstawiony na </w:t>
@@ -22286,12 +20372,15 @@
         <w:keepNext/>
       </w:pPr>
       <w:r>
+        <w:rPr>
+          <w:noProof/>
+        </w:rPr>
         <w:lastRenderedPageBreak/>
         <w:drawing>
-          <wp:inline distT="0" distB="0" distL="0" distR="0" wp14:anchorId="11AB51EA" wp14:editId="29285461">
-            <wp:extent cx="5943600" cy="5490845"/>
-            <wp:effectExtent l="0" t="0" r="0" b="0"/>
-            <wp:docPr id="798184708" name="Obraz 1"/>
+          <wp:inline distT="0" distB="0" distL="0" distR="0" wp14:anchorId="21887F20" wp14:editId="3113298F">
+            <wp:extent cx="5996607" cy="5172075"/>
+            <wp:effectExtent l="0" t="0" r="4445" b="0"/>
+            <wp:docPr id="1673732971" name="Obraz 1"/>
             <wp:cNvGraphicFramePr>
               <a:graphicFrameLocks xmlns:a="http://schemas.openxmlformats.org/drawingml/2006/main" noChangeAspect="1"/>
             </wp:cNvGraphicFramePr>
@@ -22299,7 +20388,7 @@
               <a:graphicData uri="http://schemas.openxmlformats.org/drawingml/2006/picture">
                 <pic:pic xmlns:pic="http://schemas.openxmlformats.org/drawingml/2006/picture">
                   <pic:nvPicPr>
-                    <pic:cNvPr id="798184708" name=""/>
+                    <pic:cNvPr id="1673732971" name=""/>
                     <pic:cNvPicPr/>
                   </pic:nvPicPr>
                   <pic:blipFill>
@@ -22311,7 +20400,7 @@
                   <pic:spPr>
                     <a:xfrm>
                       <a:off x="0" y="0"/>
-                      <a:ext cx="5943600" cy="5490845"/>
+                      <a:ext cx="6013008" cy="5186221"/>
                     </a:xfrm>
                     <a:prstGeom prst="rect">
                       <a:avLst/>
@@ -22515,46 +20604,32 @@
         <w:rPr>
           <w:sz w:val="24"/>
         </w:rPr>
-        <w:t xml:space="preserve">oprzednie przedziały były zbyt duże jako że analizujemy </w:t>
+        <w:t xml:space="preserve">oprzednie przedziały były zbyt duże jako że analizujemy wypożyczenia na terenie Waszyngtonu i ewentualnie jego okolic, dlatego obszar został zmniejszony </w:t>
       </w:r>
       <w:r>
         <w:rPr>
           <w:sz w:val="24"/>
         </w:rPr>
+        <w:t xml:space="preserve">tak aby wynosił około </w:t>
+      </w:r>
+      <w:r>
+        <w:rPr>
+          <w:sz w:val="24"/>
+        </w:rPr>
+        <w:t>75</w:t>
+      </w:r>
+      <w:r>
+        <w:rPr>
+          <w:sz w:val="24"/>
+        </w:rPr>
+        <w:t xml:space="preserve">km od centrum Waszyngtonu, </w:t>
+      </w:r>
+      <w:r>
+        <w:rPr>
+          <w:sz w:val="24"/>
+        </w:rPr>
         <w:lastRenderedPageBreak/>
-        <w:t xml:space="preserve">wypożyczenia na terenie Waszyngtonu i ewentualnie jego okolic, dlatego obszar został zmniejszony </w:t>
-      </w:r>
-      <w:r>
-        <w:rPr>
-          <w:sz w:val="24"/>
-        </w:rPr>
-        <w:t xml:space="preserve">tak aby wynosił około </w:t>
-      </w:r>
-      <w:r>
-        <w:rPr>
-          <w:sz w:val="24"/>
-        </w:rPr>
-        <w:t>75</w:t>
-      </w:r>
-      <w:r>
-        <w:rPr>
-          <w:sz w:val="24"/>
-        </w:rPr>
-        <w:t xml:space="preserve">km od centrum Waszyngtonu, ponieważ Capital </w:t>
-      </w:r>
-      <w:proofErr w:type="spellStart"/>
-      <w:r>
-        <w:rPr>
-          <w:sz w:val="24"/>
-        </w:rPr>
-        <w:t>Bikeshare</w:t>
-      </w:r>
-      <w:proofErr w:type="spellEnd"/>
-      <w:r>
-        <w:rPr>
-          <w:sz w:val="24"/>
-        </w:rPr>
-        <w:t xml:space="preserve"> pozwala na wypożyczanie również poza obrębem miasta.</w:t>
+        <w:t>ponieważ Capital Bikeshare pozwala na wypożyczanie również poza obrębem miasta.</w:t>
       </w:r>
     </w:p>
     <w:p>
@@ -22572,133 +20647,55 @@
         <w:rPr>
           <w:sz w:val="24"/>
         </w:rPr>
-        <w:t xml:space="preserve">Wyodrębniono dodatkowy wymiar czasu i usunięto atrybuty </w:t>
-      </w:r>
-      <w:proofErr w:type="spellStart"/>
+        <w:t xml:space="preserve">Wyodrębniono dodatkowy wymiar czasu i usunięto atrybuty datetime </w:t>
+      </w:r>
       <w:r>
         <w:rPr>
           <w:sz w:val="24"/>
         </w:rPr>
-        <w:t>datetime</w:t>
-      </w:r>
-      <w:proofErr w:type="spellEnd"/>
+        <w:t xml:space="preserve">, quarter </w:t>
+      </w:r>
       <w:r>
         <w:rPr>
           <w:sz w:val="24"/>
         </w:rPr>
+        <w:t>i hour z wymiaru daty, natomiast dodano</w:t>
+      </w:r>
+      <w:r>
+        <w:rPr>
+          <w:sz w:val="24"/>
+        </w:rPr>
         <w:t xml:space="preserve"> </w:t>
       </w:r>
       <w:r>
         <w:rPr>
           <w:sz w:val="24"/>
         </w:rPr>
-        <w:t xml:space="preserve">, </w:t>
-      </w:r>
-      <w:proofErr w:type="spellStart"/>
+        <w:t>day_type określający czy dzień jest dniem roboczym lub weekendem</w:t>
+      </w:r>
       <w:r>
         <w:rPr>
           <w:sz w:val="24"/>
         </w:rPr>
-        <w:t>quarter</w:t>
-      </w:r>
-      <w:proofErr w:type="spellEnd"/>
+        <w:t xml:space="preserve"> oraz atrybut</w:t>
+      </w:r>
       <w:r>
         <w:rPr>
           <w:sz w:val="24"/>
         </w:rPr>
-        <w:t xml:space="preserve"> </w:t>
+        <w:t>y</w:t>
       </w:r>
       <w:r>
         <w:rPr>
           <w:sz w:val="24"/>
         </w:rPr>
-        <w:t xml:space="preserve">i </w:t>
-      </w:r>
-      <w:proofErr w:type="spellStart"/>
+        <w:t xml:space="preserve"> season określający obecną porę roku</w:t>
+      </w:r>
       <w:r>
         <w:rPr>
           <w:sz w:val="24"/>
         </w:rPr>
-        <w:t>hour</w:t>
-      </w:r>
-      <w:proofErr w:type="spellEnd"/>
-      <w:r>
-        <w:rPr>
-          <w:sz w:val="24"/>
-        </w:rPr>
-        <w:t xml:space="preserve"> z wymiaru daty, natomiast dodano</w:t>
-      </w:r>
-      <w:r>
-        <w:rPr>
-          <w:sz w:val="24"/>
-        </w:rPr>
-        <w:t xml:space="preserve"> </w:t>
-      </w:r>
-      <w:proofErr w:type="spellStart"/>
-      <w:r>
-        <w:rPr>
-          <w:sz w:val="24"/>
-        </w:rPr>
-        <w:t>day_type</w:t>
-      </w:r>
-      <w:proofErr w:type="spellEnd"/>
-      <w:r>
-        <w:rPr>
-          <w:sz w:val="24"/>
-        </w:rPr>
-        <w:t xml:space="preserve"> określający czy dzień jest dniem roboczym lub weekendem</w:t>
-      </w:r>
-      <w:r>
-        <w:rPr>
-          <w:sz w:val="24"/>
-        </w:rPr>
-        <w:t xml:space="preserve"> oraz atrybut</w:t>
-      </w:r>
-      <w:r>
-        <w:rPr>
-          <w:sz w:val="24"/>
-        </w:rPr>
-        <w:t>y</w:t>
-      </w:r>
-      <w:r>
-        <w:rPr>
-          <w:sz w:val="24"/>
-        </w:rPr>
-        <w:t xml:space="preserve"> </w:t>
-      </w:r>
-      <w:proofErr w:type="spellStart"/>
-      <w:r>
-        <w:rPr>
-          <w:sz w:val="24"/>
-        </w:rPr>
-        <w:t>season</w:t>
-      </w:r>
-      <w:proofErr w:type="spellEnd"/>
-      <w:r>
-        <w:rPr>
-          <w:sz w:val="24"/>
-        </w:rPr>
-        <w:t xml:space="preserve"> określający obecną porę roku</w:t>
-      </w:r>
-      <w:r>
-        <w:rPr>
-          <w:sz w:val="24"/>
-        </w:rPr>
-        <w:t xml:space="preserve"> i </w:t>
-      </w:r>
-      <w:proofErr w:type="spellStart"/>
-      <w:r>
-        <w:rPr>
-          <w:sz w:val="24"/>
-        </w:rPr>
-        <w:t>full_date</w:t>
-      </w:r>
-      <w:proofErr w:type="spellEnd"/>
-      <w:r>
-        <w:rPr>
-          <w:sz w:val="24"/>
-        </w:rPr>
-        <w:t xml:space="preserve"> przechowujący samą dat</w:t>
+        <w:t xml:space="preserve"> i full_date przechowujący samą dat</w:t>
       </w:r>
       <w:r>
         <w:rPr>
@@ -22728,69 +20725,13 @@
         <w:rPr>
           <w:sz w:val="24"/>
         </w:rPr>
-        <w:t xml:space="preserve">Zmieniono atrybut wymiaru lokalizacji </w:t>
-      </w:r>
-      <w:proofErr w:type="spellStart"/>
+        <w:t>Zmieniono atrybut wymiaru lokalizacji is_station na bardziej deskryptywną wartość location_type, aby ułatwić interpretacje danych</w:t>
+      </w:r>
       <w:r>
         <w:rPr>
           <w:sz w:val="24"/>
         </w:rPr>
-        <w:t>is_station</w:t>
-      </w:r>
-      <w:proofErr w:type="spellEnd"/>
-      <w:r>
-        <w:rPr>
-          <w:sz w:val="24"/>
-        </w:rPr>
-        <w:t xml:space="preserve"> na bardziej deskryptywną wartość </w:t>
-      </w:r>
-      <w:proofErr w:type="spellStart"/>
-      <w:r>
-        <w:rPr>
-          <w:sz w:val="24"/>
-        </w:rPr>
-        <w:t>location_type</w:t>
-      </w:r>
-      <w:proofErr w:type="spellEnd"/>
-      <w:r>
-        <w:rPr>
-          <w:sz w:val="24"/>
-        </w:rPr>
-        <w:t>, aby ułatwić interpretacje danych</w:t>
-      </w:r>
-      <w:r>
-        <w:rPr>
-          <w:sz w:val="24"/>
-        </w:rPr>
-        <w:t xml:space="preserve"> oraz zmieniono nazwę atrybutu </w:t>
-      </w:r>
-      <w:proofErr w:type="spellStart"/>
-      <w:r>
-        <w:rPr>
-          <w:sz w:val="24"/>
-        </w:rPr>
-        <w:t>name</w:t>
-      </w:r>
-      <w:proofErr w:type="spellEnd"/>
-      <w:r>
-        <w:rPr>
-          <w:sz w:val="24"/>
-        </w:rPr>
-        <w:t xml:space="preserve"> na </w:t>
-      </w:r>
-      <w:proofErr w:type="spellStart"/>
-      <w:r>
-        <w:rPr>
-          <w:sz w:val="24"/>
-        </w:rPr>
-        <w:t>station_name</w:t>
-      </w:r>
-      <w:proofErr w:type="spellEnd"/>
-      <w:r>
-        <w:rPr>
-          <w:sz w:val="24"/>
-        </w:rPr>
-        <w:t xml:space="preserve"> aby lepiej oddać jej znaczenie. </w:t>
+        <w:t xml:space="preserve"> oraz zmieniono nazwę atrybutu name na station_name aby lepiej oddać jej znaczenie. </w:t>
       </w:r>
       <w:r>
         <w:rPr>
@@ -22873,21 +20814,7 @@
         <w:rPr>
           <w:sz w:val="24"/>
         </w:rPr>
-        <w:t xml:space="preserve">Stworzenie hurtowni danych i projektu Analysis Services </w:t>
-      </w:r>
-      <w:proofErr w:type="spellStart"/>
-      <w:r>
-        <w:rPr>
-          <w:sz w:val="24"/>
-        </w:rPr>
-        <w:t>Multidimensional</w:t>
-      </w:r>
-      <w:proofErr w:type="spellEnd"/>
-      <w:r>
-        <w:rPr>
-          <w:sz w:val="24"/>
-        </w:rPr>
-        <w:t xml:space="preserve"> Project nie sprawiło większego problemu. Natomiast problematyczne było zaprojektowanie wymiarów</w:t>
+        <w:t>Stworzenie hurtowni danych i projektu Analysis Services Multidimensional Project nie sprawiło większego problemu. Natomiast problematyczne było zaprojektowanie wymiarów</w:t>
       </w:r>
       <w:r>
         <w:rPr>
